--- a/2026/NIAP/Slides and notes/Lecture notes_Causal machine learning.docx
+++ b/2026/NIAP/Slides and notes/Lecture notes_Causal machine learning.docx
@@ -19,15 +19,6 @@
         </w:rPr>
         <w:t>Lecture notes:</w:t>
       </w:r>
-    </w:p>
-    <w:p>
-      <w:pPr>
-        <w:jc w:val="center"/>
-        <w:rPr>
-          <w:b/>
-          <w:bCs/>
-        </w:rPr>
-      </w:pPr>
       <w:r>
         <w:rPr>
           <w:b/>
@@ -63,7 +54,15 @@
         <w:jc w:val="center"/>
       </w:pPr>
       <w:r>
-        <w:t>Maxwell Mkondiwa, PhD</w:t>
+        <w:t xml:space="preserve">Maxwell </w:t>
+      </w:r>
+      <w:proofErr w:type="spellStart"/>
+      <w:r>
+        <w:t>Mkondiwa,</w:t>
+      </w:r>
+      <w:proofErr w:type="spellEnd"/>
+      <w:r>
+        <w:t xml:space="preserve"> PhD</w:t>
       </w:r>
     </w:p>
     <w:p>
@@ -71,7 +70,18 @@
         <w:jc w:val="center"/>
       </w:pPr>
       <w:r>
-        <w:t>International Maize and Wheat Improvement Center (CIMMYT)</w:t>
+        <w:t xml:space="preserve">International Maize and Wheat Improvement </w:t>
+      </w:r>
+      <w:proofErr w:type="spellStart"/>
+      <w:r>
+        <w:t>Center</w:t>
+      </w:r>
+      <w:proofErr w:type="spellEnd"/>
+      <w:r>
+        <w:t xml:space="preserve"> (CIMMYT)</w:t>
+      </w:r>
+      <w:r>
+        <w:t>, New Delhi</w:t>
       </w:r>
     </w:p>
     <w:p>
@@ -103,7 +113,13 @@
         <w:jc w:val="both"/>
       </w:pPr>
       <w:r>
-        <w:t>This course module provides a primer to causal inference using machine learning for agricultural policy makings. The causal machine learning (Causal ML) toolkit allows targeting of agricultural interventions to</w:t>
+        <w:t xml:space="preserve">This course module provides a primer to causal inference using machine learning for </w:t>
+      </w:r>
+      <w:r>
+        <w:t xml:space="preserve">targeted or personalized </w:t>
+      </w:r>
+      <w:r>
+        <w:t>agricultural policy making. The causal machine learning (Causal ML) toolkit allows targeting of agricultural interventions to</w:t>
       </w:r>
       <w:r>
         <w:t xml:space="preserve"> </w:t>
@@ -115,7 +131,13 @@
         <w:t xml:space="preserve"> and farmers. </w:t>
       </w:r>
       <w:r>
-        <w:t xml:space="preserve">This allows </w:t>
+        <w:t xml:space="preserve">This </w:t>
+      </w:r>
+      <w:r>
+        <w:t>is accomplished through</w:t>
+      </w:r>
+      <w:r>
+        <w:t xml:space="preserve"> </w:t>
       </w:r>
       <w:r>
         <w:t xml:space="preserve">heterogeneous effects analysis and </w:t>
@@ -133,13 +155,37 @@
         <w:t xml:space="preserve"> </w:t>
       </w:r>
       <w:r>
-        <w:t>policy targeting.</w:t>
-      </w:r>
-      <w:r>
-        <w:t xml:space="preserve"> I will focus more on </w:t>
-      </w:r>
-      <w:r>
-        <w:t xml:space="preserve">applications in the agricultural sector especially in developing countries. </w:t>
+        <w:t xml:space="preserve">policy </w:t>
+      </w:r>
+      <w:r>
+        <w:t>learning</w:t>
+      </w:r>
+      <w:r>
+        <w:t>.</w:t>
+      </w:r>
+      <w:r>
+        <w:t xml:space="preserve"> </w:t>
+      </w:r>
+      <w:r>
+        <w:t>We</w:t>
+      </w:r>
+      <w:r>
+        <w:t xml:space="preserve"> will focu</w:t>
+      </w:r>
+      <w:r>
+        <w:t>s</w:t>
+      </w:r>
+      <w:r>
+        <w:t xml:space="preserve"> on </w:t>
+      </w:r>
+      <w:r>
+        <w:t>applications in the agricultural sector especially in developing countries</w:t>
+      </w:r>
+      <w:r>
+        <w:t xml:space="preserve"> though the methods have had successful applications in personalized medicine and personalized marketing</w:t>
+      </w:r>
+      <w:r>
+        <w:t xml:space="preserve">. </w:t>
       </w:r>
     </w:p>
     <w:p>
@@ -164,24 +210,70 @@
         <w:rPr>
           <w:lang w:val="en-US"/>
         </w:rPr>
-        <w:t xml:space="preserve">The tradition of agricultural statistics and the design of experiments which was started by R.A. Fisher has helped in the development of better agricultural production practices. These were aimed at establishing the cause and effect of a specific agricultural practice. In recent years, due to the increased availability of data and the efficiency of computers, machine learning approaches have been advanced that assure better prediction. </w:t>
+        <w:t xml:space="preserve">The tradition of agricultural statistics and the design of experiments which was started by R.A. Fisher has helped in the development of better agricultural production practices. These were aimed at establishing the cause and effect of a specific agricultural practice. In recent years, due to the increased availability of data and the efficiency of computers, machine learning approaches have </w:t>
       </w:r>
       <w:r>
         <w:rPr>
           <w:lang w:val="en-US"/>
         </w:rPr>
-        <w:t>Breiman (2001) called</w:t>
+        <w:t>advanced</w:t>
       </w:r>
       <w:r>
         <w:rPr>
           <w:lang w:val="en-US"/>
         </w:rPr>
-        <w:t xml:space="preserve"> the causal inference tradition of R.A. Fisher and prediction approaches the “Two cultures” of statistical modeling. In recent years, a growing literature has proposed a third culture called causal machine learning which integrates the best of Breiman’s two cultures. Parallel to the causal machine learning paradigm is the knowledge guided machine learning (KGML) (e.g., Liu et al 2022) which integrates mechanistic models and machine learning models. </w:t>
+        <w:t xml:space="preserve"> </w:t>
       </w:r>
       <w:r>
         <w:rPr>
           <w:lang w:val="en-US"/>
         </w:rPr>
+        <w:t xml:space="preserve">in terms of </w:t>
+      </w:r>
+      <w:r>
+        <w:rPr>
+          <w:lang w:val="en-US"/>
+        </w:rPr>
+        <w:t xml:space="preserve">better prediction. </w:t>
+      </w:r>
+      <w:proofErr w:type="spellStart"/>
+      <w:r>
+        <w:rPr>
+          <w:lang w:val="en-US"/>
+        </w:rPr>
+        <w:t>Breiman</w:t>
+      </w:r>
+      <w:proofErr w:type="spellEnd"/>
+      <w:r>
+        <w:rPr>
+          <w:lang w:val="en-US"/>
+        </w:rPr>
+        <w:t xml:space="preserve"> (2001) called</w:t>
+      </w:r>
+      <w:r>
+        <w:rPr>
+          <w:lang w:val="en-US"/>
+        </w:rPr>
+        <w:t xml:space="preserve"> the causal inference tradition of R.A. Fisher and prediction approaches the “Two cultures” of statistical modeling. In recent years, a growing literature has proposed a third culture called causal machine learning which integrates the best of </w:t>
+      </w:r>
+      <w:proofErr w:type="spellStart"/>
+      <w:r>
+        <w:rPr>
+          <w:lang w:val="en-US"/>
+        </w:rPr>
+        <w:t>Breiman’s</w:t>
+      </w:r>
+      <w:proofErr w:type="spellEnd"/>
+      <w:r>
+        <w:rPr>
+          <w:lang w:val="en-US"/>
+        </w:rPr>
+        <w:t xml:space="preserve"> two cultures. Parallel to the causal machine learning paradigm is the knowledge guided machine learning (KGML) (e.g., Liu et al 2022) which integrates mechanistic models and machine learning models. </w:t>
+      </w:r>
+      <w:r>
+        <w:rPr>
+          <w:lang w:val="en-US"/>
+        </w:rPr>
         <w:t>For economists, you may consider the “knowledge”</w:t>
       </w:r>
       <w:r>
@@ -242,14 +334,22 @@
         <w:rPr>
           <w:lang w:val="en-US"/>
         </w:rPr>
-        <w:t>ecture) called “Facto</w:t>
-      </w:r>
+        <w:t>ecture) called “</w:t>
+      </w:r>
+      <w:proofErr w:type="spellStart"/>
       <w:r>
         <w:rPr>
           <w:lang w:val="en-US"/>
         </w:rPr>
+        <w:t>Facto</w:t>
+      </w:r>
+      <w:r>
+        <w:rPr>
+          <w:lang w:val="en-US"/>
+        </w:rPr>
         <w:t>logy</w:t>
       </w:r>
+      <w:proofErr w:type="spellEnd"/>
       <w:r>
         <w:rPr>
           <w:lang w:val="en-US"/>
@@ -316,14 +416,14 @@
         <w:rPr>
           <w:lang w:val="en-US"/>
         </w:rPr>
-        <w:t xml:space="preserve">These three cultures, however, just provide an assessment of the technological gains but do not provide decisions on what is best for that farmer or for society. Decision support tools and recommender systems are usually then used to guide farmers in taking the best choices. These can be simple like yield maximization, profit maximization, and risk minimization. Finally, there are tools that consider the complexity of the systems and the interrelatedness of farmer decisions, their environment, and trade mostly studied using system optimization models.  We argue that this framework (figure 2) can be implemented in one integrated workflow of causal AI or knowledge guided machine </w:t>
+        <w:t xml:space="preserve">These three cultures, however, just provide an assessment of the technological gains but do not provide decisions on what is best for that farmer or for society. Decision support tools and recommender systems are usually then used to guide farmers in taking the best choices. These can be simple like yield maximization, profit maximization, and risk minimization. Finally, there are tools that consider the complexity of the systems and the interrelatedness of farmer decisions, their environment, and trade mostly studied using system optimization models.  We argue that this framework (figure 2) can be </w:t>
       </w:r>
       <w:r>
         <w:rPr>
           <w:lang w:val="en-US"/>
         </w:rPr>
         <w:lastRenderedPageBreak/>
-        <w:t xml:space="preserve">learning (KGML) thereby propagating model uncertainty from causal inference, predictive, decision support and system optimization models. </w:t>
+        <w:t xml:space="preserve">implemented in one integrated workflow of causal AI or knowledge guided machine learning (KGML) thereby propagating model uncertainty from causal inference, predictive, decision support and system optimization models. </w:t>
       </w:r>
     </w:p>
     <w:p>
@@ -395,42 +495,38 @@
         <w:rPr>
           <w:lang w:val="en-US"/>
         </w:rPr>
-        <w:t xml:space="preserve">Figure </w:t>
+        <w:t>Figure 1: The five cultures in agricultural big data analytics</w:t>
       </w:r>
       <w:r>
         <w:rPr>
           <w:lang w:val="en-US"/>
         </w:rPr>
-        <w:t>1</w:t>
+        <w:t xml:space="preserve"> for policy making</w:t>
       </w:r>
       <w:r>
         <w:rPr>
           <w:lang w:val="en-US"/>
         </w:rPr>
-        <w:t>: The five cultures in agricultural big data analytics</w:t>
-      </w:r>
+        <w:t xml:space="preserve">. Source: </w:t>
+      </w:r>
+      <w:proofErr w:type="spellStart"/>
       <w:r>
         <w:rPr>
           <w:lang w:val="en-US"/>
         </w:rPr>
-        <w:t xml:space="preserve"> for policy making</w:t>
-      </w:r>
+        <w:t>Mkondiwa</w:t>
+      </w:r>
+      <w:proofErr w:type="spellEnd"/>
       <w:r>
         <w:rPr>
           <w:lang w:val="en-US"/>
         </w:rPr>
-        <w:t xml:space="preserve">. Source: </w:t>
+        <w:t xml:space="preserve"> et al (2023)</w:t>
       </w:r>
       <w:r>
         <w:rPr>
           <w:lang w:val="en-US"/>
         </w:rPr>
-        <w:t>Mkondiwa et al (2023)</w:t>
-      </w:r>
-      <w:r>
-        <w:rPr>
-          <w:lang w:val="en-US"/>
-        </w:rPr>
         <w:t xml:space="preserve">. </w:t>
       </w:r>
     </w:p>
@@ -439,10 +535,16 @@
         <w:pStyle w:val="Heading2"/>
       </w:pPr>
       <w:r>
+        <w:t xml:space="preserve">1.1. </w:t>
+      </w:r>
+      <w:r>
         <w:t>Learning objectives</w:t>
       </w:r>
     </w:p>
     <w:p>
+      <w:pPr>
+        <w:jc w:val="both"/>
+      </w:pPr>
       <w:r>
         <w:t xml:space="preserve">By the end of the lecture, </w:t>
       </w:r>
@@ -457,9 +559,16 @@
           <w:ilvl w:val="0"/>
           <w:numId w:val="1"/>
         </w:numPr>
+        <w:jc w:val="both"/>
       </w:pPr>
       <w:r>
         <w:t>To understand the advantages and disadvantages of using causal machine learning</w:t>
+      </w:r>
+      <w:r>
+        <w:t xml:space="preserve"> in policy impact assessments</w:t>
+      </w:r>
+      <w:r>
+        <w:t>.</w:t>
       </w:r>
     </w:p>
     <w:p>
@@ -469,9 +578,10 @@
           <w:ilvl w:val="0"/>
           <w:numId w:val="1"/>
         </w:numPr>
-      </w:pPr>
-      <w:r>
-        <w:t>To explore potential applications that learners can implement using various causal machine learning methods.</w:t>
+        <w:jc w:val="both"/>
+      </w:pPr>
+      <w:r>
+        <w:t>To learn how to design a policy study and code the building blocks of a causal machine learning application using readily available data.</w:t>
       </w:r>
     </w:p>
     <w:p>
@@ -481,15 +591,19 @@
           <w:ilvl w:val="0"/>
           <w:numId w:val="1"/>
         </w:numPr>
-      </w:pPr>
-      <w:r>
-        <w:t>To learn how to code the building blocks of a causal machine learning application using readily available data.</w:t>
+        <w:jc w:val="both"/>
+      </w:pPr>
+      <w:r>
+        <w:t>To explore potential applications that learners can implement using various causal machine learning methods.</w:t>
       </w:r>
     </w:p>
     <w:p>
       <w:pPr>
         <w:pStyle w:val="Heading2"/>
       </w:pPr>
+      <w:r>
+        <w:t xml:space="preserve">1.2. </w:t>
+      </w:r>
       <w:r>
         <w:t>Course contents</w:t>
       </w:r>
@@ -501,6 +615,7 @@
           <w:ilvl w:val="0"/>
           <w:numId w:val="2"/>
         </w:numPr>
+        <w:jc w:val="both"/>
       </w:pPr>
       <w:r>
         <w:t>Why machine learning and causal inference</w:t>
@@ -510,6 +625,9 @@
       </w:r>
       <w:r>
         <w:t>? Merits and demerits</w:t>
+      </w:r>
+      <w:r>
+        <w:t>.</w:t>
       </w:r>
     </w:p>
     <w:p>
@@ -519,9 +637,19 @@
           <w:ilvl w:val="0"/>
           <w:numId w:val="2"/>
         </w:numPr>
-      </w:pPr>
-      <w:r>
-        <w:t>Theoretical rules of thumbs for causal machine learning</w:t>
+        <w:jc w:val="both"/>
+      </w:pPr>
+      <w:r>
+        <w:t xml:space="preserve">Theoretical rules of thumbs for </w:t>
+      </w:r>
+      <w:r>
+        <w:t xml:space="preserve">applying </w:t>
+      </w:r>
+      <w:r>
+        <w:t>causal machine learning</w:t>
+      </w:r>
+      <w:r>
+        <w:t>.</w:t>
       </w:r>
     </w:p>
     <w:p>
@@ -531,9 +659,13 @@
           <w:ilvl w:val="0"/>
           <w:numId w:val="2"/>
         </w:numPr>
+        <w:jc w:val="both"/>
       </w:pPr>
       <w:r>
         <w:t>Applications of causal machine learning for agricultural policy analysis</w:t>
+      </w:r>
+      <w:r>
+        <w:t>.</w:t>
       </w:r>
     </w:p>
     <w:p>
@@ -543,9 +675,28 @@
           <w:ilvl w:val="0"/>
           <w:numId w:val="2"/>
         </w:numPr>
-      </w:pPr>
-      <w:r>
-        <w:t>Hands on training: Using causal machine learning in groups</w:t>
+        <w:jc w:val="both"/>
+      </w:pPr>
+      <w:r>
+        <w:lastRenderedPageBreak/>
+        <w:t>Hands on training: Using causal machine learning in</w:t>
+      </w:r>
+      <w:r>
+        <w:t xml:space="preserve"> preferred software:</w:t>
+      </w:r>
+      <w:r>
+        <w:t xml:space="preserve"> </w:t>
+      </w:r>
+      <w:r>
+        <w:t xml:space="preserve">R, python or </w:t>
+      </w:r>
+      <w:proofErr w:type="spellStart"/>
+      <w:r>
+        <w:t>stata</w:t>
+      </w:r>
+      <w:proofErr w:type="spellEnd"/>
+      <w:r>
+        <w:t>.</w:t>
       </w:r>
     </w:p>
     <w:p>
@@ -555,9 +706,9 @@
           <w:ilvl w:val="0"/>
           <w:numId w:val="2"/>
         </w:numPr>
-      </w:pPr>
-      <w:r>
-        <w:lastRenderedPageBreak/>
+        <w:jc w:val="both"/>
+      </w:pPr>
+      <w:r>
         <w:t>Group discussion on potential topics and data: Follow up</w:t>
       </w:r>
       <w:r>
@@ -565,6 +716,9 @@
       </w:r>
       <w:r>
         <w:t xml:space="preserve"> on working on those papers</w:t>
+      </w:r>
+      <w:r>
+        <w:t>.</w:t>
       </w:r>
     </w:p>
     <w:p>
@@ -574,6 +728,7 @@
           <w:ilvl w:val="0"/>
           <w:numId w:val="2"/>
         </w:numPr>
+        <w:jc w:val="both"/>
       </w:pPr>
       <w:r>
         <w:t xml:space="preserve">Hybrid applications of causal machine learning </w:t>
@@ -589,6 +744,9 @@
       <w:pPr>
         <w:pStyle w:val="Heading2"/>
       </w:pPr>
+      <w:r>
+        <w:t xml:space="preserve">1.3. </w:t>
+      </w:r>
       <w:r>
         <w:t>Course materials</w:t>
       </w:r>
@@ -624,229 +782,3887 @@
       </w:r>
     </w:p>
     <w:p>
-      <w:r>
-        <w:t>There are many causal machine learning methods. For every machine learning algorithm, there are corresponding causal inference variations.</w:t>
-      </w:r>
-    </w:p>
-    <w:p>
-      <w:r>
-        <w:t xml:space="preserve">For example, (causal) random forest, (double) LASSO, e.t.c. </w:t>
+      <w:pPr>
+        <w:jc w:val="both"/>
+      </w:pPr>
+      <w:r>
+        <w:t xml:space="preserve">There are many causal machine learning methods. For every machine learning algorithm, there </w:t>
+      </w:r>
+      <w:r>
+        <w:t xml:space="preserve">is a </w:t>
+      </w:r>
+      <w:r>
+        <w:t>corresponding causal inference variation.</w:t>
       </w:r>
       <w:r>
         <w:t xml:space="preserve"> </w:t>
       </w:r>
       <w:r>
-        <w:t xml:space="preserve">We will focus on causal random forest. </w:t>
-      </w:r>
-      <w:r>
-        <w:t xml:space="preserve">It is simple and commonly used among agricultural economists. </w:t>
-      </w:r>
-    </w:p>
-    <w:p>
-      <w:pPr>
+        <w:t>For example, (causal) random forest, (double) LASSO,</w:t>
+      </w:r>
+      <w:r>
+        <w:t xml:space="preserve"> causal neural nets, and many more</w:t>
+      </w:r>
+      <w:r>
+        <w:t xml:space="preserve">. </w:t>
+      </w:r>
+      <w:r>
+        <w:t xml:space="preserve">In the context of this course, we will focus on few </w:t>
+      </w:r>
+      <w:r>
+        <w:t>algorithms</w:t>
+      </w:r>
+      <w:r>
+        <w:t xml:space="preserve"> that have been deployed </w:t>
+      </w:r>
+      <w:r>
+        <w:t xml:space="preserve">for agricultural applications. </w:t>
+      </w:r>
+      <w:r>
+        <w:t>The main p</w:t>
+      </w:r>
+      <w:r>
+        <w:t>urpose</w:t>
+      </w:r>
+      <w:r>
+        <w:t xml:space="preserve"> of using causal machine learning methods</w:t>
+      </w:r>
+      <w:r>
+        <w:t xml:space="preserve"> in the applications we will focus on</w:t>
+      </w:r>
+      <w:r>
+        <w:t xml:space="preserve"> is t</w:t>
+      </w:r>
+      <w:r>
+        <w:t>o make individualized or personalized recommendations</w:t>
+      </w:r>
+      <w:r>
         <w:rPr>
           <w:b/>
           <w:bCs/>
         </w:rPr>
+        <w:t xml:space="preserve"> </w:t>
+      </w:r>
+      <w:r>
+        <w:t>from observational data in a data-driven manner.</w:t>
+      </w:r>
+      <w:r>
+        <w:t xml:space="preserve"> </w:t>
+      </w:r>
+    </w:p>
+    <w:p>
+      <w:pPr>
+        <w:pStyle w:val="FirstParagraph"/>
+        <w:jc w:val="both"/>
       </w:pPr>
       <w:r>
         <w:rPr>
           <w:b/>
           <w:bCs/>
-        </w:rPr>
-        <w:t xml:space="preserve">See slides for </w:t>
+          <w:i/>
+          <w:iCs/>
+        </w:rPr>
+        <w:t>The a</w:t>
       </w:r>
       <w:r>
         <w:rPr>
           <w:b/>
           <w:bCs/>
-        </w:rPr>
-        <w:t>derivations</w:t>
-      </w:r>
-    </w:p>
-    <w:p>
-      <w:pPr>
-        <w:pStyle w:val="Heading1"/>
-      </w:pPr>
-      <w:r>
-        <w:t xml:space="preserve">3. </w:t>
-      </w:r>
-      <w:r>
-        <w:t>Case studies of causal machine learning as applied to agricultural policy questions</w:t>
-      </w:r>
-    </w:p>
-    <w:p>
-      <w:pPr>
-        <w:pStyle w:val="Heading2"/>
-      </w:pPr>
-      <w:r>
-        <w:t xml:space="preserve">Impact assessments of resource conserving agricultural technologies </w:t>
-      </w:r>
-    </w:p>
-    <w:p>
-      <w:pPr>
-        <w:pStyle w:val="Heading3"/>
-      </w:pPr>
-      <w:r>
-        <w:t>Heterogenous impact of c</w:t>
-      </w:r>
-      <w:r>
-        <w:t>rop rotations</w:t>
-      </w:r>
-      <w:r>
-        <w:t xml:space="preserve"> on yields </w:t>
-      </w:r>
-    </w:p>
-    <w:p>
+          <w:i/>
+          <w:iCs/>
+        </w:rPr>
+        <w:t>dvantages</w:t>
+      </w:r>
       <w:r>
         <w:rPr>
           <w:b/>
           <w:bCs/>
-        </w:rPr>
-        <w:t>Examples:</w:t>
-      </w:r>
-      <w:r>
-        <w:t xml:space="preserve"> Kluger et al (</w:t>
-      </w:r>
-      <w:r>
-        <w:t xml:space="preserve">2022, </w:t>
-      </w:r>
-      <w:r>
-        <w:t>2026) for USA</w:t>
-      </w:r>
-      <w:r>
-        <w:t xml:space="preserve">, </w:t>
-      </w:r>
-      <w:r>
-        <w:t>France, Canada and China.</w:t>
-      </w:r>
-      <w:r>
-        <w:t xml:space="preserve"> </w:t>
-      </w:r>
-      <w:r>
-        <w:t>Takeshima and Kishore (2026)</w:t>
-      </w:r>
-      <w:r>
-        <w:t xml:space="preserve"> for India</w:t>
-      </w:r>
-    </w:p>
-    <w:p>
+          <w:i/>
+          <w:iCs/>
+        </w:rPr>
+        <w:t xml:space="preserve"> include:</w:t>
+      </w:r>
+    </w:p>
+    <w:p>
+      <w:pPr>
+        <w:pStyle w:val="Compact"/>
+        <w:numPr>
+          <w:ilvl w:val="0"/>
+          <w:numId w:val="5"/>
+        </w:numPr>
+        <w:jc w:val="both"/>
+      </w:pPr>
+      <w:r>
+        <w:t>Data-driven approach of recommending alternatives without making functional form assumptions. This is especially useful for agricultural inputs for which we do not have a clear functional form e.g., irrigation, sowing dates.</w:t>
+      </w:r>
+    </w:p>
+    <w:p>
+      <w:pPr>
+        <w:pStyle w:val="FirstParagraph"/>
+        <w:jc w:val="both"/>
+      </w:pPr>
       <w:r>
         <w:rPr>
           <w:b/>
           <w:bCs/>
-        </w:rPr>
-        <w:t>Purpose:</w:t>
-      </w:r>
-      <w:r>
-        <w:t xml:space="preserve"> Crop rotations are </w:t>
-      </w:r>
-      <w:r>
-        <w:t xml:space="preserve">proposed as potential yield increasing and risk reduction technologies. </w:t>
-      </w:r>
-      <w:r>
-        <w:t xml:space="preserve">Experimentally, agronomists randomize the rotations </w:t>
-      </w:r>
-      <w:r>
-        <w:t xml:space="preserve">and across several years assess the impacts. In real world settings, it is difficult to assess because </w:t>
-      </w:r>
-      <w:r>
-        <w:t>there are too many rotations (in some cases), each with many input use combinations and that farmers</w:t>
-      </w:r>
-      <w:r>
-        <w:t xml:space="preserve">’ choices of what to do in each of the crops in the sequence is not random. The two case studies address these challenges. </w:t>
-      </w:r>
-    </w:p>
-    <w:p>
-      <w:pPr>
+          <w:i/>
+          <w:iCs/>
+        </w:rPr>
+        <w:t>The d</w:t>
+      </w:r>
+      <w:r>
         <w:rPr>
           <w:b/>
           <w:bCs/>
-        </w:rPr>
-      </w:pPr>
+          <w:i/>
+          <w:iCs/>
+        </w:rPr>
+        <w:t>isadvantages</w:t>
+      </w:r>
       <w:r>
         <w:rPr>
           <w:b/>
           <w:bCs/>
-        </w:rPr>
-        <w:t>Data and variables</w:t>
-      </w:r>
+          <w:i/>
+          <w:iCs/>
+        </w:rPr>
+        <w:t xml:space="preserve"> include:</w:t>
+      </w:r>
+    </w:p>
+    <w:p>
+      <w:pPr>
+        <w:pStyle w:val="Compact"/>
+        <w:numPr>
+          <w:ilvl w:val="0"/>
+          <w:numId w:val="5"/>
+        </w:numPr>
+        <w:jc w:val="both"/>
+      </w:pPr>
+      <w:r>
+        <w:t>It requires enough sample sizes for each of the options being compared. This means that for new innovations which have not been extensively adopted, this approach would not be beneficial.</w:t>
+      </w:r>
+    </w:p>
+    <w:p>
+      <w:pPr>
+        <w:pStyle w:val="Compact"/>
+        <w:numPr>
+          <w:ilvl w:val="0"/>
+          <w:numId w:val="5"/>
+        </w:numPr>
+        <w:jc w:val="both"/>
+      </w:pPr>
+      <w:r>
+        <w:t>In some cases, it may still be difficult to provide a theoretical explanation of the heterogeneous effects</w:t>
+      </w:r>
+      <w:r>
+        <w:t xml:space="preserve"> as such while not as black box as traditional machine learning algorithms, it is still a “black box”.</w:t>
+      </w:r>
+    </w:p>
+    <w:p>
+      <w:pPr>
+        <w:jc w:val="both"/>
+      </w:pPr>
+      <w:r>
+        <w:t>We will focus on causal random forest</w:t>
+      </w:r>
+      <w:r>
+        <w:t xml:space="preserve"> (Athey et al 2019)</w:t>
+      </w:r>
+      <w:r>
+        <w:t xml:space="preserve"> and policy learning (Athey </w:t>
+      </w:r>
+      <w:r>
+        <w:t>and Wager</w:t>
+      </w:r>
+      <w:r>
+        <w:t xml:space="preserve"> 2021)</w:t>
+      </w:r>
+      <w:r>
+        <w:t xml:space="preserve">. </w:t>
+      </w:r>
+      <w:r>
+        <w:t xml:space="preserve">This </w:t>
+      </w:r>
+      <w:r>
+        <w:t>causal ML approach</w:t>
+      </w:r>
+      <w:r>
+        <w:t xml:space="preserve"> is simple and commonly used among agricultural economists.</w:t>
+      </w:r>
+      <w:r>
+        <w:t xml:space="preserve"> </w:t>
+      </w:r>
+      <w:r>
+        <w:t xml:space="preserve">See slides for </w:t>
+      </w:r>
+      <w:r>
+        <w:t>de</w:t>
+      </w:r>
+      <w:r>
+        <w:t>tails</w:t>
+      </w:r>
+      <w:r>
+        <w:t xml:space="preserve"> on the other methods</w:t>
+      </w:r>
+      <w:r>
+        <w:t>.</w:t>
+      </w:r>
+      <w:r>
+        <w:t xml:space="preserve"> Below </w:t>
+      </w:r>
+      <w:r>
+        <w:t>are</w:t>
+      </w:r>
+      <w:r>
+        <w:t xml:space="preserve"> the detailed explanation</w:t>
+      </w:r>
+      <w:r>
+        <w:t>s</w:t>
+      </w:r>
+      <w:r>
+        <w:t xml:space="preserve"> of the causal random forest approach and the </w:t>
+      </w:r>
+      <w:r>
+        <w:t xml:space="preserve">associated applications in agricultural policy making. </w:t>
+      </w:r>
+    </w:p>
+    <w:p>
+      <w:pPr>
+        <w:pStyle w:val="Heading1"/>
+      </w:pPr>
+      <w:r>
+        <w:lastRenderedPageBreak/>
+        <w:t>3</w:t>
+      </w:r>
+      <w:r>
+        <w:t xml:space="preserve">. Causal </w:t>
+      </w:r>
+      <w:r>
+        <w:t>r</w:t>
+      </w:r>
+      <w:r>
+        <w:t xml:space="preserve">andom </w:t>
+      </w:r>
+      <w:r>
+        <w:t>f</w:t>
+      </w:r>
+      <w:r>
+        <w:t xml:space="preserve">orest </w:t>
+      </w:r>
+      <w:r>
+        <w:t>w</w:t>
+      </w:r>
+      <w:r>
+        <w:t>orkflow</w:t>
+      </w:r>
+    </w:p>
+    <w:p>
+      <w:pPr>
+        <w:jc w:val="both"/>
+        <w:rPr>
+          <w:rFonts w:eastAsiaTheme="minorEastAsia"/>
+        </w:rPr>
+      </w:pPr>
+      <w:r>
+        <w:rPr>
+          <w:rFonts w:eastAsiaTheme="minorEastAsia"/>
+        </w:rPr>
+        <w:t xml:space="preserve">We use a four step analytical process (figure </w:t>
+      </w:r>
+      <w:r>
+        <w:rPr>
+          <w:rFonts w:eastAsiaTheme="minorEastAsia"/>
+        </w:rPr>
+        <w:t>2</w:t>
+      </w:r>
+      <w:r>
+        <w:rPr>
+          <w:rFonts w:eastAsiaTheme="minorEastAsia"/>
+        </w:rPr>
+        <w:t>) beginning with, (1) estimating a probability random forest model followed by a causal random forest model that uses the predicted probabilities from the first random forest as weights, (2) predicting individualized treatment effects, (3) estimating doubly robust scores, and (4) applying policy tree algorithm that include agronomic variables (e.g., irrigation applied, soil quality) and socio-economic variables (e.g., education)  to optimally recommend a policy that can be targeted to each farmer. This procedure follows the policy tree algorithm</w:t>
+      </w:r>
+      <w:r>
+        <w:rPr>
+          <w:rFonts w:eastAsiaTheme="minorEastAsia"/>
+        </w:rPr>
+        <w:t xml:space="preserve"> by</w:t>
+      </w:r>
+      <w:r>
+        <w:rPr>
+          <w:rFonts w:eastAsiaTheme="minorEastAsia"/>
+        </w:rPr>
+        <w:t xml:space="preserve"> Athey and Wager (2021). Following Athey and Wager (2021), a policy (</w:t>
+      </w:r>
+      <m:oMath>
+        <m:r>
+          <w:rPr>
+            <w:rFonts w:ascii="Cambria Math" w:eastAsiaTheme="minorEastAsia" w:hAnsi="Cambria Math"/>
+          </w:rPr>
+          <m:t>π</m:t>
+        </m:r>
+      </m:oMath>
+      <w:r>
+        <w:rPr>
+          <w:rFonts w:eastAsiaTheme="minorEastAsia"/>
+        </w:rPr>
+        <w:t xml:space="preserve">) is a rule or method by which we decide, who, </w:t>
+      </w:r>
+      <w:proofErr w:type="gramStart"/>
+      <w:r>
+        <w:rPr>
+          <w:rFonts w:eastAsiaTheme="minorEastAsia"/>
+        </w:rPr>
+        <w:t>on the basis of</w:t>
+      </w:r>
+      <w:proofErr w:type="gramEnd"/>
+      <w:r>
+        <w:rPr>
+          <w:rFonts w:eastAsiaTheme="minorEastAsia"/>
+        </w:rPr>
+        <w:t xml:space="preserve"> their characteristics will be targeted to receive intervention: </w:t>
+      </w:r>
+    </w:p>
+    <w:p>
+      <w:pPr>
+        <w:jc w:val="both"/>
+      </w:pPr>
+      <m:oMathPara>
+        <m:oMathParaPr>
+          <m:jc m:val="center"/>
+        </m:oMathParaPr>
+        <m:oMath>
+          <m:r>
+            <w:rPr>
+              <w:rFonts w:ascii="Cambria Math" w:eastAsiaTheme="minorEastAsia" w:hAnsi="Cambria Math"/>
+            </w:rPr>
+            <m:t>π:X→W                                                              (</m:t>
+          </m:r>
+          <m:r>
+            <w:rPr>
+              <w:rFonts w:ascii="Cambria Math" w:eastAsiaTheme="minorEastAsia" w:hAnsi="Cambria Math"/>
+              <w:i/>
+            </w:rPr>
+            <w:fldChar w:fldCharType="begin"/>
+          </m:r>
+          <m:r>
+            <m:rPr>
+              <m:sty m:val="p"/>
+            </m:rPr>
+            <w:rPr>
+              <w:rFonts w:ascii="Cambria Math" w:eastAsiaTheme="minorEastAsia" w:hAnsi="Cambria Math"/>
+            </w:rPr>
+            <m:t xml:space="preserve"> SEQ Equation \* ARABIC </m:t>
+          </m:r>
+          <m:r>
+            <w:rPr>
+              <w:rFonts w:ascii="Cambria Math" w:eastAsiaTheme="minorEastAsia" w:hAnsi="Cambria Math"/>
+              <w:i/>
+            </w:rPr>
+            <w:fldChar w:fldCharType="separate"/>
+          </m:r>
+          <m:r>
+            <m:rPr>
+              <m:sty m:val="p"/>
+            </m:rPr>
+            <w:rPr>
+              <w:rFonts w:ascii="Cambria Math" w:eastAsiaTheme="minorEastAsia" w:hAnsi="Cambria Math"/>
+              <w:noProof/>
+            </w:rPr>
+            <m:t>1</m:t>
+          </m:r>
+          <m:r>
+            <w:rPr>
+              <w:rFonts w:ascii="Cambria Math" w:eastAsiaTheme="minorEastAsia" w:hAnsi="Cambria Math"/>
+              <w:i/>
+            </w:rPr>
+            <w:fldChar w:fldCharType="end"/>
+          </m:r>
+          <m:r>
+            <w:rPr>
+              <w:rFonts w:ascii="Cambria Math" w:eastAsiaTheme="minorEastAsia" w:hAnsi="Cambria Math"/>
+            </w:rPr>
+            <m:t>)</m:t>
+          </m:r>
+        </m:oMath>
+      </m:oMathPara>
+    </w:p>
+    <w:p>
+      <w:pPr>
+        <w:jc w:val="both"/>
+        <w:rPr>
+          <w:rFonts w:eastAsiaTheme="minorEastAsia"/>
+        </w:rPr>
+      </w:pPr>
+      <w:r>
+        <w:t xml:space="preserve">Where </w:t>
+      </w:r>
+      <m:oMath>
+        <m:r>
+          <w:rPr>
+            <w:rFonts w:ascii="Cambria Math" w:hAnsi="Cambria Math"/>
+          </w:rPr>
+          <m:t>X</m:t>
+        </m:r>
+      </m:oMath>
+      <w:r>
+        <w:rPr>
+          <w:rFonts w:eastAsiaTheme="minorEastAsia"/>
+        </w:rPr>
+        <w:t xml:space="preserve"> are characteristics of the farmers including their demographics, farm characteristics and plot characteristics. </w:t>
+      </w:r>
+      <m:oMath>
+        <m:r>
+          <w:rPr>
+            <w:rFonts w:ascii="Cambria Math" w:eastAsiaTheme="minorEastAsia" w:hAnsi="Cambria Math"/>
+          </w:rPr>
+          <m:t>W</m:t>
+        </m:r>
+      </m:oMath>
+      <w:r>
+        <w:rPr>
+          <w:rFonts w:eastAsiaTheme="minorEastAsia"/>
+        </w:rPr>
+        <w:t xml:space="preserve"> indicates the interventions to be targeted. It can be a dichotomous decision (e.g., plant early or late) or a discrete decision (e.g., weekly planting schedules). In most agronomic evaluation, the value of the agronomic practice is represented in form of yield gains which can be defined as a conditional average treatment effect (CATE): </w:t>
+      </w:r>
+    </w:p>
+    <w:p>
+      <w:pPr>
+        <w:jc w:val="both"/>
+        <w:rPr>
+          <w:rFonts w:eastAsiaTheme="minorEastAsia"/>
+        </w:rPr>
+      </w:pPr>
+      <m:oMathPara>
+        <m:oMath>
+          <m:r>
+            <w:rPr>
+              <w:rFonts w:ascii="Cambria Math" w:eastAsiaTheme="minorEastAsia" w:hAnsi="Cambria Math"/>
+            </w:rPr>
+            <m:t>τ</m:t>
+          </m:r>
+          <m:d>
+            <m:dPr>
+              <m:ctrlPr>
+                <w:rPr>
+                  <w:rFonts w:ascii="Cambria Math" w:eastAsiaTheme="minorEastAsia" w:hAnsi="Cambria Math"/>
+                </w:rPr>
+              </m:ctrlPr>
+            </m:dPr>
+            <m:e>
+              <m:r>
+                <w:rPr>
+                  <w:rFonts w:ascii="Cambria Math" w:eastAsiaTheme="minorEastAsia" w:hAnsi="Cambria Math"/>
+                </w:rPr>
+                <m:t>X</m:t>
+              </m:r>
+            </m:e>
+          </m:d>
+          <m:r>
+            <m:rPr>
+              <m:sty m:val="p"/>
+            </m:rPr>
+            <w:rPr>
+              <w:rFonts w:ascii="Cambria Math" w:eastAsiaTheme="minorEastAsia" w:hAnsi="Cambria Math"/>
+            </w:rPr>
+            <m:t>=</m:t>
+          </m:r>
+          <m:r>
+            <w:rPr>
+              <w:rFonts w:ascii="Cambria Math" w:eastAsiaTheme="minorEastAsia" w:hAnsi="Cambria Math"/>
+            </w:rPr>
+            <m:t>E</m:t>
+          </m:r>
+          <m:d>
+            <m:dPr>
+              <m:begChr m:val="["/>
+              <m:endChr m:val="]"/>
+              <m:ctrlPr>
+                <w:rPr>
+                  <w:rFonts w:ascii="Cambria Math" w:eastAsiaTheme="minorEastAsia" w:hAnsi="Cambria Math"/>
+                </w:rPr>
+              </m:ctrlPr>
+            </m:dPr>
+            <m:e>
+              <m:sSub>
+                <m:sSubPr>
+                  <m:ctrlPr>
+                    <w:rPr>
+                      <w:rFonts w:ascii="Cambria Math" w:eastAsiaTheme="minorEastAsia" w:hAnsi="Cambria Math"/>
+                    </w:rPr>
+                  </m:ctrlPr>
+                </m:sSubPr>
+                <m:e>
+                  <m:r>
+                    <w:rPr>
+                      <w:rFonts w:ascii="Cambria Math" w:eastAsiaTheme="minorEastAsia" w:hAnsi="Cambria Math"/>
+                    </w:rPr>
+                    <m:t>Y</m:t>
+                  </m:r>
+                </m:e>
+                <m:sub>
+                  <m:r>
+                    <w:rPr>
+                      <w:rFonts w:ascii="Cambria Math" w:eastAsiaTheme="minorEastAsia" w:hAnsi="Cambria Math"/>
+                    </w:rPr>
+                    <m:t>i</m:t>
+                  </m:r>
+                </m:sub>
+              </m:sSub>
+              <m:d>
+                <m:dPr>
+                  <m:ctrlPr>
+                    <w:rPr>
+                      <w:rFonts w:ascii="Cambria Math" w:eastAsiaTheme="minorEastAsia" w:hAnsi="Cambria Math"/>
+                    </w:rPr>
+                  </m:ctrlPr>
+                </m:dPr>
+                <m:e>
+                  <m:r>
+                    <m:rPr>
+                      <m:sty m:val="p"/>
+                    </m:rPr>
+                    <w:rPr>
+                      <w:rFonts w:ascii="Cambria Math" w:eastAsiaTheme="minorEastAsia" w:hAnsi="Cambria Math"/>
+                    </w:rPr>
+                    <m:t>1</m:t>
+                  </m:r>
+                </m:e>
+              </m:d>
+              <m:r>
+                <m:rPr>
+                  <m:sty m:val="p"/>
+                </m:rPr>
+                <w:rPr>
+                  <w:rFonts w:ascii="Cambria Math" w:eastAsiaTheme="minorEastAsia" w:hAnsi="Cambria Math"/>
+                </w:rPr>
+                <m:t>-</m:t>
+              </m:r>
+              <m:sSub>
+                <m:sSubPr>
+                  <m:ctrlPr>
+                    <w:rPr>
+                      <w:rFonts w:ascii="Cambria Math" w:eastAsiaTheme="minorEastAsia" w:hAnsi="Cambria Math"/>
+                    </w:rPr>
+                  </m:ctrlPr>
+                </m:sSubPr>
+                <m:e>
+                  <m:r>
+                    <w:rPr>
+                      <w:rFonts w:ascii="Cambria Math" w:eastAsiaTheme="minorEastAsia" w:hAnsi="Cambria Math"/>
+                    </w:rPr>
+                    <m:t>Y</m:t>
+                  </m:r>
+                </m:e>
+                <m:sub>
+                  <m:r>
+                    <w:rPr>
+                      <w:rFonts w:ascii="Cambria Math" w:eastAsiaTheme="minorEastAsia" w:hAnsi="Cambria Math"/>
+                    </w:rPr>
+                    <m:t>i</m:t>
+                  </m:r>
+                </m:sub>
+              </m:sSub>
+              <m:d>
+                <m:dPr>
+                  <m:ctrlPr>
+                    <w:rPr>
+                      <w:rFonts w:ascii="Cambria Math" w:eastAsiaTheme="minorEastAsia" w:hAnsi="Cambria Math"/>
+                    </w:rPr>
+                  </m:ctrlPr>
+                </m:dPr>
+                <m:e>
+                  <m:r>
+                    <m:rPr>
+                      <m:sty m:val="p"/>
+                    </m:rPr>
+                    <w:rPr>
+                      <w:rFonts w:ascii="Cambria Math" w:eastAsiaTheme="minorEastAsia" w:hAnsi="Cambria Math"/>
+                    </w:rPr>
+                    <m:t>0</m:t>
+                  </m:r>
+                </m:e>
+              </m:d>
+            </m:e>
+            <m:e>
+              <m:sSub>
+                <m:sSubPr>
+                  <m:ctrlPr>
+                    <w:rPr>
+                      <w:rFonts w:ascii="Cambria Math" w:eastAsiaTheme="minorEastAsia" w:hAnsi="Cambria Math"/>
+                    </w:rPr>
+                  </m:ctrlPr>
+                </m:sSubPr>
+                <m:e>
+                  <m:r>
+                    <w:rPr>
+                      <w:rFonts w:ascii="Cambria Math" w:eastAsiaTheme="minorEastAsia" w:hAnsi="Cambria Math"/>
+                    </w:rPr>
+                    <m:t>X</m:t>
+                  </m:r>
+                </m:e>
+                <m:sub>
+                  <m:r>
+                    <w:rPr>
+                      <w:rFonts w:ascii="Cambria Math" w:eastAsiaTheme="minorEastAsia" w:hAnsi="Cambria Math"/>
+                    </w:rPr>
+                    <m:t>i</m:t>
+                  </m:r>
+                </m:sub>
+              </m:sSub>
+              <m:r>
+                <m:rPr>
+                  <m:sty m:val="p"/>
+                </m:rPr>
+                <w:rPr>
+                  <w:rFonts w:ascii="Cambria Math" w:eastAsiaTheme="minorEastAsia" w:hAnsi="Cambria Math"/>
+                </w:rPr>
+                <m:t>=</m:t>
+              </m:r>
+              <m:r>
+                <w:rPr>
+                  <w:rFonts w:ascii="Cambria Math" w:eastAsiaTheme="minorEastAsia" w:hAnsi="Cambria Math"/>
+                </w:rPr>
+                <m:t>x</m:t>
+              </m:r>
+            </m:e>
+          </m:d>
+          <m:r>
+            <m:rPr>
+              <m:sty m:val="p"/>
+            </m:rPr>
+            <w:rPr>
+              <w:rFonts w:ascii="Cambria Math" w:eastAsiaTheme="minorEastAsia" w:hAnsi="Cambria Math"/>
+            </w:rPr>
+            <m:t xml:space="preserve">                        (</m:t>
+          </m:r>
+          <m:r>
+            <m:rPr>
+              <m:sty m:val="p"/>
+            </m:rPr>
+            <w:rPr>
+              <w:rFonts w:ascii="Cambria Math" w:eastAsiaTheme="minorEastAsia" w:hAnsi="Cambria Math"/>
+            </w:rPr>
+            <w:fldChar w:fldCharType="begin"/>
+          </m:r>
+          <m:r>
+            <m:rPr>
+              <m:sty m:val="p"/>
+            </m:rPr>
+            <w:rPr>
+              <w:rFonts w:ascii="Cambria Math" w:eastAsiaTheme="minorEastAsia" w:hAnsi="Cambria Math"/>
+            </w:rPr>
+            <m:t xml:space="preserve"> SEQ Equation \* ARABIC </m:t>
+          </m:r>
+          <m:r>
+            <m:rPr>
+              <m:sty m:val="p"/>
+            </m:rPr>
+            <w:rPr>
+              <w:rFonts w:ascii="Cambria Math" w:eastAsiaTheme="minorEastAsia" w:hAnsi="Cambria Math"/>
+            </w:rPr>
+            <w:fldChar w:fldCharType="separate"/>
+          </m:r>
+          <m:r>
+            <m:rPr>
+              <m:sty m:val="p"/>
+            </m:rPr>
+            <w:rPr>
+              <w:rFonts w:ascii="Cambria Math" w:eastAsiaTheme="minorEastAsia" w:hAnsi="Cambria Math"/>
+              <w:noProof/>
+            </w:rPr>
+            <m:t>2</m:t>
+          </m:r>
+          <m:r>
+            <m:rPr>
+              <m:sty m:val="p"/>
+            </m:rPr>
+            <w:rPr>
+              <w:rFonts w:ascii="Cambria Math" w:eastAsiaTheme="minorEastAsia" w:hAnsi="Cambria Math"/>
+            </w:rPr>
+            <w:fldChar w:fldCharType="end"/>
+          </m:r>
+          <m:r>
+            <m:rPr>
+              <m:sty m:val="p"/>
+            </m:rPr>
+            <w:rPr>
+              <w:rFonts w:ascii="Cambria Math" w:eastAsiaTheme="minorEastAsia" w:hAnsi="Cambria Math"/>
+            </w:rPr>
+            <m:t xml:space="preserve">)     </m:t>
+          </m:r>
+        </m:oMath>
+      </m:oMathPara>
+    </w:p>
+    <w:p>
+      <w:pPr>
+        <w:jc w:val="both"/>
+        <w:rPr>
+          <w:rFonts w:eastAsiaTheme="minorEastAsia"/>
+        </w:rPr>
+      </w:pPr>
+      <w:r>
+        <w:rPr>
+          <w:rFonts w:eastAsiaTheme="minorEastAsia"/>
+        </w:rPr>
+        <w:t xml:space="preserve">Where </w:t>
+      </w:r>
+      <m:oMath>
+        <m:r>
+          <w:rPr>
+            <w:rFonts w:ascii="Cambria Math" w:eastAsiaTheme="minorEastAsia" w:hAnsi="Cambria Math"/>
+          </w:rPr>
+          <m:t>E(.)</m:t>
+        </m:r>
+      </m:oMath>
+      <w:r>
+        <w:rPr>
+          <w:rFonts w:eastAsiaTheme="minorEastAsia"/>
+        </w:rPr>
+        <w:t xml:space="preserve"> is expectation term. </w:t>
+      </w:r>
+      <m:oMath>
+        <m:r>
+          <w:rPr>
+            <w:rFonts w:ascii="Cambria Math" w:eastAsiaTheme="minorEastAsia" w:hAnsi="Cambria Math"/>
+          </w:rPr>
+          <m:t>Y(.)</m:t>
+        </m:r>
+      </m:oMath>
+      <w:r>
+        <w:rPr>
+          <w:rFonts w:eastAsiaTheme="minorEastAsia"/>
+        </w:rPr>
+        <w:t xml:space="preserve"> is the yield (it can also be revenue or profits) with </w:t>
+      </w:r>
+      <m:oMath>
+        <m:r>
+          <w:rPr>
+            <w:rFonts w:ascii="Cambria Math" w:eastAsiaTheme="minorEastAsia" w:hAnsi="Cambria Math"/>
+          </w:rPr>
+          <m:t>Y(1)</m:t>
+        </m:r>
+      </m:oMath>
+      <w:r>
+        <w:rPr>
+          <w:rFonts w:eastAsiaTheme="minorEastAsia"/>
+        </w:rPr>
+        <w:t xml:space="preserve"> being yield with agronomic practice while </w:t>
+      </w:r>
+      <m:oMath>
+        <m:r>
+          <w:rPr>
+            <w:rFonts w:ascii="Cambria Math" w:eastAsiaTheme="minorEastAsia" w:hAnsi="Cambria Math"/>
+          </w:rPr>
+          <m:t>Y(0)</m:t>
+        </m:r>
+      </m:oMath>
+      <w:r>
+        <w:rPr>
+          <w:rFonts w:eastAsiaTheme="minorEastAsia"/>
+        </w:rPr>
+        <w:t xml:space="preserve"> is the control.</w:t>
+      </w:r>
+    </w:p>
+    <w:p>
+      <w:pPr>
+        <w:jc w:val="both"/>
+        <w:rPr>
+          <w:rFonts w:eastAsiaTheme="minorEastAsia"/>
+        </w:rPr>
+      </w:pPr>
+      <w:r>
+        <w:rPr>
+          <w:rFonts w:eastAsiaTheme="minorEastAsia"/>
+        </w:rPr>
+        <w:t xml:space="preserve">The credibility of the estimation of the yield gains in the potential </w:t>
+      </w:r>
+      <w:proofErr w:type="gramStart"/>
+      <w:r>
+        <w:rPr>
+          <w:rFonts w:eastAsiaTheme="minorEastAsia"/>
+        </w:rPr>
+        <w:t>outcomes</w:t>
+      </w:r>
+      <w:proofErr w:type="gramEnd"/>
+      <w:r>
+        <w:rPr>
+          <w:rFonts w:eastAsiaTheme="minorEastAsia"/>
+        </w:rPr>
+        <w:t xml:space="preserve"> framework depends on several assumptions including </w:t>
+      </w:r>
+      <w:proofErr w:type="spellStart"/>
+      <w:r>
+        <w:rPr>
+          <w:rFonts w:eastAsiaTheme="minorEastAsia"/>
+        </w:rPr>
+        <w:t>unconfoundedness</w:t>
+      </w:r>
+      <w:proofErr w:type="spellEnd"/>
+      <w:r>
+        <w:rPr>
+          <w:rFonts w:eastAsiaTheme="minorEastAsia"/>
+        </w:rPr>
+        <w:t xml:space="preserve"> and overlap. The </w:t>
+      </w:r>
+      <w:proofErr w:type="spellStart"/>
+      <w:r>
+        <w:rPr>
+          <w:rFonts w:eastAsiaTheme="minorEastAsia"/>
+        </w:rPr>
+        <w:t>uncounfedness</w:t>
+      </w:r>
+      <w:proofErr w:type="spellEnd"/>
+      <w:r>
+        <w:rPr>
+          <w:rFonts w:eastAsiaTheme="minorEastAsia"/>
+        </w:rPr>
+        <w:t xml:space="preserve"> simply implies that treatment assignment (farmers using </w:t>
+      </w:r>
+      <w:proofErr w:type="gramStart"/>
+      <w:r>
+        <w:rPr>
+          <w:rFonts w:eastAsiaTheme="minorEastAsia"/>
+        </w:rPr>
+        <w:t>particular agronomic</w:t>
+      </w:r>
+      <w:proofErr w:type="gramEnd"/>
+      <w:r>
+        <w:rPr>
+          <w:rFonts w:eastAsiaTheme="minorEastAsia"/>
+        </w:rPr>
+        <w:t xml:space="preserve"> practices) is as good as random. The overlap assumption posits that there is probability of farmers that are not in the extremes thereby assuring counterfactual comparisons. </w:t>
+      </w:r>
+    </w:p>
+    <w:p>
+      <w:pPr>
+        <w:pStyle w:val="Heading2"/>
+        <w:jc w:val="both"/>
+        <w:rPr>
+          <w:rFonts w:eastAsiaTheme="minorEastAsia"/>
+        </w:rPr>
+      </w:pPr>
+      <w:r>
+        <w:rPr>
+          <w:rFonts w:eastAsiaTheme="minorEastAsia"/>
+        </w:rPr>
+        <w:t>3</w:t>
+      </w:r>
+      <w:r>
+        <w:rPr>
+          <w:rFonts w:eastAsiaTheme="minorEastAsia"/>
+        </w:rPr>
+        <w:t>.1. Causal random forest conditional average treatment effects (CATE)</w:t>
+      </w:r>
+    </w:p>
+    <w:p>
+      <w:pPr>
+        <w:jc w:val="both"/>
+      </w:pPr>
+      <w:r>
+        <w:t xml:space="preserve">We start from step 1 and 2 in the workflow (figure </w:t>
+      </w:r>
+      <w:r>
+        <w:t>2</w:t>
+      </w:r>
+      <w:r>
+        <w:t>) in which we estimate a yield crop response model using causal random forest model with augmented inverse weighted propensity score (AIWP).</w:t>
+      </w:r>
+    </w:p>
+    <w:p>
+      <w:pPr>
+        <w:jc w:val="both"/>
+        <w:rPr>
+          <w:rFonts w:eastAsiaTheme="minorEastAsia"/>
+        </w:rPr>
+      </w:pPr>
+      <w:r>
+        <w:rPr>
+          <w:rFonts w:eastAsiaTheme="minorEastAsia"/>
+        </w:rPr>
+        <w:t xml:space="preserve">Unlike random forest models, causal random forests use honest splitting in which splitting is done on training sample and uses independent sample to estimate leaf means.  Causal random forests also allow orthogonalization for observational (survey) data using Inverse-Probability Weights predicted from </w:t>
+      </w:r>
+      <w:r>
+        <w:rPr>
+          <w:rFonts w:eastAsiaTheme="minorEastAsia"/>
+        </w:rPr>
+        <w:t>a probabilistic random forest</w:t>
+      </w:r>
+      <w:r>
+        <w:rPr>
+          <w:rFonts w:eastAsiaTheme="minorEastAsia"/>
+        </w:rPr>
+        <w:t xml:space="preserve"> model. Augmented Inverse-Probability Weighted Conditional Average Treatment Effect (AIPW-CATE) is given by</w:t>
+      </w:r>
+    </w:p>
+    <w:p>
+      <w:pPr>
+        <w:jc w:val="both"/>
+        <w:rPr>
+          <w:rFonts w:eastAsiaTheme="minorEastAsia"/>
+        </w:rPr>
+      </w:pPr>
+      <m:oMathPara>
+        <m:oMathParaPr>
+          <m:jc m:val="centerGroup"/>
+        </m:oMathParaPr>
+        <m:oMath>
+          <m:sSub>
+            <m:sSubPr>
+              <m:ctrlPr>
+                <w:rPr>
+                  <w:rFonts w:ascii="Cambria Math" w:eastAsiaTheme="minorEastAsia" w:hAnsi="Cambria Math"/>
+                </w:rPr>
+              </m:ctrlPr>
+            </m:sSubPr>
+            <m:e>
+              <m:acc>
+                <m:accPr>
+                  <m:ctrlPr>
+                    <w:rPr>
+                      <w:rFonts w:ascii="Cambria Math" w:eastAsiaTheme="minorEastAsia" w:hAnsi="Cambria Math"/>
+                    </w:rPr>
+                  </m:ctrlPr>
+                </m:accPr>
+                <m:e>
+                  <m:r>
+                    <w:rPr>
+                      <w:rFonts w:ascii="Cambria Math" w:eastAsiaTheme="minorEastAsia" w:hAnsi="Cambria Math"/>
+                    </w:rPr>
+                    <m:t>Γ</m:t>
+                  </m:r>
+                </m:e>
+              </m:acc>
+            </m:e>
+            <m:sub>
+              <m:r>
+                <w:rPr>
+                  <w:rFonts w:ascii="Cambria Math" w:eastAsiaTheme="minorEastAsia" w:hAnsi="Cambria Math"/>
+                </w:rPr>
+                <m:t>i</m:t>
+              </m:r>
+            </m:sub>
+          </m:sSub>
+          <m:r>
+            <m:rPr>
+              <m:sty m:val="p"/>
+            </m:rPr>
+            <w:rPr>
+              <w:rFonts w:ascii="Cambria Math" w:eastAsiaTheme="minorEastAsia" w:hAnsi="Cambria Math"/>
+            </w:rPr>
+            <m:t>≔</m:t>
+          </m:r>
+          <m:acc>
+            <m:accPr>
+              <m:ctrlPr>
+                <w:rPr>
+                  <w:rFonts w:ascii="Cambria Math" w:eastAsiaTheme="minorEastAsia" w:hAnsi="Cambria Math"/>
+                </w:rPr>
+              </m:ctrlPr>
+            </m:accPr>
+            <m:e>
+              <m:r>
+                <w:rPr>
+                  <w:rFonts w:ascii="Cambria Math" w:eastAsiaTheme="minorEastAsia" w:hAnsi="Cambria Math"/>
+                </w:rPr>
+                <m:t>τ</m:t>
+              </m:r>
+            </m:e>
+          </m:acc>
+          <m:d>
+            <m:dPr>
+              <m:ctrlPr>
+                <w:rPr>
+                  <w:rFonts w:ascii="Cambria Math" w:eastAsiaTheme="minorEastAsia" w:hAnsi="Cambria Math"/>
+                </w:rPr>
+              </m:ctrlPr>
+            </m:dPr>
+            <m:e>
+              <m:sSub>
+                <m:sSubPr>
+                  <m:ctrlPr>
+                    <w:rPr>
+                      <w:rFonts w:ascii="Cambria Math" w:eastAsiaTheme="minorEastAsia" w:hAnsi="Cambria Math"/>
+                    </w:rPr>
+                  </m:ctrlPr>
+                </m:sSubPr>
+                <m:e>
+                  <m:r>
+                    <w:rPr>
+                      <w:rFonts w:ascii="Cambria Math" w:eastAsiaTheme="minorEastAsia" w:hAnsi="Cambria Math"/>
+                    </w:rPr>
+                    <m:t>X</m:t>
+                  </m:r>
+                </m:e>
+                <m:sub>
+                  <m:r>
+                    <w:rPr>
+                      <w:rFonts w:ascii="Cambria Math" w:eastAsiaTheme="minorEastAsia" w:hAnsi="Cambria Math"/>
+                    </w:rPr>
+                    <m:t>i</m:t>
+                  </m:r>
+                </m:sub>
+              </m:sSub>
+            </m:e>
+          </m:d>
+          <m:r>
+            <m:rPr>
+              <m:sty m:val="p"/>
+            </m:rPr>
+            <w:rPr>
+              <w:rFonts w:ascii="Cambria Math" w:eastAsiaTheme="minorEastAsia" w:hAnsi="Cambria Math"/>
+            </w:rPr>
+            <m:t>+</m:t>
+          </m:r>
+          <m:f>
+            <m:fPr>
+              <m:ctrlPr>
+                <w:rPr>
+                  <w:rFonts w:ascii="Cambria Math" w:eastAsiaTheme="minorEastAsia" w:hAnsi="Cambria Math"/>
+                </w:rPr>
+              </m:ctrlPr>
+            </m:fPr>
+            <m:num>
+              <m:sSub>
+                <m:sSubPr>
+                  <m:ctrlPr>
+                    <w:rPr>
+                      <w:rFonts w:ascii="Cambria Math" w:eastAsiaTheme="minorEastAsia" w:hAnsi="Cambria Math"/>
+                    </w:rPr>
+                  </m:ctrlPr>
+                </m:sSubPr>
+                <m:e>
+                  <m:r>
+                    <w:rPr>
+                      <w:rFonts w:ascii="Cambria Math" w:eastAsiaTheme="minorEastAsia" w:hAnsi="Cambria Math"/>
+                    </w:rPr>
+                    <m:t>W</m:t>
+                  </m:r>
+                </m:e>
+                <m:sub>
+                  <m:r>
+                    <w:rPr>
+                      <w:rFonts w:ascii="Cambria Math" w:eastAsiaTheme="minorEastAsia" w:hAnsi="Cambria Math"/>
+                    </w:rPr>
+                    <m:t>i</m:t>
+                  </m:r>
+                </m:sub>
+              </m:sSub>
+            </m:num>
+            <m:den>
+              <m:r>
+                <w:rPr>
+                  <w:rFonts w:ascii="Cambria Math" w:eastAsiaTheme="minorEastAsia" w:hAnsi="Cambria Math"/>
+                </w:rPr>
+                <m:t>e</m:t>
+              </m:r>
+              <m:d>
+                <m:dPr>
+                  <m:ctrlPr>
+                    <w:rPr>
+                      <w:rFonts w:ascii="Cambria Math" w:eastAsiaTheme="minorEastAsia" w:hAnsi="Cambria Math"/>
+                    </w:rPr>
+                  </m:ctrlPr>
+                </m:dPr>
+                <m:e>
+                  <m:sSub>
+                    <m:sSubPr>
+                      <m:ctrlPr>
+                        <w:rPr>
+                          <w:rFonts w:ascii="Cambria Math" w:eastAsiaTheme="minorEastAsia" w:hAnsi="Cambria Math"/>
+                        </w:rPr>
+                      </m:ctrlPr>
+                    </m:sSubPr>
+                    <m:e>
+                      <m:r>
+                        <w:rPr>
+                          <w:rFonts w:ascii="Cambria Math" w:eastAsiaTheme="minorEastAsia" w:hAnsi="Cambria Math"/>
+                        </w:rPr>
+                        <m:t>X</m:t>
+                      </m:r>
+                    </m:e>
+                    <m:sub>
+                      <m:r>
+                        <w:rPr>
+                          <w:rFonts w:ascii="Cambria Math" w:eastAsiaTheme="minorEastAsia" w:hAnsi="Cambria Math"/>
+                        </w:rPr>
+                        <m:t>i</m:t>
+                      </m:r>
+                    </m:sub>
+                  </m:sSub>
+                </m:e>
+              </m:d>
+            </m:den>
+          </m:f>
+          <m:d>
+            <m:dPr>
+              <m:ctrlPr>
+                <w:rPr>
+                  <w:rFonts w:ascii="Cambria Math" w:eastAsiaTheme="minorEastAsia" w:hAnsi="Cambria Math"/>
+                </w:rPr>
+              </m:ctrlPr>
+            </m:dPr>
+            <m:e>
+              <m:sSub>
+                <m:sSubPr>
+                  <m:ctrlPr>
+                    <w:rPr>
+                      <w:rFonts w:ascii="Cambria Math" w:eastAsiaTheme="minorEastAsia" w:hAnsi="Cambria Math"/>
+                    </w:rPr>
+                  </m:ctrlPr>
+                </m:sSubPr>
+                <m:e>
+                  <m:r>
+                    <w:rPr>
+                      <w:rFonts w:ascii="Cambria Math" w:eastAsiaTheme="minorEastAsia" w:hAnsi="Cambria Math"/>
+                    </w:rPr>
+                    <m:t>Y</m:t>
+                  </m:r>
+                </m:e>
+                <m:sub>
+                  <m:r>
+                    <w:rPr>
+                      <w:rFonts w:ascii="Cambria Math" w:eastAsiaTheme="minorEastAsia" w:hAnsi="Cambria Math"/>
+                    </w:rPr>
+                    <m:t>i</m:t>
+                  </m:r>
+                </m:sub>
+              </m:sSub>
+              <m:r>
+                <m:rPr>
+                  <m:sty m:val="p"/>
+                </m:rPr>
+                <w:rPr>
+                  <w:rFonts w:ascii="Cambria Math" w:eastAsiaTheme="minorEastAsia" w:hAnsi="Cambria Math"/>
+                </w:rPr>
+                <m:t>-</m:t>
+              </m:r>
+              <m:acc>
+                <m:accPr>
+                  <m:ctrlPr>
+                    <w:rPr>
+                      <w:rFonts w:ascii="Cambria Math" w:eastAsiaTheme="minorEastAsia" w:hAnsi="Cambria Math"/>
+                    </w:rPr>
+                  </m:ctrlPr>
+                </m:accPr>
+                <m:e>
+                  <m:r>
+                    <w:rPr>
+                      <w:rFonts w:ascii="Cambria Math" w:eastAsiaTheme="minorEastAsia" w:hAnsi="Cambria Math"/>
+                    </w:rPr>
+                    <m:t>μ</m:t>
+                  </m:r>
+                </m:e>
+              </m:acc>
+              <m:d>
+                <m:dPr>
+                  <m:ctrlPr>
+                    <w:rPr>
+                      <w:rFonts w:ascii="Cambria Math" w:eastAsiaTheme="minorEastAsia" w:hAnsi="Cambria Math"/>
+                    </w:rPr>
+                  </m:ctrlPr>
+                </m:dPr>
+                <m:e>
+                  <m:sSub>
+                    <m:sSubPr>
+                      <m:ctrlPr>
+                        <w:rPr>
+                          <w:rFonts w:ascii="Cambria Math" w:eastAsiaTheme="minorEastAsia" w:hAnsi="Cambria Math"/>
+                        </w:rPr>
+                      </m:ctrlPr>
+                    </m:sSubPr>
+                    <m:e>
+                      <m:r>
+                        <w:rPr>
+                          <w:rFonts w:ascii="Cambria Math" w:eastAsiaTheme="minorEastAsia" w:hAnsi="Cambria Math"/>
+                        </w:rPr>
+                        <m:t>X</m:t>
+                      </m:r>
+                    </m:e>
+                    <m:sub>
+                      <m:r>
+                        <w:rPr>
+                          <w:rFonts w:ascii="Cambria Math" w:eastAsiaTheme="minorEastAsia" w:hAnsi="Cambria Math"/>
+                        </w:rPr>
+                        <m:t>i</m:t>
+                      </m:r>
+                    </m:sub>
+                  </m:sSub>
+                  <m:r>
+                    <m:rPr>
+                      <m:sty m:val="p"/>
+                    </m:rPr>
+                    <w:rPr>
+                      <w:rFonts w:ascii="Cambria Math" w:eastAsiaTheme="minorEastAsia" w:hAnsi="Cambria Math"/>
+                    </w:rPr>
+                    <m:t>,1</m:t>
+                  </m:r>
+                </m:e>
+              </m:d>
+            </m:e>
+          </m:d>
+          <m:r>
+            <m:rPr>
+              <m:sty m:val="p"/>
+            </m:rPr>
+            <w:rPr>
+              <w:rFonts w:ascii="Cambria Math" w:eastAsiaTheme="minorEastAsia" w:hAnsi="Cambria Math"/>
+            </w:rPr>
+            <m:t>-</m:t>
+          </m:r>
+          <m:f>
+            <m:fPr>
+              <m:ctrlPr>
+                <w:rPr>
+                  <w:rFonts w:ascii="Cambria Math" w:eastAsiaTheme="minorEastAsia" w:hAnsi="Cambria Math"/>
+                </w:rPr>
+              </m:ctrlPr>
+            </m:fPr>
+            <m:num>
+              <m:r>
+                <m:rPr>
+                  <m:sty m:val="p"/>
+                </m:rPr>
+                <w:rPr>
+                  <w:rFonts w:ascii="Cambria Math" w:eastAsiaTheme="minorEastAsia" w:hAnsi="Cambria Math"/>
+                </w:rPr>
+                <m:t>1-</m:t>
+              </m:r>
+              <m:sSub>
+                <m:sSubPr>
+                  <m:ctrlPr>
+                    <w:rPr>
+                      <w:rFonts w:ascii="Cambria Math" w:eastAsiaTheme="minorEastAsia" w:hAnsi="Cambria Math"/>
+                    </w:rPr>
+                  </m:ctrlPr>
+                </m:sSubPr>
+                <m:e>
+                  <m:r>
+                    <w:rPr>
+                      <w:rFonts w:ascii="Cambria Math" w:eastAsiaTheme="minorEastAsia" w:hAnsi="Cambria Math"/>
+                    </w:rPr>
+                    <m:t>W</m:t>
+                  </m:r>
+                </m:e>
+                <m:sub>
+                  <m:r>
+                    <w:rPr>
+                      <w:rFonts w:ascii="Cambria Math" w:eastAsiaTheme="minorEastAsia" w:hAnsi="Cambria Math"/>
+                    </w:rPr>
+                    <m:t>i</m:t>
+                  </m:r>
+                </m:sub>
+              </m:sSub>
+            </m:num>
+            <m:den>
+              <m:r>
+                <m:rPr>
+                  <m:sty m:val="p"/>
+                </m:rPr>
+                <w:rPr>
+                  <w:rFonts w:ascii="Cambria Math" w:eastAsiaTheme="minorEastAsia" w:hAnsi="Cambria Math"/>
+                </w:rPr>
+                <m:t>1-</m:t>
+              </m:r>
+              <m:r>
+                <w:rPr>
+                  <w:rFonts w:ascii="Cambria Math" w:eastAsiaTheme="minorEastAsia" w:hAnsi="Cambria Math"/>
+                </w:rPr>
+                <m:t>e</m:t>
+              </m:r>
+              <m:d>
+                <m:dPr>
+                  <m:ctrlPr>
+                    <w:rPr>
+                      <w:rFonts w:ascii="Cambria Math" w:eastAsiaTheme="minorEastAsia" w:hAnsi="Cambria Math"/>
+                    </w:rPr>
+                  </m:ctrlPr>
+                </m:dPr>
+                <m:e>
+                  <m:sSub>
+                    <m:sSubPr>
+                      <m:ctrlPr>
+                        <w:rPr>
+                          <w:rFonts w:ascii="Cambria Math" w:eastAsiaTheme="minorEastAsia" w:hAnsi="Cambria Math"/>
+                        </w:rPr>
+                      </m:ctrlPr>
+                    </m:sSubPr>
+                    <m:e>
+                      <m:r>
+                        <w:rPr>
+                          <w:rFonts w:ascii="Cambria Math" w:eastAsiaTheme="minorEastAsia" w:hAnsi="Cambria Math"/>
+                        </w:rPr>
+                        <m:t>X</m:t>
+                      </m:r>
+                    </m:e>
+                    <m:sub>
+                      <m:r>
+                        <w:rPr>
+                          <w:rFonts w:ascii="Cambria Math" w:eastAsiaTheme="minorEastAsia" w:hAnsi="Cambria Math"/>
+                        </w:rPr>
+                        <m:t>i</m:t>
+                      </m:r>
+                    </m:sub>
+                  </m:sSub>
+                </m:e>
+              </m:d>
+            </m:den>
+          </m:f>
+          <m:d>
+            <m:dPr>
+              <m:ctrlPr>
+                <w:rPr>
+                  <w:rFonts w:ascii="Cambria Math" w:eastAsiaTheme="minorEastAsia" w:hAnsi="Cambria Math"/>
+                </w:rPr>
+              </m:ctrlPr>
+            </m:dPr>
+            <m:e>
+              <m:sSub>
+                <m:sSubPr>
+                  <m:ctrlPr>
+                    <w:rPr>
+                      <w:rFonts w:ascii="Cambria Math" w:eastAsiaTheme="minorEastAsia" w:hAnsi="Cambria Math"/>
+                    </w:rPr>
+                  </m:ctrlPr>
+                </m:sSubPr>
+                <m:e>
+                  <m:r>
+                    <w:rPr>
+                      <w:rFonts w:ascii="Cambria Math" w:eastAsiaTheme="minorEastAsia" w:hAnsi="Cambria Math"/>
+                    </w:rPr>
+                    <m:t>Y</m:t>
+                  </m:r>
+                </m:e>
+                <m:sub>
+                  <m:r>
+                    <w:rPr>
+                      <w:rFonts w:ascii="Cambria Math" w:eastAsiaTheme="minorEastAsia" w:hAnsi="Cambria Math"/>
+                    </w:rPr>
+                    <m:t>i</m:t>
+                  </m:r>
+                </m:sub>
+              </m:sSub>
+              <m:r>
+                <m:rPr>
+                  <m:sty m:val="p"/>
+                </m:rPr>
+                <w:rPr>
+                  <w:rFonts w:ascii="Cambria Math" w:eastAsiaTheme="minorEastAsia" w:hAnsi="Cambria Math"/>
+                </w:rPr>
+                <m:t>-</m:t>
+              </m:r>
+              <m:acc>
+                <m:accPr>
+                  <m:ctrlPr>
+                    <w:rPr>
+                      <w:rFonts w:ascii="Cambria Math" w:eastAsiaTheme="minorEastAsia" w:hAnsi="Cambria Math"/>
+                    </w:rPr>
+                  </m:ctrlPr>
+                </m:accPr>
+                <m:e>
+                  <m:r>
+                    <w:rPr>
+                      <w:rFonts w:ascii="Cambria Math" w:eastAsiaTheme="minorEastAsia" w:hAnsi="Cambria Math"/>
+                    </w:rPr>
+                    <m:t>μ</m:t>
+                  </m:r>
+                </m:e>
+              </m:acc>
+              <m:d>
+                <m:dPr>
+                  <m:ctrlPr>
+                    <w:rPr>
+                      <w:rFonts w:ascii="Cambria Math" w:eastAsiaTheme="minorEastAsia" w:hAnsi="Cambria Math"/>
+                    </w:rPr>
+                  </m:ctrlPr>
+                </m:dPr>
+                <m:e>
+                  <m:sSub>
+                    <m:sSubPr>
+                      <m:ctrlPr>
+                        <w:rPr>
+                          <w:rFonts w:ascii="Cambria Math" w:eastAsiaTheme="minorEastAsia" w:hAnsi="Cambria Math"/>
+                        </w:rPr>
+                      </m:ctrlPr>
+                    </m:sSubPr>
+                    <m:e>
+                      <m:r>
+                        <w:rPr>
+                          <w:rFonts w:ascii="Cambria Math" w:eastAsiaTheme="minorEastAsia" w:hAnsi="Cambria Math"/>
+                        </w:rPr>
+                        <m:t>X</m:t>
+                      </m:r>
+                    </m:e>
+                    <m:sub>
+                      <m:r>
+                        <w:rPr>
+                          <w:rFonts w:ascii="Cambria Math" w:eastAsiaTheme="minorEastAsia" w:hAnsi="Cambria Math"/>
+                        </w:rPr>
+                        <m:t>i</m:t>
+                      </m:r>
+                    </m:sub>
+                  </m:sSub>
+                  <m:r>
+                    <m:rPr>
+                      <m:sty m:val="p"/>
+                    </m:rPr>
+                    <w:rPr>
+                      <w:rFonts w:ascii="Cambria Math" w:eastAsiaTheme="minorEastAsia" w:hAnsi="Cambria Math"/>
+                    </w:rPr>
+                    <m:t>,0</m:t>
+                  </m:r>
+                </m:e>
+              </m:d>
+            </m:e>
+          </m:d>
+          <m:r>
+            <m:rPr>
+              <m:sty m:val="p"/>
+            </m:rPr>
+            <w:rPr>
+              <w:rFonts w:ascii="Cambria Math" w:eastAsiaTheme="minorEastAsia" w:hAnsi="Cambria Math"/>
+            </w:rPr>
+            <m:t xml:space="preserve">                     (</m:t>
+          </m:r>
+          <m:r>
+            <m:rPr>
+              <m:sty m:val="p"/>
+            </m:rPr>
+            <w:rPr>
+              <w:rFonts w:ascii="Cambria Math" w:eastAsiaTheme="minorEastAsia" w:hAnsi="Cambria Math"/>
+            </w:rPr>
+            <w:fldChar w:fldCharType="begin"/>
+          </m:r>
+          <m:r>
+            <m:rPr>
+              <m:sty m:val="p"/>
+            </m:rPr>
+            <w:rPr>
+              <w:rFonts w:ascii="Cambria Math" w:eastAsiaTheme="minorEastAsia" w:hAnsi="Cambria Math"/>
+            </w:rPr>
+            <m:t xml:space="preserve"> SEQ Equation \* ARABIC </m:t>
+          </m:r>
+          <m:r>
+            <m:rPr>
+              <m:sty m:val="p"/>
+            </m:rPr>
+            <w:rPr>
+              <w:rFonts w:ascii="Cambria Math" w:eastAsiaTheme="minorEastAsia" w:hAnsi="Cambria Math"/>
+            </w:rPr>
+            <w:fldChar w:fldCharType="separate"/>
+          </m:r>
+          <m:r>
+            <m:rPr>
+              <m:sty m:val="p"/>
+            </m:rPr>
+            <w:rPr>
+              <w:rFonts w:ascii="Cambria Math" w:eastAsiaTheme="minorEastAsia" w:hAnsi="Cambria Math"/>
+              <w:noProof/>
+            </w:rPr>
+            <m:t>3</m:t>
+          </m:r>
+          <m:r>
+            <m:rPr>
+              <m:sty m:val="p"/>
+            </m:rPr>
+            <w:rPr>
+              <w:rFonts w:ascii="Cambria Math" w:eastAsiaTheme="minorEastAsia" w:hAnsi="Cambria Math"/>
+            </w:rPr>
+            <w:fldChar w:fldCharType="end"/>
+          </m:r>
+          <m:r>
+            <m:rPr>
+              <m:sty m:val="p"/>
+            </m:rPr>
+            <w:rPr>
+              <w:rFonts w:ascii="Cambria Math" w:eastAsiaTheme="minorEastAsia" w:hAnsi="Cambria Math"/>
+            </w:rPr>
+            <m:t>)</m:t>
+          </m:r>
+        </m:oMath>
+      </m:oMathPara>
+    </w:p>
+    <w:p>
+      <w:pPr>
+        <w:jc w:val="both"/>
+        <w:rPr>
+          <w:rFonts w:eastAsiaTheme="minorEastAsia"/>
+        </w:rPr>
+      </w:pPr>
+      <w:r>
+        <w:rPr>
+          <w:rFonts w:eastAsiaTheme="minorEastAsia"/>
+        </w:rPr>
+        <w:t xml:space="preserve">Where </w:t>
+      </w:r>
+      <m:oMath>
+        <m:r>
+          <w:rPr>
+            <w:rFonts w:ascii="Cambria Math" w:eastAsiaTheme="minorEastAsia" w:hAnsi="Cambria Math"/>
+          </w:rPr>
+          <m:t>e</m:t>
+        </m:r>
+        <m:d>
+          <m:dPr>
+            <m:ctrlPr>
+              <w:rPr>
+                <w:rFonts w:ascii="Cambria Math" w:eastAsiaTheme="minorEastAsia" w:hAnsi="Cambria Math"/>
+              </w:rPr>
+            </m:ctrlPr>
+          </m:dPr>
+          <m:e>
+            <m:sSub>
+              <m:sSubPr>
+                <m:ctrlPr>
+                  <w:rPr>
+                    <w:rFonts w:ascii="Cambria Math" w:eastAsiaTheme="minorEastAsia" w:hAnsi="Cambria Math"/>
+                  </w:rPr>
+                </m:ctrlPr>
+              </m:sSubPr>
+              <m:e>
+                <m:r>
+                  <w:rPr>
+                    <w:rFonts w:ascii="Cambria Math" w:eastAsiaTheme="minorEastAsia" w:hAnsi="Cambria Math"/>
+                  </w:rPr>
+                  <m:t>X</m:t>
+                </m:r>
+              </m:e>
+              <m:sub>
+                <m:r>
+                  <w:rPr>
+                    <w:rFonts w:ascii="Cambria Math" w:eastAsiaTheme="minorEastAsia" w:hAnsi="Cambria Math"/>
+                  </w:rPr>
+                  <m:t>i</m:t>
+                </m:r>
+              </m:sub>
+            </m:sSub>
+          </m:e>
+        </m:d>
+      </m:oMath>
+      <w:r>
+        <w:rPr>
+          <w:rFonts w:eastAsiaTheme="minorEastAsia"/>
+        </w:rPr>
+        <w:t xml:space="preserve"> are treatment assignment probabilities. In all the specifications, we control for all confounders including variety type, date of sowing, fertilizer applied, soil quality variables (including soil nitrogen and pH), precipitation, temperature, farm size, latitude and longitude. We include latitude and longitude in</w:t>
+      </w:r>
+      <w:r>
+        <w:rPr>
+          <w:rFonts w:eastAsiaTheme="minorEastAsia"/>
+        </w:rPr>
+        <w:t xml:space="preserve"> some of</w:t>
+      </w:r>
+      <w:r>
+        <w:rPr>
+          <w:rFonts w:eastAsiaTheme="minorEastAsia"/>
+        </w:rPr>
+        <w:t xml:space="preserve"> the specifications following prior studies that suggested that this </w:t>
+      </w:r>
+      <w:proofErr w:type="gramStart"/>
+      <w:r>
+        <w:rPr>
+          <w:rFonts w:eastAsiaTheme="minorEastAsia"/>
+        </w:rPr>
+        <w:t>takes into account</w:t>
+      </w:r>
+      <w:proofErr w:type="gramEnd"/>
+      <w:r>
+        <w:rPr>
+          <w:rFonts w:eastAsiaTheme="minorEastAsia"/>
+        </w:rPr>
+        <w:t xml:space="preserve"> uncontrolled spatial factors (Dienes et al 2022). The estimation is implemented using the </w:t>
+      </w:r>
+      <w:proofErr w:type="spellStart"/>
+      <w:r>
+        <w:rPr>
+          <w:rFonts w:eastAsiaTheme="minorEastAsia"/>
+          <w:i/>
+          <w:iCs/>
+        </w:rPr>
+        <w:t>grf</w:t>
+      </w:r>
+      <w:proofErr w:type="spellEnd"/>
+      <w:r>
+        <w:rPr>
+          <w:rFonts w:eastAsiaTheme="minorEastAsia"/>
+        </w:rPr>
+        <w:t xml:space="preserve"> package (Athey et al 2019).</w:t>
+      </w:r>
+    </w:p>
+    <w:p>
+      <w:pPr>
+        <w:jc w:val="both"/>
+        <w:rPr>
+          <w:rFonts w:eastAsiaTheme="minorEastAsia"/>
+        </w:rPr>
+      </w:pPr>
+      <w:r>
+        <w:rPr>
+          <w:rFonts w:eastAsiaTheme="minorEastAsia"/>
+        </w:rPr>
+        <w:t>To evaluate if the specification of the causal random forest is correct for mean and heterogeneous predictions, we compute the calibration test</w:t>
+      </w:r>
+      <w:r>
+        <w:rPr>
+          <w:rFonts w:eastAsiaTheme="minorEastAsia"/>
+        </w:rPr>
+        <w:t xml:space="preserve">. </w:t>
+      </w:r>
+      <w:r>
+        <w:rPr>
+          <w:rFonts w:eastAsiaTheme="minorEastAsia"/>
+        </w:rPr>
+        <w:t>If for b</w:t>
+      </w:r>
+      <w:r>
+        <w:rPr>
+          <w:rFonts w:eastAsiaTheme="minorEastAsia"/>
+        </w:rPr>
+        <w:t>oth for mean and heterogeneous treatment, the calibration estimates are close to 1 and significant</w:t>
+      </w:r>
+      <w:r>
+        <w:rPr>
+          <w:rFonts w:eastAsiaTheme="minorEastAsia"/>
+        </w:rPr>
+        <w:t>, it</w:t>
+      </w:r>
+      <w:r>
+        <w:rPr>
+          <w:rFonts w:eastAsiaTheme="minorEastAsia"/>
+        </w:rPr>
+        <w:t xml:space="preserve"> gives us confidence in the causal random forest results. </w:t>
+      </w:r>
+    </w:p>
+    <w:p>
+      <w:pPr>
+        <w:pStyle w:val="Heading2"/>
+        <w:jc w:val="both"/>
+        <w:rPr>
+          <w:rFonts w:eastAsiaTheme="minorEastAsia"/>
+        </w:rPr>
+      </w:pPr>
+      <w:r>
+        <w:rPr>
+          <w:rFonts w:eastAsiaTheme="minorEastAsia"/>
+        </w:rPr>
+        <w:t>3</w:t>
+      </w:r>
+      <w:r>
+        <w:rPr>
+          <w:rFonts w:eastAsiaTheme="minorEastAsia"/>
+        </w:rPr>
+        <w:t xml:space="preserve">.2. Policy estimation and evaluation </w:t>
+      </w:r>
+    </w:p>
+    <w:p>
+      <w:pPr>
+        <w:jc w:val="both"/>
+        <w:rPr>
+          <w:rFonts w:eastAsiaTheme="minorEastAsia"/>
+        </w:rPr>
+      </w:pPr>
+      <w:r>
+        <w:rPr>
+          <w:rFonts w:eastAsiaTheme="minorEastAsia"/>
+        </w:rPr>
+        <w:t xml:space="preserve">After getting the CATEs, we focus on who should be assigned to which treatment. We conduct policy estimation and evaluation by using doubly robust scores in steps 3 and 4 in the workflow (figure </w:t>
+      </w:r>
+      <w:r>
+        <w:rPr>
+          <w:rFonts w:eastAsiaTheme="minorEastAsia"/>
+        </w:rPr>
+        <w:t>2</w:t>
+      </w:r>
+      <w:r>
+        <w:rPr>
+          <w:rFonts w:eastAsiaTheme="minorEastAsia"/>
+        </w:rPr>
+        <w:t xml:space="preserve">). If our goal is to get the highest yields or profits for the individual farmer, then we can define a utilitarian value of the policy </w:t>
+      </w:r>
+      <m:oMath>
+        <m:r>
+          <w:rPr>
+            <w:rFonts w:ascii="Cambria Math" w:eastAsiaTheme="minorEastAsia" w:hAnsi="Cambria Math"/>
+          </w:rPr>
+          <m:t>π</m:t>
+        </m:r>
+        <m:r>
+          <m:rPr>
+            <m:sty m:val="p"/>
+          </m:rPr>
+          <w:rPr>
+            <w:rFonts w:ascii="Cambria Math" w:eastAsiaTheme="minorEastAsia" w:hAnsi="Cambria Math"/>
+          </w:rPr>
+          <m:t>:</m:t>
+        </m:r>
+        <m:r>
+          <w:rPr>
+            <w:rFonts w:ascii="Cambria Math" w:eastAsiaTheme="minorEastAsia" w:hAnsi="Cambria Math"/>
+          </w:rPr>
+          <m:t>X</m:t>
+        </m:r>
+        <m:r>
+          <m:rPr>
+            <m:sty m:val="p"/>
+          </m:rPr>
+          <w:rPr>
+            <w:rFonts w:ascii="Cambria Math" w:eastAsiaTheme="minorEastAsia" w:hAnsi="Cambria Math"/>
+          </w:rPr>
+          <m:t>→</m:t>
+        </m:r>
+        <m:r>
+          <w:rPr>
+            <w:rFonts w:ascii="Cambria Math" w:eastAsiaTheme="minorEastAsia" w:hAnsi="Cambria Math"/>
+          </w:rPr>
+          <m:t>W</m:t>
+        </m:r>
+      </m:oMath>
+      <w:r>
+        <w:rPr>
+          <w:rFonts w:eastAsiaTheme="minorEastAsia"/>
+        </w:rPr>
+        <w:t xml:space="preserve"> as follows: </w:t>
+      </w:r>
+    </w:p>
+    <w:p>
+      <w:pPr>
+        <w:jc w:val="both"/>
+        <w:rPr>
+          <w:rFonts w:eastAsiaTheme="minorEastAsia"/>
+          <w:i/>
+          <w:iCs/>
+        </w:rPr>
+      </w:pPr>
+      <m:oMathPara>
+        <m:oMath>
+          <m:r>
+            <w:rPr>
+              <w:rFonts w:ascii="Cambria Math" w:eastAsiaTheme="minorEastAsia" w:hAnsi="Cambria Math"/>
+            </w:rPr>
+            <m:t>V</m:t>
+          </m:r>
+          <m:d>
+            <m:dPr>
+              <m:ctrlPr>
+                <w:rPr>
+                  <w:rFonts w:ascii="Cambria Math" w:eastAsiaTheme="minorEastAsia" w:hAnsi="Cambria Math"/>
+                  <w:i/>
+                  <w:iCs/>
+                </w:rPr>
+              </m:ctrlPr>
+            </m:dPr>
+            <m:e>
+              <m:r>
+                <w:rPr>
+                  <w:rFonts w:ascii="Cambria Math" w:eastAsiaTheme="minorEastAsia" w:hAnsi="Cambria Math"/>
+                </w:rPr>
+                <m:t>π</m:t>
+              </m:r>
+            </m:e>
+          </m:d>
+          <m:r>
+            <w:rPr>
+              <w:rFonts w:ascii="Cambria Math" w:eastAsiaTheme="minorEastAsia" w:hAnsi="Cambria Math"/>
+            </w:rPr>
+            <m:t>=E</m:t>
+          </m:r>
+          <m:d>
+            <m:dPr>
+              <m:begChr m:val="["/>
+              <m:endChr m:val="]"/>
+              <m:ctrlPr>
+                <w:rPr>
+                  <w:rFonts w:ascii="Cambria Math" w:eastAsiaTheme="minorEastAsia" w:hAnsi="Cambria Math"/>
+                  <w:i/>
+                  <w:iCs/>
+                </w:rPr>
+              </m:ctrlPr>
+            </m:dPr>
+            <m:e>
+              <m:sSub>
+                <m:sSubPr>
+                  <m:ctrlPr>
+                    <w:rPr>
+                      <w:rFonts w:ascii="Cambria Math" w:eastAsiaTheme="minorEastAsia" w:hAnsi="Cambria Math"/>
+                      <w:i/>
+                      <w:iCs/>
+                    </w:rPr>
+                  </m:ctrlPr>
+                </m:sSubPr>
+                <m:e>
+                  <m:r>
+                    <w:rPr>
+                      <w:rFonts w:ascii="Cambria Math" w:eastAsiaTheme="minorEastAsia" w:hAnsi="Cambria Math"/>
+                    </w:rPr>
+                    <m:t>Y</m:t>
+                  </m:r>
+                </m:e>
+                <m:sub>
+                  <m:r>
+                    <w:rPr>
+                      <w:rFonts w:ascii="Cambria Math" w:eastAsiaTheme="minorEastAsia" w:hAnsi="Cambria Math"/>
+                    </w:rPr>
+                    <m:t>i</m:t>
+                  </m:r>
+                </m:sub>
+              </m:sSub>
+              <m:d>
+                <m:dPr>
+                  <m:ctrlPr>
+                    <w:rPr>
+                      <w:rFonts w:ascii="Cambria Math" w:eastAsiaTheme="minorEastAsia" w:hAnsi="Cambria Math"/>
+                      <w:i/>
+                      <w:iCs/>
+                    </w:rPr>
+                  </m:ctrlPr>
+                </m:dPr>
+                <m:e>
+                  <m:r>
+                    <w:rPr>
+                      <w:rFonts w:ascii="Cambria Math" w:eastAsiaTheme="minorEastAsia" w:hAnsi="Cambria Math"/>
+                    </w:rPr>
+                    <m:t>π</m:t>
+                  </m:r>
+                  <m:d>
+                    <m:dPr>
+                      <m:ctrlPr>
+                        <w:rPr>
+                          <w:rFonts w:ascii="Cambria Math" w:eastAsiaTheme="minorEastAsia" w:hAnsi="Cambria Math"/>
+                          <w:i/>
+                          <w:iCs/>
+                        </w:rPr>
+                      </m:ctrlPr>
+                    </m:dPr>
+                    <m:e>
+                      <m:sSub>
+                        <m:sSubPr>
+                          <m:ctrlPr>
+                            <w:rPr>
+                              <w:rFonts w:ascii="Cambria Math" w:eastAsiaTheme="minorEastAsia" w:hAnsi="Cambria Math"/>
+                              <w:i/>
+                              <w:iCs/>
+                            </w:rPr>
+                          </m:ctrlPr>
+                        </m:sSubPr>
+                        <m:e>
+                          <m:r>
+                            <w:rPr>
+                              <w:rFonts w:ascii="Cambria Math" w:eastAsiaTheme="minorEastAsia" w:hAnsi="Cambria Math"/>
+                            </w:rPr>
+                            <m:t>X</m:t>
+                          </m:r>
+                        </m:e>
+                        <m:sub>
+                          <m:r>
+                            <w:rPr>
+                              <w:rFonts w:ascii="Cambria Math" w:eastAsiaTheme="minorEastAsia" w:hAnsi="Cambria Math"/>
+                            </w:rPr>
+                            <m:t>i</m:t>
+                          </m:r>
+                        </m:sub>
+                      </m:sSub>
+                    </m:e>
+                  </m:d>
+                </m:e>
+              </m:d>
+            </m:e>
+          </m:d>
+          <m:r>
+            <w:rPr>
+              <w:rFonts w:ascii="Cambria Math" w:eastAsiaTheme="minorEastAsia" w:hAnsi="Cambria Math"/>
+            </w:rPr>
+            <m:t xml:space="preserve">                                (</m:t>
+          </m:r>
+          <m:r>
+            <w:rPr>
+              <w:rFonts w:ascii="Cambria Math" w:eastAsiaTheme="minorEastAsia" w:hAnsi="Cambria Math"/>
+              <w:i/>
+              <w:iCs/>
+            </w:rPr>
+            <w:fldChar w:fldCharType="begin"/>
+          </m:r>
+          <m:r>
+            <m:rPr>
+              <m:sty m:val="p"/>
+            </m:rPr>
+            <w:rPr>
+              <w:rFonts w:ascii="Cambria Math" w:eastAsiaTheme="minorEastAsia" w:hAnsi="Cambria Math"/>
+            </w:rPr>
+            <m:t xml:space="preserve"> SEQ Equation \* ARABIC </m:t>
+          </m:r>
+          <m:r>
+            <w:rPr>
+              <w:rFonts w:ascii="Cambria Math" w:eastAsiaTheme="minorEastAsia" w:hAnsi="Cambria Math"/>
+              <w:i/>
+              <w:iCs/>
+            </w:rPr>
+            <w:fldChar w:fldCharType="separate"/>
+          </m:r>
+          <m:r>
+            <m:rPr>
+              <m:sty m:val="p"/>
+            </m:rPr>
+            <w:rPr>
+              <w:rFonts w:ascii="Cambria Math" w:eastAsiaTheme="minorEastAsia" w:hAnsi="Cambria Math"/>
+              <w:noProof/>
+            </w:rPr>
+            <m:t>4</m:t>
+          </m:r>
+          <m:r>
+            <w:rPr>
+              <w:rFonts w:ascii="Cambria Math" w:eastAsiaTheme="minorEastAsia" w:hAnsi="Cambria Math"/>
+              <w:i/>
+              <w:iCs/>
+            </w:rPr>
+            <w:fldChar w:fldCharType="end"/>
+          </m:r>
+          <m:r>
+            <w:rPr>
+              <w:rFonts w:ascii="Cambria Math" w:eastAsiaTheme="minorEastAsia" w:hAnsi="Cambria Math"/>
+            </w:rPr>
+            <m:t>)</m:t>
+          </m:r>
+        </m:oMath>
+      </m:oMathPara>
+    </w:p>
+    <w:p>
+      <w:pPr>
+        <w:jc w:val="both"/>
+        <w:rPr>
+          <w:rFonts w:eastAsiaTheme="minorEastAsia"/>
+        </w:rPr>
+      </w:pPr>
+      <m:oMathPara>
+        <m:oMath>
+          <m:r>
+            <w:rPr>
+              <w:rFonts w:ascii="Cambria Math" w:eastAsiaTheme="minorEastAsia" w:hAnsi="Cambria Math"/>
+            </w:rPr>
+            <m:t>V</m:t>
+          </m:r>
+          <m:d>
+            <m:dPr>
+              <m:ctrlPr>
+                <w:rPr>
+                  <w:rFonts w:ascii="Cambria Math" w:eastAsiaTheme="minorEastAsia" w:hAnsi="Cambria Math"/>
+                </w:rPr>
+              </m:ctrlPr>
+            </m:dPr>
+            <m:e>
+              <m:r>
+                <w:rPr>
+                  <w:rFonts w:ascii="Cambria Math" w:eastAsiaTheme="minorEastAsia" w:hAnsi="Cambria Math"/>
+                </w:rPr>
+                <m:t>π</m:t>
+              </m:r>
+            </m:e>
+          </m:d>
+          <m:r>
+            <m:rPr>
+              <m:sty m:val="p"/>
+            </m:rPr>
+            <w:rPr>
+              <w:rFonts w:ascii="Cambria Math" w:eastAsiaTheme="minorEastAsia" w:hAnsi="Cambria Math"/>
+            </w:rPr>
+            <m:t>=</m:t>
+          </m:r>
+          <m:r>
+            <w:rPr>
+              <w:rFonts w:ascii="Cambria Math" w:eastAsiaTheme="minorEastAsia" w:hAnsi="Cambria Math"/>
+            </w:rPr>
+            <m:t>E</m:t>
+          </m:r>
+          <m:r>
+            <m:rPr>
+              <m:sty m:val="p"/>
+            </m:rPr>
+            <w:rPr>
+              <w:rFonts w:ascii="Cambria Math" w:eastAsiaTheme="minorEastAsia" w:hAnsi="Cambria Math"/>
+            </w:rPr>
+            <m:t>[</m:t>
+          </m:r>
+          <m:sSub>
+            <m:sSubPr>
+              <m:ctrlPr>
+                <w:rPr>
+                  <w:rFonts w:ascii="Cambria Math" w:eastAsiaTheme="minorEastAsia" w:hAnsi="Cambria Math"/>
+                </w:rPr>
+              </m:ctrlPr>
+            </m:sSubPr>
+            <m:e>
+              <m:r>
+                <w:rPr>
+                  <w:rFonts w:ascii="Cambria Math" w:eastAsiaTheme="minorEastAsia" w:hAnsi="Cambria Math"/>
+                </w:rPr>
+                <m:t>Y</m:t>
+              </m:r>
+            </m:e>
+            <m:sub>
+              <m:r>
+                <w:rPr>
+                  <w:rFonts w:ascii="Cambria Math" w:eastAsiaTheme="minorEastAsia" w:hAnsi="Cambria Math"/>
+                </w:rPr>
+                <m:t>i</m:t>
+              </m:r>
+            </m:sub>
+          </m:sSub>
+          <m:d>
+            <m:dPr>
+              <m:ctrlPr>
+                <w:rPr>
+                  <w:rFonts w:ascii="Cambria Math" w:eastAsiaTheme="minorEastAsia" w:hAnsi="Cambria Math"/>
+                </w:rPr>
+              </m:ctrlPr>
+            </m:dPr>
+            <m:e>
+              <m:r>
+                <m:rPr>
+                  <m:sty m:val="p"/>
+                </m:rPr>
+                <w:rPr>
+                  <w:rFonts w:ascii="Cambria Math" w:eastAsiaTheme="minorEastAsia" w:hAnsi="Cambria Math"/>
+                </w:rPr>
+                <m:t>0</m:t>
+              </m:r>
+            </m:e>
+          </m:d>
+          <m:r>
+            <m:rPr>
+              <m:sty m:val="p"/>
+            </m:rPr>
+            <w:rPr>
+              <w:rFonts w:ascii="Cambria Math" w:eastAsiaTheme="minorEastAsia" w:hAnsi="Cambria Math"/>
+            </w:rPr>
+            <m:t>+</m:t>
+          </m:r>
+          <m:r>
+            <w:rPr>
+              <w:rFonts w:ascii="Cambria Math" w:eastAsiaTheme="minorEastAsia" w:hAnsi="Cambria Math"/>
+            </w:rPr>
+            <m:t>E</m:t>
+          </m:r>
+          <m:d>
+            <m:dPr>
+              <m:begChr m:val="["/>
+              <m:endChr m:val="]"/>
+              <m:ctrlPr>
+                <w:rPr>
+                  <w:rFonts w:ascii="Cambria Math" w:eastAsiaTheme="minorEastAsia" w:hAnsi="Cambria Math"/>
+                </w:rPr>
+              </m:ctrlPr>
+            </m:dPr>
+            <m:e>
+              <m:r>
+                <w:rPr>
+                  <w:rFonts w:ascii="Cambria Math" w:eastAsiaTheme="minorEastAsia" w:hAnsi="Cambria Math"/>
+                </w:rPr>
+                <m:t>τ</m:t>
+              </m:r>
+              <m:d>
+                <m:dPr>
+                  <m:ctrlPr>
+                    <w:rPr>
+                      <w:rFonts w:ascii="Cambria Math" w:eastAsiaTheme="minorEastAsia" w:hAnsi="Cambria Math"/>
+                    </w:rPr>
+                  </m:ctrlPr>
+                </m:dPr>
+                <m:e>
+                  <m:r>
+                    <w:rPr>
+                      <w:rFonts w:ascii="Cambria Math" w:eastAsiaTheme="minorEastAsia" w:hAnsi="Cambria Math"/>
+                    </w:rPr>
+                    <m:t>X</m:t>
+                  </m:r>
+                </m:e>
+              </m:d>
+              <m:r>
+                <w:rPr>
+                  <w:rFonts w:ascii="Cambria Math" w:eastAsiaTheme="minorEastAsia" w:hAnsi="Cambria Math"/>
+                </w:rPr>
+                <m:t>π</m:t>
+              </m:r>
+              <m:d>
+                <m:dPr>
+                  <m:ctrlPr>
+                    <w:rPr>
+                      <w:rFonts w:ascii="Cambria Math" w:eastAsiaTheme="minorEastAsia" w:hAnsi="Cambria Math"/>
+                    </w:rPr>
+                  </m:ctrlPr>
+                </m:dPr>
+                <m:e>
+                  <m:r>
+                    <w:rPr>
+                      <w:rFonts w:ascii="Cambria Math" w:eastAsiaTheme="minorEastAsia" w:hAnsi="Cambria Math"/>
+                    </w:rPr>
+                    <m:t>X</m:t>
+                  </m:r>
+                </m:e>
+              </m:d>
+            </m:e>
+          </m:d>
+          <m:r>
+            <m:rPr>
+              <m:sty m:val="p"/>
+            </m:rPr>
+            <w:rPr>
+              <w:rFonts w:ascii="Cambria Math" w:eastAsiaTheme="minorEastAsia" w:hAnsi="Cambria Math"/>
+            </w:rPr>
+            <m:t xml:space="preserve">            (</m:t>
+          </m:r>
+          <m:r>
+            <m:rPr>
+              <m:sty m:val="p"/>
+            </m:rPr>
+            <w:rPr>
+              <w:rFonts w:ascii="Cambria Math" w:eastAsiaTheme="minorEastAsia" w:hAnsi="Cambria Math"/>
+            </w:rPr>
+            <w:fldChar w:fldCharType="begin"/>
+          </m:r>
+          <m:r>
+            <m:rPr>
+              <m:sty m:val="p"/>
+            </m:rPr>
+            <w:rPr>
+              <w:rFonts w:ascii="Cambria Math" w:eastAsiaTheme="minorEastAsia" w:hAnsi="Cambria Math"/>
+            </w:rPr>
+            <m:t xml:space="preserve"> SEQ Equation \* ARABIC </m:t>
+          </m:r>
+          <m:r>
+            <m:rPr>
+              <m:sty m:val="p"/>
+            </m:rPr>
+            <w:rPr>
+              <w:rFonts w:ascii="Cambria Math" w:eastAsiaTheme="minorEastAsia" w:hAnsi="Cambria Math"/>
+            </w:rPr>
+            <w:fldChar w:fldCharType="separate"/>
+          </m:r>
+          <m:r>
+            <m:rPr>
+              <m:sty m:val="p"/>
+            </m:rPr>
+            <w:rPr>
+              <w:rFonts w:ascii="Cambria Math" w:eastAsiaTheme="minorEastAsia" w:hAnsi="Cambria Math"/>
+              <w:noProof/>
+            </w:rPr>
+            <m:t>5</m:t>
+          </m:r>
+          <m:r>
+            <m:rPr>
+              <m:sty m:val="p"/>
+            </m:rPr>
+            <w:rPr>
+              <w:rFonts w:ascii="Cambria Math" w:eastAsiaTheme="minorEastAsia" w:hAnsi="Cambria Math"/>
+            </w:rPr>
+            <w:fldChar w:fldCharType="end"/>
+          </m:r>
+          <m:r>
+            <m:rPr>
+              <m:sty m:val="p"/>
+            </m:rPr>
+            <w:rPr>
+              <w:rFonts w:ascii="Cambria Math" w:eastAsiaTheme="minorEastAsia" w:hAnsi="Cambria Math"/>
+            </w:rPr>
+            <m:t>)</m:t>
+          </m:r>
+        </m:oMath>
+      </m:oMathPara>
+    </w:p>
+    <w:p>
+      <w:pPr>
+        <w:jc w:val="both"/>
+        <w:rPr>
+          <w:rFonts w:eastAsiaTheme="minorEastAsia"/>
+        </w:rPr>
+      </w:pPr>
+      <w:r>
+        <w:rPr>
+          <w:rFonts w:eastAsiaTheme="minorEastAsia"/>
+        </w:rPr>
+        <w:t xml:space="preserve">The equation 5 demonstrates that the value is the sum of yield at control (baseline) and the yield gains (i.e., treatment effects) after following the policy. </w:t>
+      </w:r>
+      <w:r>
+        <w:rPr>
+          <w:rFonts w:eastAsiaTheme="minorEastAsia"/>
+        </w:rPr>
+        <w:t xml:space="preserve">The type of loss function to use when deciding who should get the treatment on the basis of this value can be through threshold target (e.g., if </w:t>
+      </w:r>
+      <m:oMath>
+        <m:r>
+          <w:rPr>
+            <w:rFonts w:ascii="Cambria Math" w:eastAsiaTheme="minorEastAsia" w:hAnsi="Cambria Math"/>
+          </w:rPr>
+          <m:t>τ</m:t>
+        </m:r>
+        <m:r>
+          <m:rPr>
+            <m:sty m:val="p"/>
+          </m:rPr>
+          <w:rPr>
+            <w:rFonts w:ascii="Cambria Math" w:eastAsiaTheme="minorEastAsia" w:hAnsi="Cambria Math"/>
+          </w:rPr>
+          <m:t>&gt;</m:t>
+        </m:r>
+        <m:r>
+          <w:rPr>
+            <w:rFonts w:ascii="Cambria Math" w:eastAsiaTheme="minorEastAsia" w:hAnsi="Cambria Math"/>
+          </w:rPr>
+          <m:t>c</m:t>
+        </m:r>
+      </m:oMath>
+      <w:r>
+        <w:rPr>
+          <w:rFonts w:eastAsiaTheme="minorEastAsia"/>
+        </w:rPr>
+        <w:t xml:space="preserve">, where </w:t>
+      </w:r>
+      <m:oMath>
+        <m:r>
+          <m:rPr>
+            <m:sty m:val="p"/>
+          </m:rPr>
+          <w:rPr>
+            <w:rFonts w:ascii="Cambria Math" w:eastAsiaTheme="minorEastAsia" w:hAnsi="Cambria Math"/>
+          </w:rPr>
+          <m:t xml:space="preserve"> </m:t>
+        </m:r>
+        <m:r>
+          <w:rPr>
+            <w:rFonts w:ascii="Cambria Math" w:eastAsiaTheme="minorEastAsia" w:hAnsi="Cambria Math"/>
+          </w:rPr>
+          <m:t>c</m:t>
+        </m:r>
+      </m:oMath>
+      <w:r>
+        <w:rPr>
+          <w:rFonts w:eastAsiaTheme="minorEastAsia"/>
+        </w:rPr>
+        <w:t xml:space="preserve"> is some threshold which can represent cost of delivery), inverse propensity score weighting loss function (Kitagawa and Tetenov 2018) or a doubly robust value estimator (Athey and Wager 2021). </w:t>
+      </w:r>
+    </w:p>
+    <w:p>
+      <w:pPr>
+        <w:jc w:val="both"/>
+        <w:rPr>
+          <w:rFonts w:eastAsiaTheme="minorEastAsia"/>
+        </w:rPr>
+      </w:pPr>
+      <w:r>
+        <w:rPr>
+          <w:rFonts w:eastAsiaTheme="minorEastAsia"/>
+        </w:rPr>
+        <w:t>In observational data settings, doubly robust value estimator (Athey and Wager (2021) has been documented to be effective for generating personalized recommendations. We present next the derivation of policy function based on this method. The goal is to choose a policy that maximizes the value function</w:t>
+      </w:r>
+      <w:r>
+        <w:rPr>
+          <w:rFonts w:eastAsiaTheme="minorEastAsia"/>
+        </w:rPr>
+        <w:t xml:space="preserve"> defined as: </w:t>
+      </w:r>
+    </w:p>
+    <w:p>
+      <w:pPr>
+        <w:jc w:val="both"/>
+        <w:rPr>
+          <w:rFonts w:eastAsiaTheme="minorEastAsia"/>
+        </w:rPr>
+      </w:pPr>
+      <m:oMathPara>
+        <m:oMath>
+          <m:acc>
+            <m:accPr>
+              <m:ctrlPr>
+                <w:rPr>
+                  <w:rFonts w:ascii="Cambria Math" w:eastAsiaTheme="minorEastAsia" w:hAnsi="Cambria Math"/>
+                </w:rPr>
+              </m:ctrlPr>
+            </m:accPr>
+            <m:e>
+              <m:r>
+                <w:rPr>
+                  <w:rFonts w:ascii="Cambria Math" w:eastAsiaTheme="minorEastAsia" w:hAnsi="Cambria Math"/>
+                </w:rPr>
+                <m:t>π</m:t>
+              </m:r>
+            </m:e>
+          </m:acc>
+          <m:r>
+            <m:rPr>
+              <m:sty m:val="p"/>
+            </m:rPr>
+            <w:rPr>
+              <w:rFonts w:ascii="Cambria Math" w:eastAsiaTheme="minorEastAsia" w:hAnsi="Cambria Math"/>
+            </w:rPr>
+            <m:t>=</m:t>
+          </m:r>
+          <m:r>
+            <w:rPr>
+              <w:rFonts w:ascii="Cambria Math" w:eastAsiaTheme="minorEastAsia" w:hAnsi="Cambria Math"/>
+            </w:rPr>
+            <m:t>argmax</m:t>
+          </m:r>
+          <m:r>
+            <m:rPr>
+              <m:sty m:val="p"/>
+            </m:rPr>
+            <w:rPr>
+              <w:rFonts w:ascii="Cambria Math" w:eastAsiaTheme="minorEastAsia" w:hAnsi="Cambria Math"/>
+            </w:rPr>
+            <m:t xml:space="preserve"> </m:t>
+          </m:r>
+          <m:d>
+            <m:dPr>
+              <m:begChr m:val="{"/>
+              <m:endChr m:val="}"/>
+              <m:ctrlPr>
+                <w:rPr>
+                  <w:rFonts w:ascii="Cambria Math" w:eastAsiaTheme="minorEastAsia" w:hAnsi="Cambria Math"/>
+                </w:rPr>
+              </m:ctrlPr>
+            </m:dPr>
+            <m:e>
+              <m:acc>
+                <m:accPr>
+                  <m:ctrlPr>
+                    <w:rPr>
+                      <w:rFonts w:ascii="Cambria Math" w:eastAsiaTheme="minorEastAsia" w:hAnsi="Cambria Math"/>
+                    </w:rPr>
+                  </m:ctrlPr>
+                </m:accPr>
+                <m:e>
+                  <m:r>
+                    <w:rPr>
+                      <w:rFonts w:ascii="Cambria Math" w:eastAsiaTheme="minorEastAsia" w:hAnsi="Cambria Math"/>
+                    </w:rPr>
+                    <m:t>V</m:t>
+                  </m:r>
+                </m:e>
+              </m:acc>
+              <m:d>
+                <m:dPr>
+                  <m:ctrlPr>
+                    <w:rPr>
+                      <w:rFonts w:ascii="Cambria Math" w:eastAsiaTheme="minorEastAsia" w:hAnsi="Cambria Math"/>
+                    </w:rPr>
+                  </m:ctrlPr>
+                </m:dPr>
+                <m:e>
+                  <m:r>
+                    <w:rPr>
+                      <w:rFonts w:ascii="Cambria Math" w:eastAsiaTheme="minorEastAsia" w:hAnsi="Cambria Math"/>
+                    </w:rPr>
+                    <m:t>π</m:t>
+                  </m:r>
+                </m:e>
+              </m:d>
+              <m:r>
+                <m:rPr>
+                  <m:sty m:val="p"/>
+                </m:rPr>
+                <w:rPr>
+                  <w:rFonts w:ascii="Cambria Math" w:eastAsiaTheme="minorEastAsia" w:hAnsi="Cambria Math"/>
+                </w:rPr>
+                <m:t>:</m:t>
+              </m:r>
+              <m:r>
+                <w:rPr>
+                  <w:rFonts w:ascii="Cambria Math" w:eastAsiaTheme="minorEastAsia" w:hAnsi="Cambria Math"/>
+                </w:rPr>
+                <m:t>π</m:t>
+              </m:r>
+              <m:r>
+                <m:rPr>
+                  <m:sty m:val="p"/>
+                </m:rPr>
+                <w:rPr>
+                  <w:rFonts w:ascii="Cambria Math" w:eastAsiaTheme="minorEastAsia" w:hAnsi="Cambria Math"/>
+                </w:rPr>
+                <m:t>∈</m:t>
+              </m:r>
+              <m:r>
+                <w:rPr>
+                  <w:rFonts w:ascii="Cambria Math" w:eastAsiaTheme="minorEastAsia" w:hAnsi="Cambria Math"/>
+                </w:rPr>
+                <m:t>Π</m:t>
+              </m:r>
+            </m:e>
+          </m:d>
+          <m:r>
+            <m:rPr>
+              <m:sty m:val="p"/>
+            </m:rPr>
+            <w:rPr>
+              <w:rFonts w:ascii="Cambria Math" w:eastAsiaTheme="minorEastAsia" w:hAnsi="Cambria Math"/>
+            </w:rPr>
+            <m:t xml:space="preserve">                              (</m:t>
+          </m:r>
+          <m:r>
+            <m:rPr>
+              <m:sty m:val="p"/>
+            </m:rPr>
+            <w:rPr>
+              <w:rFonts w:ascii="Cambria Math" w:eastAsiaTheme="minorEastAsia" w:hAnsi="Cambria Math"/>
+            </w:rPr>
+            <w:fldChar w:fldCharType="begin"/>
+          </m:r>
+          <m:r>
+            <m:rPr>
+              <m:sty m:val="p"/>
+            </m:rPr>
+            <w:rPr>
+              <w:rFonts w:ascii="Cambria Math" w:eastAsiaTheme="minorEastAsia" w:hAnsi="Cambria Math"/>
+            </w:rPr>
+            <m:t xml:space="preserve"> SEQ Equation \* ARABIC </m:t>
+          </m:r>
+          <m:r>
+            <m:rPr>
+              <m:sty m:val="p"/>
+            </m:rPr>
+            <w:rPr>
+              <w:rFonts w:ascii="Cambria Math" w:eastAsiaTheme="minorEastAsia" w:hAnsi="Cambria Math"/>
+            </w:rPr>
+            <w:fldChar w:fldCharType="separate"/>
+          </m:r>
+          <m:r>
+            <m:rPr>
+              <m:sty m:val="p"/>
+            </m:rPr>
+            <w:rPr>
+              <w:rFonts w:ascii="Cambria Math" w:eastAsiaTheme="minorEastAsia" w:hAnsi="Cambria Math"/>
+              <w:noProof/>
+            </w:rPr>
+            <m:t>6</m:t>
+          </m:r>
+          <m:r>
+            <m:rPr>
+              <m:sty m:val="p"/>
+            </m:rPr>
+            <w:rPr>
+              <w:rFonts w:ascii="Cambria Math" w:eastAsiaTheme="minorEastAsia" w:hAnsi="Cambria Math"/>
+            </w:rPr>
+            <w:fldChar w:fldCharType="end"/>
+          </m:r>
+          <m:r>
+            <m:rPr>
+              <m:sty m:val="p"/>
+            </m:rPr>
+            <w:rPr>
+              <w:rFonts w:ascii="Cambria Math" w:eastAsiaTheme="minorEastAsia" w:hAnsi="Cambria Math"/>
+            </w:rPr>
+            <m:t>)</m:t>
+          </m:r>
+        </m:oMath>
+      </m:oMathPara>
+    </w:p>
+    <w:p>
+      <w:pPr>
+        <w:jc w:val="both"/>
+        <w:rPr>
+          <w:rFonts w:eastAsiaTheme="minorEastAsia"/>
+        </w:rPr>
+      </w:pPr>
+      <w:r>
+        <w:rPr>
+          <w:rFonts w:eastAsiaTheme="minorEastAsia"/>
+        </w:rPr>
+        <w:t>where the utilitarian value is defined as:</w:t>
+      </w:r>
+    </w:p>
+    <w:p>
+      <w:pPr>
+        <w:jc w:val="both"/>
+        <w:rPr>
+          <w:rFonts w:eastAsiaTheme="minorEastAsia"/>
+        </w:rPr>
+      </w:pPr>
+      <m:oMathPara>
+        <m:oMath>
+          <m:acc>
+            <m:accPr>
+              <m:ctrlPr>
+                <w:rPr>
+                  <w:rFonts w:ascii="Cambria Math" w:eastAsiaTheme="minorEastAsia" w:hAnsi="Cambria Math"/>
+                </w:rPr>
+              </m:ctrlPr>
+            </m:accPr>
+            <m:e>
+              <m:r>
+                <w:rPr>
+                  <w:rFonts w:ascii="Cambria Math" w:eastAsiaTheme="minorEastAsia" w:hAnsi="Cambria Math"/>
+                </w:rPr>
+                <m:t>V</m:t>
+              </m:r>
+            </m:e>
+          </m:acc>
+          <m:d>
+            <m:dPr>
+              <m:ctrlPr>
+                <w:rPr>
+                  <w:rFonts w:ascii="Cambria Math" w:eastAsiaTheme="minorEastAsia" w:hAnsi="Cambria Math"/>
+                </w:rPr>
+              </m:ctrlPr>
+            </m:dPr>
+            <m:e>
+              <m:r>
+                <w:rPr>
+                  <w:rFonts w:ascii="Cambria Math" w:eastAsiaTheme="minorEastAsia" w:hAnsi="Cambria Math"/>
+                </w:rPr>
+                <m:t>π</m:t>
+              </m:r>
+            </m:e>
+          </m:d>
+          <m:r>
+            <m:rPr>
+              <m:sty m:val="p"/>
+            </m:rPr>
+            <w:rPr>
+              <w:rFonts w:ascii="Cambria Math" w:eastAsiaTheme="minorEastAsia" w:hAnsi="Cambria Math"/>
+            </w:rPr>
+            <m:t>=</m:t>
+          </m:r>
+          <m:f>
+            <m:fPr>
+              <m:ctrlPr>
+                <w:rPr>
+                  <w:rFonts w:ascii="Cambria Math" w:eastAsiaTheme="minorEastAsia" w:hAnsi="Cambria Math"/>
+                </w:rPr>
+              </m:ctrlPr>
+            </m:fPr>
+            <m:num>
+              <m:r>
+                <m:rPr>
+                  <m:sty m:val="p"/>
+                </m:rPr>
+                <w:rPr>
+                  <w:rFonts w:ascii="Cambria Math" w:eastAsiaTheme="minorEastAsia" w:hAnsi="Cambria Math"/>
+                </w:rPr>
+                <m:t>1</m:t>
+              </m:r>
+            </m:num>
+            <m:den>
+              <m:r>
+                <w:rPr>
+                  <w:rFonts w:ascii="Cambria Math" w:eastAsiaTheme="minorEastAsia" w:hAnsi="Cambria Math"/>
+                </w:rPr>
+                <m:t>n</m:t>
+              </m:r>
+            </m:den>
+          </m:f>
+          <m:nary>
+            <m:naryPr>
+              <m:chr m:val="∑"/>
+              <m:ctrlPr>
+                <w:rPr>
+                  <w:rFonts w:ascii="Cambria Math" w:eastAsiaTheme="minorEastAsia" w:hAnsi="Cambria Math"/>
+                </w:rPr>
+              </m:ctrlPr>
+            </m:naryPr>
+            <m:sub>
+              <m:r>
+                <w:rPr>
+                  <w:rFonts w:ascii="Cambria Math" w:eastAsiaTheme="minorEastAsia" w:hAnsi="Cambria Math"/>
+                </w:rPr>
+                <m:t>i</m:t>
+              </m:r>
+              <m:r>
+                <m:rPr>
+                  <m:sty m:val="p"/>
+                </m:rPr>
+                <w:rPr>
+                  <w:rFonts w:ascii="Cambria Math" w:eastAsiaTheme="minorEastAsia" w:hAnsi="Cambria Math"/>
+                </w:rPr>
+                <m:t>=1</m:t>
+              </m:r>
+            </m:sub>
+            <m:sup>
+              <m:r>
+                <w:rPr>
+                  <w:rFonts w:ascii="Cambria Math" w:eastAsiaTheme="minorEastAsia" w:hAnsi="Cambria Math"/>
+                </w:rPr>
+                <m:t>n</m:t>
+              </m:r>
+            </m:sup>
+            <m:e>
+              <m:d>
+                <m:dPr>
+                  <m:ctrlPr>
+                    <w:rPr>
+                      <w:rFonts w:ascii="Cambria Math" w:eastAsiaTheme="minorEastAsia" w:hAnsi="Cambria Math"/>
+                    </w:rPr>
+                  </m:ctrlPr>
+                </m:dPr>
+                <m:e>
+                  <m:r>
+                    <m:rPr>
+                      <m:sty m:val="p"/>
+                    </m:rPr>
+                    <w:rPr>
+                      <w:rFonts w:ascii="Cambria Math" w:eastAsiaTheme="minorEastAsia" w:hAnsi="Cambria Math"/>
+                    </w:rPr>
+                    <m:t>2</m:t>
+                  </m:r>
+                  <m:r>
+                    <w:rPr>
+                      <w:rFonts w:ascii="Cambria Math" w:eastAsiaTheme="minorEastAsia" w:hAnsi="Cambria Math"/>
+                    </w:rPr>
+                    <m:t>π</m:t>
+                  </m:r>
+                  <m:d>
+                    <m:dPr>
+                      <m:ctrlPr>
+                        <w:rPr>
+                          <w:rFonts w:ascii="Cambria Math" w:eastAsiaTheme="minorEastAsia" w:hAnsi="Cambria Math"/>
+                        </w:rPr>
+                      </m:ctrlPr>
+                    </m:dPr>
+                    <m:e>
+                      <m:sSub>
+                        <m:sSubPr>
+                          <m:ctrlPr>
+                            <w:rPr>
+                              <w:rFonts w:ascii="Cambria Math" w:eastAsiaTheme="minorEastAsia" w:hAnsi="Cambria Math"/>
+                            </w:rPr>
+                          </m:ctrlPr>
+                        </m:sSubPr>
+                        <m:e>
+                          <m:r>
+                            <w:rPr>
+                              <w:rFonts w:ascii="Cambria Math" w:eastAsiaTheme="minorEastAsia" w:hAnsi="Cambria Math"/>
+                            </w:rPr>
+                            <m:t>x</m:t>
+                          </m:r>
+                        </m:e>
+                        <m:sub>
+                          <m:r>
+                            <w:rPr>
+                              <w:rFonts w:ascii="Cambria Math" w:eastAsiaTheme="minorEastAsia" w:hAnsi="Cambria Math"/>
+                            </w:rPr>
+                            <m:t>i</m:t>
+                          </m:r>
+                        </m:sub>
+                      </m:sSub>
+                    </m:e>
+                  </m:d>
+                  <m:r>
+                    <m:rPr>
+                      <m:sty m:val="p"/>
+                    </m:rPr>
+                    <w:rPr>
+                      <w:rFonts w:ascii="Cambria Math" w:eastAsiaTheme="minorEastAsia" w:hAnsi="Cambria Math"/>
+                    </w:rPr>
+                    <m:t>-1</m:t>
+                  </m:r>
+                </m:e>
+              </m:d>
+            </m:e>
+          </m:nary>
+          <m:sSub>
+            <m:sSubPr>
+              <m:ctrlPr>
+                <w:rPr>
+                  <w:rFonts w:ascii="Cambria Math" w:eastAsiaTheme="minorEastAsia" w:hAnsi="Cambria Math"/>
+                </w:rPr>
+              </m:ctrlPr>
+            </m:sSubPr>
+            <m:e>
+              <m:acc>
+                <m:accPr>
+                  <m:ctrlPr>
+                    <w:rPr>
+                      <w:rFonts w:ascii="Cambria Math" w:eastAsiaTheme="minorEastAsia" w:hAnsi="Cambria Math"/>
+                    </w:rPr>
+                  </m:ctrlPr>
+                </m:accPr>
+                <m:e>
+                  <m:r>
+                    <w:rPr>
+                      <w:rFonts w:ascii="Cambria Math" w:eastAsiaTheme="minorEastAsia" w:hAnsi="Cambria Math"/>
+                    </w:rPr>
+                    <m:t>Γ</m:t>
+                  </m:r>
+                </m:e>
+              </m:acc>
+            </m:e>
+            <m:sub>
+              <m:r>
+                <w:rPr>
+                  <w:rFonts w:ascii="Cambria Math" w:eastAsiaTheme="minorEastAsia" w:hAnsi="Cambria Math"/>
+                </w:rPr>
+                <m:t>i</m:t>
+              </m:r>
+            </m:sub>
+          </m:sSub>
+          <m:r>
+            <m:rPr>
+              <m:sty m:val="p"/>
+            </m:rPr>
+            <w:rPr>
+              <w:rFonts w:ascii="Cambria Math" w:eastAsiaTheme="minorEastAsia" w:hAnsi="Cambria Math"/>
+            </w:rPr>
+            <m:t xml:space="preserve">                           (</m:t>
+          </m:r>
+          <m:r>
+            <m:rPr>
+              <m:sty m:val="p"/>
+            </m:rPr>
+            <w:rPr>
+              <w:rFonts w:ascii="Cambria Math" w:eastAsiaTheme="minorEastAsia" w:hAnsi="Cambria Math"/>
+            </w:rPr>
+            <w:fldChar w:fldCharType="begin"/>
+          </m:r>
+          <m:r>
+            <m:rPr>
+              <m:sty m:val="p"/>
+            </m:rPr>
+            <w:rPr>
+              <w:rFonts w:ascii="Cambria Math" w:eastAsiaTheme="minorEastAsia" w:hAnsi="Cambria Math"/>
+            </w:rPr>
+            <m:t xml:space="preserve"> SEQ Equation \* ARABIC </m:t>
+          </m:r>
+          <m:r>
+            <m:rPr>
+              <m:sty m:val="p"/>
+            </m:rPr>
+            <w:rPr>
+              <w:rFonts w:ascii="Cambria Math" w:eastAsiaTheme="minorEastAsia" w:hAnsi="Cambria Math"/>
+            </w:rPr>
+            <w:fldChar w:fldCharType="separate"/>
+          </m:r>
+          <m:r>
+            <m:rPr>
+              <m:sty m:val="p"/>
+            </m:rPr>
+            <w:rPr>
+              <w:rFonts w:ascii="Cambria Math" w:eastAsiaTheme="minorEastAsia" w:hAnsi="Cambria Math"/>
+              <w:noProof/>
+            </w:rPr>
+            <m:t>7</m:t>
+          </m:r>
+          <m:r>
+            <m:rPr>
+              <m:sty m:val="p"/>
+            </m:rPr>
+            <w:rPr>
+              <w:rFonts w:ascii="Cambria Math" w:eastAsiaTheme="minorEastAsia" w:hAnsi="Cambria Math"/>
+            </w:rPr>
+            <w:fldChar w:fldCharType="end"/>
+          </m:r>
+          <m:r>
+            <m:rPr>
+              <m:sty m:val="p"/>
+            </m:rPr>
+            <w:rPr>
+              <w:rFonts w:ascii="Cambria Math" w:eastAsiaTheme="minorEastAsia" w:hAnsi="Cambria Math"/>
+            </w:rPr>
+            <m:t>)</m:t>
+          </m:r>
+        </m:oMath>
+      </m:oMathPara>
+    </w:p>
+    <w:p>
+      <w:pPr>
+        <w:jc w:val="both"/>
+        <w:rPr>
+          <w:rFonts w:eastAsiaTheme="minorEastAsia"/>
+        </w:rPr>
+      </w:pPr>
+      <w:r>
+        <w:rPr>
+          <w:rFonts w:eastAsiaTheme="minorEastAsia"/>
+        </w:rPr>
+        <w:t>And the treatment effects are evaluated using a doubly robust estimator as follows:</w:t>
+      </w:r>
+    </w:p>
+    <w:p>
+      <w:pPr>
+        <w:jc w:val="both"/>
+        <w:rPr>
+          <w:rFonts w:eastAsiaTheme="minorEastAsia"/>
+        </w:rPr>
+      </w:pPr>
+      <m:oMathPara>
+        <m:oMath>
+          <m:sSub>
+            <m:sSubPr>
+              <m:ctrlPr>
+                <w:rPr>
+                  <w:rFonts w:ascii="Cambria Math" w:eastAsiaTheme="minorEastAsia" w:hAnsi="Cambria Math"/>
+                </w:rPr>
+              </m:ctrlPr>
+            </m:sSubPr>
+            <m:e>
+              <m:acc>
+                <m:accPr>
+                  <m:ctrlPr>
+                    <w:rPr>
+                      <w:rFonts w:ascii="Cambria Math" w:eastAsiaTheme="minorEastAsia" w:hAnsi="Cambria Math"/>
+                    </w:rPr>
+                  </m:ctrlPr>
+                </m:accPr>
+                <m:e>
+                  <m:r>
+                    <w:rPr>
+                      <w:rFonts w:ascii="Cambria Math" w:eastAsiaTheme="minorEastAsia" w:hAnsi="Cambria Math"/>
+                    </w:rPr>
+                    <m:t>Γ</m:t>
+                  </m:r>
+                </m:e>
+              </m:acc>
+            </m:e>
+            <m:sub>
+              <m:r>
+                <w:rPr>
+                  <w:rFonts w:ascii="Cambria Math" w:eastAsiaTheme="minorEastAsia" w:hAnsi="Cambria Math"/>
+                </w:rPr>
+                <m:t>i</m:t>
+              </m:r>
+            </m:sub>
+          </m:sSub>
+          <m:r>
+            <m:rPr>
+              <m:sty m:val="p"/>
+            </m:rPr>
+            <w:rPr>
+              <w:rFonts w:ascii="Cambria Math" w:eastAsiaTheme="minorEastAsia" w:hAnsi="Cambria Math"/>
+            </w:rPr>
+            <m:t>=</m:t>
+          </m:r>
+          <m:sSub>
+            <m:sSubPr>
+              <m:ctrlPr>
+                <w:rPr>
+                  <w:rFonts w:ascii="Cambria Math" w:eastAsiaTheme="minorEastAsia" w:hAnsi="Cambria Math"/>
+                </w:rPr>
+              </m:ctrlPr>
+            </m:sSubPr>
+            <m:e>
+              <m:acc>
+                <m:accPr>
+                  <m:ctrlPr>
+                    <w:rPr>
+                      <w:rFonts w:ascii="Cambria Math" w:eastAsiaTheme="minorEastAsia" w:hAnsi="Cambria Math"/>
+                    </w:rPr>
+                  </m:ctrlPr>
+                </m:accPr>
+                <m:e>
+                  <m:r>
+                    <w:rPr>
+                      <w:rFonts w:ascii="Cambria Math" w:eastAsiaTheme="minorEastAsia" w:hAnsi="Cambria Math"/>
+                    </w:rPr>
+                    <m:t>μ</m:t>
+                  </m:r>
+                </m:e>
+              </m:acc>
+            </m:e>
+            <m:sub>
+              <m:r>
+                <m:rPr>
+                  <m:sty m:val="p"/>
+                </m:rPr>
+                <w:rPr>
+                  <w:rFonts w:ascii="Cambria Math" w:eastAsiaTheme="minorEastAsia" w:hAnsi="Cambria Math"/>
+                </w:rPr>
+                <m:t>1</m:t>
+              </m:r>
+            </m:sub>
+          </m:sSub>
+          <m:d>
+            <m:dPr>
+              <m:ctrlPr>
+                <w:rPr>
+                  <w:rFonts w:ascii="Cambria Math" w:eastAsiaTheme="minorEastAsia" w:hAnsi="Cambria Math"/>
+                </w:rPr>
+              </m:ctrlPr>
+            </m:dPr>
+            <m:e>
+              <m:sSub>
+                <m:sSubPr>
+                  <m:ctrlPr>
+                    <w:rPr>
+                      <w:rFonts w:ascii="Cambria Math" w:eastAsiaTheme="minorEastAsia" w:hAnsi="Cambria Math"/>
+                    </w:rPr>
+                  </m:ctrlPr>
+                </m:sSubPr>
+                <m:e>
+                  <m:r>
+                    <w:rPr>
+                      <w:rFonts w:ascii="Cambria Math" w:eastAsiaTheme="minorEastAsia" w:hAnsi="Cambria Math"/>
+                    </w:rPr>
+                    <m:t>X</m:t>
+                  </m:r>
+                </m:e>
+                <m:sub>
+                  <m:r>
+                    <w:rPr>
+                      <w:rFonts w:ascii="Cambria Math" w:eastAsiaTheme="minorEastAsia" w:hAnsi="Cambria Math"/>
+                    </w:rPr>
+                    <m:t>i</m:t>
+                  </m:r>
+                </m:sub>
+              </m:sSub>
+            </m:e>
+          </m:d>
+          <m:r>
+            <m:rPr>
+              <m:sty m:val="p"/>
+            </m:rPr>
+            <w:rPr>
+              <w:rFonts w:ascii="Cambria Math" w:eastAsiaTheme="minorEastAsia" w:hAnsi="Cambria Math"/>
+            </w:rPr>
+            <m:t>-</m:t>
+          </m:r>
+          <m:sSub>
+            <m:sSubPr>
+              <m:ctrlPr>
+                <w:rPr>
+                  <w:rFonts w:ascii="Cambria Math" w:eastAsiaTheme="minorEastAsia" w:hAnsi="Cambria Math"/>
+                </w:rPr>
+              </m:ctrlPr>
+            </m:sSubPr>
+            <m:e>
+              <m:acc>
+                <m:accPr>
+                  <m:ctrlPr>
+                    <w:rPr>
+                      <w:rFonts w:ascii="Cambria Math" w:eastAsiaTheme="minorEastAsia" w:hAnsi="Cambria Math"/>
+                    </w:rPr>
+                  </m:ctrlPr>
+                </m:accPr>
+                <m:e>
+                  <m:r>
+                    <w:rPr>
+                      <w:rFonts w:ascii="Cambria Math" w:eastAsiaTheme="minorEastAsia" w:hAnsi="Cambria Math"/>
+                    </w:rPr>
+                    <m:t>μ</m:t>
+                  </m:r>
+                </m:e>
+              </m:acc>
+            </m:e>
+            <m:sub>
+              <m:r>
+                <m:rPr>
+                  <m:sty m:val="p"/>
+                </m:rPr>
+                <w:rPr>
+                  <w:rFonts w:ascii="Cambria Math" w:eastAsiaTheme="minorEastAsia" w:hAnsi="Cambria Math"/>
+                </w:rPr>
+                <m:t>0</m:t>
+              </m:r>
+            </m:sub>
+          </m:sSub>
+          <m:d>
+            <m:dPr>
+              <m:ctrlPr>
+                <w:rPr>
+                  <w:rFonts w:ascii="Cambria Math" w:eastAsiaTheme="minorEastAsia" w:hAnsi="Cambria Math"/>
+                </w:rPr>
+              </m:ctrlPr>
+            </m:dPr>
+            <m:e>
+              <m:sSub>
+                <m:sSubPr>
+                  <m:ctrlPr>
+                    <w:rPr>
+                      <w:rFonts w:ascii="Cambria Math" w:eastAsiaTheme="minorEastAsia" w:hAnsi="Cambria Math"/>
+                    </w:rPr>
+                  </m:ctrlPr>
+                </m:sSubPr>
+                <m:e>
+                  <m:r>
+                    <w:rPr>
+                      <w:rFonts w:ascii="Cambria Math" w:eastAsiaTheme="minorEastAsia" w:hAnsi="Cambria Math"/>
+                    </w:rPr>
+                    <m:t>X</m:t>
+                  </m:r>
+                </m:e>
+                <m:sub>
+                  <m:r>
+                    <w:rPr>
+                      <w:rFonts w:ascii="Cambria Math" w:eastAsiaTheme="minorEastAsia" w:hAnsi="Cambria Math"/>
+                    </w:rPr>
+                    <m:t>i</m:t>
+                  </m:r>
+                </m:sub>
+              </m:sSub>
+            </m:e>
+          </m:d>
+          <m:r>
+            <m:rPr>
+              <m:sty m:val="p"/>
+            </m:rPr>
+            <w:rPr>
+              <w:rFonts w:ascii="Cambria Math" w:eastAsiaTheme="minorEastAsia" w:hAnsi="Cambria Math"/>
+            </w:rPr>
+            <m:t>+</m:t>
+          </m:r>
+          <m:f>
+            <m:fPr>
+              <m:ctrlPr>
+                <w:rPr>
+                  <w:rFonts w:ascii="Cambria Math" w:eastAsiaTheme="minorEastAsia" w:hAnsi="Cambria Math"/>
+                </w:rPr>
+              </m:ctrlPr>
+            </m:fPr>
+            <m:num>
+              <m:sSub>
+                <m:sSubPr>
+                  <m:ctrlPr>
+                    <w:rPr>
+                      <w:rFonts w:ascii="Cambria Math" w:eastAsiaTheme="minorEastAsia" w:hAnsi="Cambria Math"/>
+                    </w:rPr>
+                  </m:ctrlPr>
+                </m:sSubPr>
+                <m:e>
+                  <m:r>
+                    <w:rPr>
+                      <w:rFonts w:ascii="Cambria Math" w:eastAsiaTheme="minorEastAsia" w:hAnsi="Cambria Math"/>
+                    </w:rPr>
+                    <m:t>W</m:t>
+                  </m:r>
+                </m:e>
+                <m:sub>
+                  <m:r>
+                    <w:rPr>
+                      <w:rFonts w:ascii="Cambria Math" w:eastAsiaTheme="minorEastAsia" w:hAnsi="Cambria Math"/>
+                    </w:rPr>
+                    <m:t>i</m:t>
+                  </m:r>
+                </m:sub>
+              </m:sSub>
+            </m:num>
+            <m:den>
+              <m:acc>
+                <m:accPr>
+                  <m:ctrlPr>
+                    <w:rPr>
+                      <w:rFonts w:ascii="Cambria Math" w:eastAsiaTheme="minorEastAsia" w:hAnsi="Cambria Math"/>
+                    </w:rPr>
+                  </m:ctrlPr>
+                </m:accPr>
+                <m:e>
+                  <m:r>
+                    <w:rPr>
+                      <w:rFonts w:ascii="Cambria Math" w:eastAsiaTheme="minorEastAsia" w:hAnsi="Cambria Math"/>
+                    </w:rPr>
+                    <m:t>e</m:t>
+                  </m:r>
+                </m:e>
+              </m:acc>
+              <m:d>
+                <m:dPr>
+                  <m:ctrlPr>
+                    <w:rPr>
+                      <w:rFonts w:ascii="Cambria Math" w:eastAsiaTheme="minorEastAsia" w:hAnsi="Cambria Math"/>
+                    </w:rPr>
+                  </m:ctrlPr>
+                </m:dPr>
+                <m:e>
+                  <m:sSub>
+                    <m:sSubPr>
+                      <m:ctrlPr>
+                        <w:rPr>
+                          <w:rFonts w:ascii="Cambria Math" w:eastAsiaTheme="minorEastAsia" w:hAnsi="Cambria Math"/>
+                        </w:rPr>
+                      </m:ctrlPr>
+                    </m:sSubPr>
+                    <m:e>
+                      <m:r>
+                        <w:rPr>
+                          <w:rFonts w:ascii="Cambria Math" w:eastAsiaTheme="minorEastAsia" w:hAnsi="Cambria Math"/>
+                        </w:rPr>
+                        <m:t>X</m:t>
+                      </m:r>
+                    </m:e>
+                    <m:sub>
+                      <m:r>
+                        <w:rPr>
+                          <w:rFonts w:ascii="Cambria Math" w:eastAsiaTheme="minorEastAsia" w:hAnsi="Cambria Math"/>
+                        </w:rPr>
+                        <m:t>i</m:t>
+                      </m:r>
+                    </m:sub>
+                  </m:sSub>
+                </m:e>
+              </m:d>
+            </m:den>
+          </m:f>
+          <m:d>
+            <m:dPr>
+              <m:ctrlPr>
+                <w:rPr>
+                  <w:rFonts w:ascii="Cambria Math" w:eastAsiaTheme="minorEastAsia" w:hAnsi="Cambria Math"/>
+                </w:rPr>
+              </m:ctrlPr>
+            </m:dPr>
+            <m:e>
+              <m:sSub>
+                <m:sSubPr>
+                  <m:ctrlPr>
+                    <w:rPr>
+                      <w:rFonts w:ascii="Cambria Math" w:eastAsiaTheme="minorEastAsia" w:hAnsi="Cambria Math"/>
+                    </w:rPr>
+                  </m:ctrlPr>
+                </m:sSubPr>
+                <m:e>
+                  <m:r>
+                    <w:rPr>
+                      <w:rFonts w:ascii="Cambria Math" w:eastAsiaTheme="minorEastAsia" w:hAnsi="Cambria Math"/>
+                    </w:rPr>
+                    <m:t>Y</m:t>
+                  </m:r>
+                </m:e>
+                <m:sub>
+                  <m:r>
+                    <w:rPr>
+                      <w:rFonts w:ascii="Cambria Math" w:eastAsiaTheme="minorEastAsia" w:hAnsi="Cambria Math"/>
+                    </w:rPr>
+                    <m:t>i</m:t>
+                  </m:r>
+                </m:sub>
+              </m:sSub>
+              <m:r>
+                <m:rPr>
+                  <m:sty m:val="p"/>
+                </m:rPr>
+                <w:rPr>
+                  <w:rFonts w:ascii="Cambria Math" w:eastAsiaTheme="minorEastAsia" w:hAnsi="Cambria Math"/>
+                </w:rPr>
+                <m:t>-</m:t>
+              </m:r>
+              <m:sSub>
+                <m:sSubPr>
+                  <m:ctrlPr>
+                    <w:rPr>
+                      <w:rFonts w:ascii="Cambria Math" w:eastAsiaTheme="minorEastAsia" w:hAnsi="Cambria Math"/>
+                    </w:rPr>
+                  </m:ctrlPr>
+                </m:sSubPr>
+                <m:e>
+                  <m:r>
+                    <w:rPr>
+                      <w:rFonts w:ascii="Cambria Math" w:eastAsiaTheme="minorEastAsia" w:hAnsi="Cambria Math"/>
+                    </w:rPr>
+                    <m:t>μ</m:t>
+                  </m:r>
+                </m:e>
+                <m:sub>
+                  <m:r>
+                    <m:rPr>
+                      <m:sty m:val="p"/>
+                    </m:rPr>
+                    <w:rPr>
+                      <w:rFonts w:ascii="Cambria Math" w:eastAsiaTheme="minorEastAsia" w:hAnsi="Cambria Math"/>
+                    </w:rPr>
+                    <m:t>1</m:t>
+                  </m:r>
+                </m:sub>
+              </m:sSub>
+              <m:d>
+                <m:dPr>
+                  <m:ctrlPr>
+                    <w:rPr>
+                      <w:rFonts w:ascii="Cambria Math" w:eastAsiaTheme="minorEastAsia" w:hAnsi="Cambria Math"/>
+                    </w:rPr>
+                  </m:ctrlPr>
+                </m:dPr>
+                <m:e>
+                  <m:sSub>
+                    <m:sSubPr>
+                      <m:ctrlPr>
+                        <w:rPr>
+                          <w:rFonts w:ascii="Cambria Math" w:eastAsiaTheme="minorEastAsia" w:hAnsi="Cambria Math"/>
+                        </w:rPr>
+                      </m:ctrlPr>
+                    </m:sSubPr>
+                    <m:e>
+                      <m:r>
+                        <w:rPr>
+                          <w:rFonts w:ascii="Cambria Math" w:eastAsiaTheme="minorEastAsia" w:hAnsi="Cambria Math"/>
+                        </w:rPr>
+                        <m:t>X</m:t>
+                      </m:r>
+                    </m:e>
+                    <m:sub>
+                      <m:r>
+                        <w:rPr>
+                          <w:rFonts w:ascii="Cambria Math" w:eastAsiaTheme="minorEastAsia" w:hAnsi="Cambria Math"/>
+                        </w:rPr>
+                        <m:t>i</m:t>
+                      </m:r>
+                    </m:sub>
+                  </m:sSub>
+                </m:e>
+              </m:d>
+            </m:e>
+          </m:d>
+          <m:r>
+            <m:rPr>
+              <m:sty m:val="p"/>
+            </m:rPr>
+            <w:rPr>
+              <w:rFonts w:ascii="Cambria Math" w:eastAsiaTheme="minorEastAsia" w:hAnsi="Cambria Math"/>
+            </w:rPr>
+            <m:t>-</m:t>
+          </m:r>
+          <m:f>
+            <m:fPr>
+              <m:ctrlPr>
+                <w:rPr>
+                  <w:rFonts w:ascii="Cambria Math" w:eastAsiaTheme="minorEastAsia" w:hAnsi="Cambria Math"/>
+                </w:rPr>
+              </m:ctrlPr>
+            </m:fPr>
+            <m:num>
+              <m:r>
+                <m:rPr>
+                  <m:sty m:val="p"/>
+                </m:rPr>
+                <w:rPr>
+                  <w:rFonts w:ascii="Cambria Math" w:eastAsiaTheme="minorEastAsia" w:hAnsi="Cambria Math"/>
+                </w:rPr>
+                <m:t>1-</m:t>
+              </m:r>
+              <m:sSub>
+                <m:sSubPr>
+                  <m:ctrlPr>
+                    <w:rPr>
+                      <w:rFonts w:ascii="Cambria Math" w:eastAsiaTheme="minorEastAsia" w:hAnsi="Cambria Math"/>
+                    </w:rPr>
+                  </m:ctrlPr>
+                </m:sSubPr>
+                <m:e>
+                  <m:r>
+                    <w:rPr>
+                      <w:rFonts w:ascii="Cambria Math" w:eastAsiaTheme="minorEastAsia" w:hAnsi="Cambria Math"/>
+                    </w:rPr>
+                    <m:t>W</m:t>
+                  </m:r>
+                </m:e>
+                <m:sub>
+                  <m:r>
+                    <w:rPr>
+                      <w:rFonts w:ascii="Cambria Math" w:eastAsiaTheme="minorEastAsia" w:hAnsi="Cambria Math"/>
+                    </w:rPr>
+                    <m:t>i</m:t>
+                  </m:r>
+                </m:sub>
+              </m:sSub>
+            </m:num>
+            <m:den>
+              <m:r>
+                <m:rPr>
+                  <m:sty m:val="p"/>
+                </m:rPr>
+                <w:rPr>
+                  <w:rFonts w:ascii="Cambria Math" w:eastAsiaTheme="minorEastAsia" w:hAnsi="Cambria Math"/>
+                </w:rPr>
+                <m:t>1-</m:t>
+              </m:r>
+              <m:acc>
+                <m:accPr>
+                  <m:ctrlPr>
+                    <w:rPr>
+                      <w:rFonts w:ascii="Cambria Math" w:eastAsiaTheme="minorEastAsia" w:hAnsi="Cambria Math"/>
+                    </w:rPr>
+                  </m:ctrlPr>
+                </m:accPr>
+                <m:e>
+                  <m:r>
+                    <w:rPr>
+                      <w:rFonts w:ascii="Cambria Math" w:eastAsiaTheme="minorEastAsia" w:hAnsi="Cambria Math"/>
+                    </w:rPr>
+                    <m:t>e</m:t>
+                  </m:r>
+                </m:e>
+              </m:acc>
+              <m:d>
+                <m:dPr>
+                  <m:ctrlPr>
+                    <w:rPr>
+                      <w:rFonts w:ascii="Cambria Math" w:eastAsiaTheme="minorEastAsia" w:hAnsi="Cambria Math"/>
+                    </w:rPr>
+                  </m:ctrlPr>
+                </m:dPr>
+                <m:e>
+                  <m:sSub>
+                    <m:sSubPr>
+                      <m:ctrlPr>
+                        <w:rPr>
+                          <w:rFonts w:ascii="Cambria Math" w:eastAsiaTheme="minorEastAsia" w:hAnsi="Cambria Math"/>
+                        </w:rPr>
+                      </m:ctrlPr>
+                    </m:sSubPr>
+                    <m:e>
+                      <m:r>
+                        <w:rPr>
+                          <w:rFonts w:ascii="Cambria Math" w:eastAsiaTheme="minorEastAsia" w:hAnsi="Cambria Math"/>
+                        </w:rPr>
+                        <m:t>X</m:t>
+                      </m:r>
+                    </m:e>
+                    <m:sub>
+                      <m:r>
+                        <w:rPr>
+                          <w:rFonts w:ascii="Cambria Math" w:eastAsiaTheme="minorEastAsia" w:hAnsi="Cambria Math"/>
+                        </w:rPr>
+                        <m:t>i</m:t>
+                      </m:r>
+                    </m:sub>
+                  </m:sSub>
+                </m:e>
+              </m:d>
+            </m:den>
+          </m:f>
+          <m:d>
+            <m:dPr>
+              <m:ctrlPr>
+                <w:rPr>
+                  <w:rFonts w:ascii="Cambria Math" w:eastAsiaTheme="minorEastAsia" w:hAnsi="Cambria Math"/>
+                </w:rPr>
+              </m:ctrlPr>
+            </m:dPr>
+            <m:e>
+              <m:sSub>
+                <m:sSubPr>
+                  <m:ctrlPr>
+                    <w:rPr>
+                      <w:rFonts w:ascii="Cambria Math" w:eastAsiaTheme="minorEastAsia" w:hAnsi="Cambria Math"/>
+                    </w:rPr>
+                  </m:ctrlPr>
+                </m:sSubPr>
+                <m:e>
+                  <m:r>
+                    <w:rPr>
+                      <w:rFonts w:ascii="Cambria Math" w:eastAsiaTheme="minorEastAsia" w:hAnsi="Cambria Math"/>
+                    </w:rPr>
+                    <m:t>Y</m:t>
+                  </m:r>
+                </m:e>
+                <m:sub>
+                  <m:r>
+                    <w:rPr>
+                      <w:rFonts w:ascii="Cambria Math" w:eastAsiaTheme="minorEastAsia" w:hAnsi="Cambria Math"/>
+                    </w:rPr>
+                    <m:t>i</m:t>
+                  </m:r>
+                </m:sub>
+              </m:sSub>
+              <m:r>
+                <m:rPr>
+                  <m:sty m:val="p"/>
+                </m:rPr>
+                <w:rPr>
+                  <w:rFonts w:ascii="Cambria Math" w:eastAsiaTheme="minorEastAsia" w:hAnsi="Cambria Math"/>
+                </w:rPr>
+                <m:t>-</m:t>
+              </m:r>
+              <m:sSub>
+                <m:sSubPr>
+                  <m:ctrlPr>
+                    <w:rPr>
+                      <w:rFonts w:ascii="Cambria Math" w:eastAsiaTheme="minorEastAsia" w:hAnsi="Cambria Math"/>
+                    </w:rPr>
+                  </m:ctrlPr>
+                </m:sSubPr>
+                <m:e>
+                  <m:acc>
+                    <m:accPr>
+                      <m:ctrlPr>
+                        <w:rPr>
+                          <w:rFonts w:ascii="Cambria Math" w:eastAsiaTheme="minorEastAsia" w:hAnsi="Cambria Math"/>
+                        </w:rPr>
+                      </m:ctrlPr>
+                    </m:accPr>
+                    <m:e>
+                      <m:r>
+                        <w:rPr>
+                          <w:rFonts w:ascii="Cambria Math" w:eastAsiaTheme="minorEastAsia" w:hAnsi="Cambria Math"/>
+                        </w:rPr>
+                        <m:t>μ</m:t>
+                      </m:r>
+                    </m:e>
+                  </m:acc>
+                </m:e>
+                <m:sub>
+                  <m:r>
+                    <w:rPr>
+                      <w:rFonts w:ascii="Cambria Math" w:eastAsiaTheme="minorEastAsia" w:hAnsi="Cambria Math"/>
+                    </w:rPr>
+                    <m:t>o</m:t>
+                  </m:r>
+                </m:sub>
+              </m:sSub>
+              <m:d>
+                <m:dPr>
+                  <m:ctrlPr>
+                    <w:rPr>
+                      <w:rFonts w:ascii="Cambria Math" w:eastAsiaTheme="minorEastAsia" w:hAnsi="Cambria Math"/>
+                    </w:rPr>
+                  </m:ctrlPr>
+                </m:dPr>
+                <m:e>
+                  <m:sSub>
+                    <m:sSubPr>
+                      <m:ctrlPr>
+                        <w:rPr>
+                          <w:rFonts w:ascii="Cambria Math" w:eastAsiaTheme="minorEastAsia" w:hAnsi="Cambria Math"/>
+                        </w:rPr>
+                      </m:ctrlPr>
+                    </m:sSubPr>
+                    <m:e>
+                      <m:r>
+                        <w:rPr>
+                          <w:rFonts w:ascii="Cambria Math" w:eastAsiaTheme="minorEastAsia" w:hAnsi="Cambria Math"/>
+                        </w:rPr>
+                        <m:t>X</m:t>
+                      </m:r>
+                    </m:e>
+                    <m:sub>
+                      <m:r>
+                        <w:rPr>
+                          <w:rFonts w:ascii="Cambria Math" w:eastAsiaTheme="minorEastAsia" w:hAnsi="Cambria Math"/>
+                        </w:rPr>
+                        <m:t>i</m:t>
+                      </m:r>
+                    </m:sub>
+                  </m:sSub>
+                </m:e>
+              </m:d>
+            </m:e>
+          </m:d>
+          <m:r>
+            <m:rPr>
+              <m:sty m:val="p"/>
+            </m:rPr>
+            <w:rPr>
+              <w:rFonts w:ascii="Cambria Math" w:eastAsiaTheme="minorEastAsia" w:hAnsi="Cambria Math"/>
+            </w:rPr>
+            <m:t xml:space="preserve">             (</m:t>
+          </m:r>
+          <m:r>
+            <m:rPr>
+              <m:sty m:val="p"/>
+            </m:rPr>
+            <w:rPr>
+              <w:rFonts w:ascii="Cambria Math" w:eastAsiaTheme="minorEastAsia" w:hAnsi="Cambria Math"/>
+            </w:rPr>
+            <w:fldChar w:fldCharType="begin"/>
+          </m:r>
+          <m:r>
+            <m:rPr>
+              <m:sty m:val="p"/>
+            </m:rPr>
+            <w:rPr>
+              <w:rFonts w:ascii="Cambria Math" w:eastAsiaTheme="minorEastAsia" w:hAnsi="Cambria Math"/>
+            </w:rPr>
+            <m:t xml:space="preserve"> SEQ Equation \* ARABIC </m:t>
+          </m:r>
+          <m:r>
+            <m:rPr>
+              <m:sty m:val="p"/>
+            </m:rPr>
+            <w:rPr>
+              <w:rFonts w:ascii="Cambria Math" w:eastAsiaTheme="minorEastAsia" w:hAnsi="Cambria Math"/>
+            </w:rPr>
+            <w:fldChar w:fldCharType="separate"/>
+          </m:r>
+          <m:r>
+            <m:rPr>
+              <m:sty m:val="p"/>
+            </m:rPr>
+            <w:rPr>
+              <w:rFonts w:ascii="Cambria Math" w:eastAsiaTheme="minorEastAsia" w:hAnsi="Cambria Math"/>
+              <w:noProof/>
+            </w:rPr>
+            <m:t>8</m:t>
+          </m:r>
+          <m:r>
+            <m:rPr>
+              <m:sty m:val="p"/>
+            </m:rPr>
+            <w:rPr>
+              <w:rFonts w:ascii="Cambria Math" w:eastAsiaTheme="minorEastAsia" w:hAnsi="Cambria Math"/>
+            </w:rPr>
+            <w:fldChar w:fldCharType="end"/>
+          </m:r>
+          <m:r>
+            <m:rPr>
+              <m:sty m:val="p"/>
+            </m:rPr>
+            <w:rPr>
+              <w:rFonts w:ascii="Cambria Math" w:eastAsiaTheme="minorEastAsia" w:hAnsi="Cambria Math"/>
+            </w:rPr>
+            <m:t>)</m:t>
+          </m:r>
+        </m:oMath>
+      </m:oMathPara>
+    </w:p>
+    <w:p>
+      <w:pPr>
+        <w:jc w:val="both"/>
+        <w:rPr>
+          <w:rFonts w:eastAsiaTheme="minorEastAsia"/>
+        </w:rPr>
+      </w:pPr>
+      <w:r>
+        <w:rPr>
+          <w:rFonts w:eastAsiaTheme="minorEastAsia"/>
+        </w:rPr>
+        <w:t>To evaluate the effectiveness of the targeting policy,</w:t>
+      </w:r>
+      <w:r>
+        <w:rPr>
+          <w:rFonts w:eastAsiaTheme="minorEastAsia"/>
+        </w:rPr>
+        <w:t xml:space="preserve"> one can </w:t>
+      </w:r>
+      <w:r>
+        <w:rPr>
+          <w:rFonts w:eastAsiaTheme="minorEastAsia"/>
+        </w:rPr>
+        <w:t xml:space="preserve">follow the </w:t>
+      </w:r>
+      <w:proofErr w:type="gramStart"/>
+      <w:r>
+        <w:rPr>
+          <w:rFonts w:eastAsiaTheme="minorEastAsia"/>
+        </w:rPr>
+        <w:t>cross fitting</w:t>
+      </w:r>
+      <w:proofErr w:type="gramEnd"/>
+      <w:r>
+        <w:rPr>
+          <w:rFonts w:eastAsiaTheme="minorEastAsia"/>
+        </w:rPr>
+        <w:t xml:space="preserve"> </w:t>
+      </w:r>
+      <w:r>
+        <w:rPr>
+          <w:rFonts w:eastAsiaTheme="minorEastAsia"/>
+        </w:rPr>
+        <w:t xml:space="preserve">procedure </w:t>
+      </w:r>
+      <w:r>
+        <w:rPr>
+          <w:rFonts w:eastAsiaTheme="minorEastAsia"/>
+        </w:rPr>
+        <w:t xml:space="preserve">for policy estimation and evaluation. This allows us to test the value of targeting out of sample against a uniform policy in which all farmers are assigned to the highest yielding treatment. </w:t>
+      </w:r>
+    </w:p>
+    <w:p>
+      <w:pPr>
+        <w:jc w:val="both"/>
+        <w:rPr>
+          <w:rFonts w:eastAsiaTheme="minorEastAsia"/>
+        </w:rPr>
+      </w:pPr>
+      <w:r>
+        <w:rPr>
+          <w:rFonts w:eastAsiaTheme="minorEastAsia"/>
+        </w:rPr>
+        <w:t>The procedure involves two steps: (1) policy estimation, and (2) policy evaluation. We use separate datasets for policy estimation (50%) and evaluation (50%). Using the estimation sample, we optimally assign farmers to the treatment arms. We then use the model to predict the value of targeting or uniform policies on an evaluation sample. We then check the value of the targeting policy by comparing it to the uniform policy of assigning everyone to the best treatment.</w:t>
+      </w:r>
+      <w:r>
+        <w:rPr>
+          <w:rFonts w:eastAsiaTheme="minorEastAsia"/>
+        </w:rPr>
+        <w:t xml:space="preserve"> We also use </w:t>
+      </w:r>
+      <w:proofErr w:type="spellStart"/>
+      <w:r>
+        <w:rPr>
+          <w:rFonts w:eastAsiaTheme="minorEastAsia"/>
+        </w:rPr>
+        <w:t>qini</w:t>
+      </w:r>
+      <w:proofErr w:type="spellEnd"/>
+      <w:r>
+        <w:rPr>
+          <w:rFonts w:eastAsiaTheme="minorEastAsia"/>
+        </w:rPr>
+        <w:t xml:space="preserve"> curves estimated using </w:t>
+      </w:r>
+      <w:proofErr w:type="spellStart"/>
+      <w:r>
+        <w:rPr>
+          <w:rFonts w:eastAsiaTheme="minorEastAsia"/>
+          <w:i/>
+          <w:iCs/>
+        </w:rPr>
+        <w:t>maq</w:t>
+      </w:r>
+      <w:proofErr w:type="spellEnd"/>
+      <w:r>
+        <w:rPr>
+          <w:rFonts w:eastAsiaTheme="minorEastAsia"/>
+        </w:rPr>
+        <w:t xml:space="preserve"> R package (Sverdrup et al 2024) to compute the value of targeting for each of the practices and combinations of practices.</w:t>
+      </w:r>
+      <w:r>
+        <w:rPr>
+          <w:rFonts w:eastAsiaTheme="minorEastAsia"/>
+        </w:rPr>
+        <w:t xml:space="preserve"> Both policy estimation and evaluation are implemented using </w:t>
+      </w:r>
+      <w:proofErr w:type="spellStart"/>
+      <w:r>
+        <w:rPr>
+          <w:rFonts w:eastAsiaTheme="minorEastAsia"/>
+          <w:i/>
+          <w:iCs/>
+        </w:rPr>
+        <w:t>policytree</w:t>
+      </w:r>
+      <w:proofErr w:type="spellEnd"/>
+      <w:r>
+        <w:rPr>
+          <w:rFonts w:eastAsiaTheme="minorEastAsia"/>
+        </w:rPr>
+        <w:t xml:space="preserve"> R package (Sverdrup et al 2020) which is also integrated in the </w:t>
+      </w:r>
+      <w:proofErr w:type="spellStart"/>
+      <w:r>
+        <w:rPr>
+          <w:rFonts w:eastAsiaTheme="minorEastAsia"/>
+          <w:i/>
+          <w:iCs/>
+        </w:rPr>
+        <w:t>grf</w:t>
+      </w:r>
+      <w:proofErr w:type="spellEnd"/>
+      <w:r>
+        <w:rPr>
+          <w:rFonts w:eastAsiaTheme="minorEastAsia"/>
+        </w:rPr>
+        <w:t xml:space="preserve"> R package (Athey et al 2019).</w:t>
+      </w:r>
+    </w:p>
+    <w:p>
+      <w:pPr>
+        <w:rPr>
+          <w:rFonts w:eastAsiaTheme="minorEastAsia"/>
+        </w:rPr>
+      </w:pPr>
+      <w:r>
+        <w:rPr>
+          <w:noProof/>
+        </w:rPr>
+        <w:drawing>
+          <wp:inline distT="0" distB="0" distL="0" distR="0" wp14:anchorId="0DB1C665" wp14:editId="0BE7384E">
+            <wp:extent cx="5364863" cy="3896139"/>
+            <wp:effectExtent l="0" t="0" r="7620" b="9525"/>
+            <wp:docPr id="1254271202" name="Picture 1"/>
+            <wp:cNvGraphicFramePr>
+              <a:graphicFrameLocks xmlns:a="http://schemas.openxmlformats.org/drawingml/2006/main" noChangeAspect="1"/>
+            </wp:cNvGraphicFramePr>
+            <a:graphic xmlns:a="http://schemas.openxmlformats.org/drawingml/2006/main">
+              <a:graphicData uri="http://schemas.openxmlformats.org/drawingml/2006/picture">
+                <pic:pic xmlns:pic="http://schemas.openxmlformats.org/drawingml/2006/picture">
+                  <pic:nvPicPr>
+                    <pic:cNvPr id="0" name="Picture 1"/>
+                    <pic:cNvPicPr>
+                      <a:picLocks noChangeAspect="1" noChangeArrowheads="1"/>
+                    </pic:cNvPicPr>
+                  </pic:nvPicPr>
+                  <pic:blipFill>
+                    <a:blip r:embed="rId10">
+                      <a:extLst>
+                        <a:ext uri="{28A0092B-C50C-407E-A947-70E740481C1C}">
+                          <a14:useLocalDpi xmlns:a14="http://schemas.microsoft.com/office/drawing/2010/main" val="0"/>
+                        </a:ext>
+                      </a:extLst>
+                    </a:blip>
+                    <a:srcRect/>
+                    <a:stretch>
+                      <a:fillRect/>
+                    </a:stretch>
+                  </pic:blipFill>
+                  <pic:spPr bwMode="auto">
+                    <a:xfrm>
+                      <a:off x="0" y="0"/>
+                      <a:ext cx="5415051" cy="3932587"/>
+                    </a:xfrm>
+                    <a:prstGeom prst="rect">
+                      <a:avLst/>
+                    </a:prstGeom>
+                    <a:noFill/>
+                    <a:ln>
+                      <a:noFill/>
+                    </a:ln>
+                  </pic:spPr>
+                </pic:pic>
+              </a:graphicData>
+            </a:graphic>
+          </wp:inline>
+        </w:drawing>
+      </w:r>
+    </w:p>
+    <w:p>
+      <w:r>
+        <w:rPr>
+          <w:rFonts w:eastAsiaTheme="minorEastAsia"/>
+        </w:rPr>
+        <w:t xml:space="preserve">Figure </w:t>
+      </w:r>
+      <w:r>
+        <w:rPr>
+          <w:rFonts w:eastAsiaTheme="minorEastAsia"/>
+        </w:rPr>
+        <w:t>2</w:t>
+      </w:r>
+      <w:r>
+        <w:rPr>
+          <w:rFonts w:eastAsiaTheme="minorEastAsia"/>
+        </w:rPr>
+        <w:t>: Causal machine learning and policy learning workflow</w:t>
+      </w:r>
+    </w:p>
+    <w:p>
+      <w:pPr>
+        <w:pStyle w:val="BodyText"/>
+      </w:pPr>
       <w:r>
         <w:rPr>
           <w:b/>
           <w:bCs/>
         </w:rPr>
-        <w:t>:</w:t>
+        <w:t>Replication materials</w:t>
       </w:r>
       <w:r>
         <w:rPr>
           <w:b/>
           <w:bCs/>
         </w:rPr>
-        <w:t xml:space="preserve"> </w:t>
-      </w:r>
-      <w:r>
-        <w:t>Kluger et al (</w:t>
-      </w:r>
-      <w:r>
-        <w:t>2026</w:t>
-      </w:r>
-      <w:r>
-        <w:t>) uses earth observation data on crop type maps</w:t>
-      </w:r>
-      <w:r>
-        <w:t xml:space="preserve">, monthly precipitation, monthly maximum temperature averages and </w:t>
-      </w:r>
-      <w:r>
-        <w:t>monthly vapor pressure deficit.</w:t>
-      </w:r>
-      <w:r>
-        <w:t xml:space="preserve"> Output proxied by green chlorophyll vegetation index (GCVI). </w:t>
-      </w:r>
-    </w:p>
-    <w:p>
-      <w:pPr>
+        <w:t xml:space="preserve">: </w:t>
+      </w:r>
+      <w:hyperlink r:id="rId11">
+        <w:r>
+          <w:rPr>
+            <w:rStyle w:val="Hyperlink"/>
+          </w:rPr>
+          <w:t>https://eia2030-ex-ante.github.io/causal_RF_targeting/</w:t>
+        </w:r>
+      </w:hyperlink>
+      <w:r>
+        <w:t xml:space="preserve"> for an application in India and </w:t>
+      </w:r>
+      <w:hyperlink r:id="rId12">
+        <w:r>
+          <w:rPr>
+            <w:rStyle w:val="Hyperlink"/>
+          </w:rPr>
+          <w:t>https://github.com/MaxwellMkondiwa/TZ_Spatial_NUE_Trends_Causal_AI</w:t>
+        </w:r>
+      </w:hyperlink>
+      <w:r>
+        <w:t xml:space="preserve"> for an application in Tanzania.</w:t>
+      </w:r>
+    </w:p>
+    <w:p>
+      <w:pPr>
+        <w:pStyle w:val="Heading1"/>
+      </w:pPr>
+      <w:r>
+        <w:lastRenderedPageBreak/>
+        <w:t>4</w:t>
+      </w:r>
+      <w:r>
+        <w:t>. Case studies of causal machine learning as applied to agricultural policy questions</w:t>
+      </w:r>
+    </w:p>
+    <w:p>
+      <w:pPr>
+        <w:pStyle w:val="Heading2"/>
+      </w:pPr>
+      <w:r>
+        <w:t>4</w:t>
+      </w:r>
+      <w:r>
+        <w:t xml:space="preserve">.1. Heterogenous impact of crop rotations on yields </w:t>
+      </w:r>
+      <w:r>
+        <w:t>and farm profits</w:t>
+      </w:r>
+    </w:p>
+    <w:p>
+      <w:pPr>
+        <w:jc w:val="both"/>
+      </w:pPr>
+      <w:r>
         <w:rPr>
           <w:b/>
           <w:bCs/>
         </w:rPr>
+        <w:t>Examples:</w:t>
+      </w:r>
+      <w:r>
+        <w:t xml:space="preserve"> Kluger et al (2022, 2026) for USA, France, Canada and China. Takeshima and Kishore (2026) for India</w:t>
+      </w:r>
+      <w:r>
+        <w:t>.</w:t>
+      </w:r>
+    </w:p>
+    <w:p>
+      <w:pPr>
+        <w:jc w:val="both"/>
       </w:pPr>
       <w:r>
         <w:rPr>
           <w:b/>
           <w:bCs/>
         </w:rPr>
-        <w:t>Causal identification strategy</w:t>
-      </w:r>
-      <w:r>
+        <w:t>Purpose:</w:t>
+      </w:r>
+      <w:r>
+        <w:t xml:space="preserve"> Crop rotations are proposed as potential yield increasing and risk reduction technologies. Experimentally, agronomists randomize the rotations and across several years assess the impacts. In real world settings, it is difficult to assess because there are too many rotations (in some cases), each with many input use combinations and that farmers’ choices of what to do in each of the crops in the sequence is not random. The two case studies address these challenges. </w:t>
+      </w:r>
+    </w:p>
+    <w:p>
+      <w:pPr>
+        <w:jc w:val="both"/>
         <w:rPr>
           <w:b/>
           <w:bCs/>
         </w:rPr>
-        <w:t>:</w:t>
-      </w:r>
-    </w:p>
-    <w:p/>
-    <w:p>
-      <w:pPr>
+      </w:pPr>
+      <w:r>
         <w:rPr>
           <w:b/>
           <w:bCs/>
         </w:rPr>
-      </w:pPr>
+        <w:t>Data and variables:</w:t>
+      </w:r>
       <w:r>
         <w:rPr>
           <w:b/>
           <w:bCs/>
         </w:rPr>
-        <w:t>What causal ML contributed to the analysis</w:t>
-      </w:r>
+        <w:t xml:space="preserve"> </w:t>
+      </w:r>
+      <w:r>
+        <w:t>Kluger et al (</w:t>
+      </w:r>
+      <w:r>
+        <w:t>2026</w:t>
+      </w:r>
+      <w:r>
+        <w:t>) uses earth observation data on crop type maps, monthly precipitation, monthly maximum temperature averages and monthly vapor pressure deficit.</w:t>
+      </w:r>
+      <w:r>
+        <w:t xml:space="preserve"> Output proxied by green chlorophyll vegetation index (GCVI). </w:t>
+      </w:r>
+    </w:p>
+    <w:p>
+      <w:pPr>
+        <w:jc w:val="both"/>
+        <w:rPr>
+          <w:i/>
+          <w:iCs/>
+        </w:rPr>
+      </w:pPr>
       <w:r>
         <w:rPr>
           <w:b/>
           <w:bCs/>
         </w:rPr>
-        <w:t>:</w:t>
+        <w:t>Causal identification strategy:</w:t>
       </w:r>
       <w:r>
         <w:rPr>
@@ -855,45 +4671,75 @@
         </w:rPr>
         <w:t xml:space="preserve"> </w:t>
       </w:r>
-    </w:p>
-    <w:p>
-      <w:r>
-        <w:lastRenderedPageBreak/>
-        <w:t>See slides for detailed results</w:t>
-      </w:r>
-    </w:p>
-    <w:p>
-      <w:pPr>
+      <w:r>
+        <w:rPr>
+          <w:i/>
+          <w:iCs/>
+        </w:rPr>
+        <w:t>Discuss and see slides.</w:t>
+      </w:r>
+    </w:p>
+    <w:p>
+      <w:pPr>
+        <w:jc w:val="both"/>
+        <w:rPr>
+          <w:i/>
+          <w:iCs/>
+        </w:rPr>
+      </w:pPr>
+      <w:r>
         <w:rPr>
           <w:b/>
           <w:bCs/>
         </w:rPr>
-      </w:pPr>
-    </w:p>
-    <w:p>
+        <w:t>What causal ML contributed to the analysis:</w:t>
+      </w:r>
       <w:r>
         <w:rPr>
           <w:b/>
           <w:bCs/>
         </w:rPr>
+        <w:t xml:space="preserve"> </w:t>
+      </w:r>
+      <w:r>
+        <w:rPr>
+          <w:i/>
+          <w:iCs/>
+        </w:rPr>
+        <w:t>Discuss and see slides for detailed results</w:t>
+      </w:r>
+      <w:r>
+        <w:rPr>
+          <w:i/>
+          <w:iCs/>
+        </w:rPr>
+        <w:t>.</w:t>
+      </w:r>
+    </w:p>
+    <w:p>
+      <w:pPr>
+        <w:jc w:val="both"/>
+      </w:pPr>
+      <w:r>
+        <w:rPr>
+          <w:b/>
+          <w:bCs/>
+        </w:rPr>
         <w:t>Replication materials:</w:t>
       </w:r>
       <w:r>
         <w:t xml:space="preserve"> </w:t>
       </w:r>
       <w:r>
-        <w:t>R code</w:t>
-      </w:r>
-      <w:r>
-        <w:t xml:space="preserve"> for rotation</w:t>
-      </w:r>
-      <w:r>
-        <w:t xml:space="preserve"> studies: </w:t>
+        <w:t>R code for rotation studies:</w:t>
+      </w:r>
+      <w:r>
+        <w:t xml:space="preserve"> </w:t>
       </w:r>
       <w:r>
         <w:t>(</w:t>
       </w:r>
-      <w:hyperlink r:id="rId10" w:history="1">
+      <w:hyperlink r:id="rId13" w:history="1">
         <w:r>
           <w:rPr>
             <w:rStyle w:val="Hyperlink"/>
@@ -902,15 +4748,9 @@
         </w:r>
       </w:hyperlink>
       <w:r>
-        <w:t>)</w:t>
-      </w:r>
-      <w:r>
-        <w:t xml:space="preserve"> and </w:t>
-      </w:r>
-      <w:r>
-        <w:t>Zhou et al (2024) (t </w:t>
-      </w:r>
-      <w:hyperlink r:id="rId11" w:history="1">
+        <w:t>) and Zhou et al (2024) (</w:t>
+      </w:r>
+      <w:hyperlink r:id="rId14" w:history="1">
         <w:r>
           <w:rPr>
             <w:rStyle w:val="Hyperlink"/>
@@ -919,21 +4759,9 @@
         </w:r>
       </w:hyperlink>
       <w:r>
-        <w:t>)</w:t>
-      </w:r>
-      <w:r>
-        <w:t>.</w:t>
-      </w:r>
-      <w:r>
-        <w:t xml:space="preserve"> Cover crops study (</w:t>
-      </w:r>
-      <w:r>
-        <w:t>Deines et al 2022</w:t>
-      </w:r>
-      <w:r>
-        <w:t xml:space="preserve">) code: </w:t>
-      </w:r>
-      <w:hyperlink r:id="rId12" w:history="1">
+        <w:t xml:space="preserve">). Cover crops study (Deines et al 2022) code: </w:t>
+      </w:r>
+      <w:hyperlink r:id="rId15" w:history="1">
         <w:r>
           <w:rPr>
             <w:rStyle w:val="Hyperlink"/>
@@ -941,27 +4769,77 @@
           <w:t>https://doi.org/10.5281/zenodo.7199708</w:t>
         </w:r>
       </w:hyperlink>
-    </w:p>
-    <w:p/>
-    <w:p>
-      <w:pPr>
-        <w:pStyle w:val="Heading3"/>
-      </w:pPr>
-      <w:r>
-        <w:t xml:space="preserve">Impact of tillage practices on yield, incomes and emissions </w:t>
-      </w:r>
-    </w:p>
-    <w:p>
-      <w:r>
-        <w:t>Examples: Deines et al (2019)</w:t>
-      </w:r>
-    </w:p>
-    <w:p/>
-    <w:p>
-      <w:r>
+      <w:r>
+        <w:t xml:space="preserve">. </w:t>
+      </w:r>
+    </w:p>
+    <w:p>
+      <w:pPr>
+        <w:pStyle w:val="Heading2"/>
+      </w:pPr>
+      <w:r>
+        <w:t>4</w:t>
+      </w:r>
+      <w:r>
+        <w:t>.3. Climate change impact and adaptation options prioritization</w:t>
+      </w:r>
+    </w:p>
+    <w:p>
+      <w:r>
+        <w:rPr>
+          <w:b/>
+          <w:bCs/>
+        </w:rPr>
+        <w:t>Examples:</w:t>
+      </w:r>
+      <w:r>
+        <w:t xml:space="preserve"> </w:t>
+      </w:r>
+      <w:proofErr w:type="spellStart"/>
+      <w:r>
+        <w:t>Mkondiwa</w:t>
+      </w:r>
+      <w:proofErr w:type="spellEnd"/>
+      <w:r>
+        <w:t xml:space="preserve"> et al 2025 on heterogenous impacts of droughts on rice crop management and yields in Bihar</w:t>
+      </w:r>
+      <w:r>
+        <w:t>.</w:t>
+      </w:r>
+      <w:r>
+        <w:t xml:space="preserve">  </w:t>
+      </w:r>
+      <w:r>
+        <w:t>Deines et al (2019)</w:t>
+      </w:r>
+      <w:r>
+        <w:t xml:space="preserve"> on tillage </w:t>
+      </w:r>
+      <w:r>
+        <w:t xml:space="preserve">practices </w:t>
+      </w:r>
+      <w:r>
+        <w:t>in USA and conservation practices in Europe (Stetter et al 202</w:t>
+      </w:r>
+      <w:r>
+        <w:t>2</w:t>
+      </w:r>
+      <w:r>
+        <w:t>)</w:t>
+      </w:r>
+      <w:r>
+        <w:t xml:space="preserve">. </w:t>
+      </w:r>
+    </w:p>
+    <w:p>
+      <w:r>
+        <w:rPr>
+          <w:b/>
+          <w:bCs/>
+        </w:rPr>
         <w:t xml:space="preserve">Replication materials: </w:t>
       </w:r>
-      <w:hyperlink r:id="rId13" w:history="1">
+      <w:hyperlink r:id="rId16" w:history="1">
         <w:r>
           <w:rPr>
             <w:rStyle w:val="Hyperlink"/>
@@ -972,7 +4850,7 @@
       <w:r>
         <w:t xml:space="preserve"> and </w:t>
       </w:r>
-      <w:hyperlink r:id="rId14" w:history="1">
+      <w:hyperlink r:id="rId17" w:history="1">
         <w:r>
           <w:rPr>
             <w:rStyle w:val="Hyperlink"/>
@@ -981,29 +4859,27 @@
         </w:r>
       </w:hyperlink>
       <w:r>
-        <w:t xml:space="preserve">. </w:t>
-      </w:r>
-    </w:p>
-    <w:p/>
+        <w:t xml:space="preserve"> </w:t>
+      </w:r>
+      <w:r>
+        <w:t>(Deines et al 2019).</w:t>
+      </w:r>
+    </w:p>
     <w:p>
       <w:pPr>
         <w:pStyle w:val="Heading2"/>
       </w:pPr>
-      <w:commentRangeStart w:id="0"/>
-      <w:r>
-        <w:t>Climate change impact and adaptation options prioritization</w:t>
-      </w:r>
-      <w:commentRangeEnd w:id="0"/>
-      <w:r>
-        <w:rPr>
-          <w:rStyle w:val="CommentReference"/>
-          <w:sz w:val="24"/>
-          <w:szCs w:val="32"/>
-        </w:rPr>
-        <w:commentReference w:id="0"/>
-      </w:r>
-    </w:p>
-    <w:p>
+      <w:r>
+        <w:t>4</w:t>
+      </w:r>
+      <w:r>
+        <w:t>.4. Fertilizer targeting applications (mostly in Africa)</w:t>
+      </w:r>
+    </w:p>
+    <w:p>
+      <w:pPr>
+        <w:jc w:val="both"/>
+      </w:pPr>
       <w:r>
         <w:rPr>
           <w:b/>
@@ -1012,219 +4888,141 @@
         <w:t>Examples:</w:t>
       </w:r>
       <w:r>
-        <w:t xml:space="preserve"> Mkondiwa et al 2025 on h</w:t>
-      </w:r>
-      <w:r>
-        <w:t>eterogenous impacts of droughts on rice crop management and yields in Bihar</w:t>
-      </w:r>
-      <w:r>
-        <w:t xml:space="preserve">, </w:t>
-      </w:r>
-      <w:r>
-        <w:t xml:space="preserve"> #### on </w:t>
-      </w:r>
-      <w:r>
-        <w:t>zero tillage in USA</w:t>
-      </w:r>
-      <w:r>
-        <w:t xml:space="preserve"> and conservation practices in Europe (</w:t>
-      </w:r>
-      <w:r>
-        <w:t>Stetter</w:t>
-      </w:r>
-      <w:r>
-        <w:t>)</w:t>
-      </w:r>
-    </w:p>
-    <w:p/>
-    <w:p>
-      <w:r>
-        <w:t xml:space="preserve">Replication materials: </w:t>
-      </w:r>
-    </w:p>
-    <w:p>
-      <w:pPr>
-        <w:pStyle w:val="Heading2"/>
-      </w:pPr>
-      <w:r>
-        <w:t>Fertilizer targeting applications (mostly in Africa)</w:t>
-      </w:r>
-    </w:p>
-    <w:p>
-      <w:r>
+        <w:t xml:space="preserve"> McCullough et al (2022) </w:t>
+      </w:r>
+      <w:r>
+        <w:t>and</w:t>
+      </w:r>
+      <w:r>
+        <w:t xml:space="preserve"> </w:t>
+      </w:r>
+      <w:proofErr w:type="spellStart"/>
+      <w:r>
+        <w:t>Mkondiwa</w:t>
+      </w:r>
+      <w:proofErr w:type="spellEnd"/>
+      <w:r>
+        <w:t xml:space="preserve"> </w:t>
+      </w:r>
+      <w:r>
+        <w:t xml:space="preserve">and Chamberlin </w:t>
+      </w:r>
+      <w:r>
+        <w:t>(2024)</w:t>
+      </w:r>
+    </w:p>
+    <w:p>
+      <w:pPr>
+        <w:jc w:val="both"/>
         <w:rPr>
           <w:b/>
           <w:bCs/>
         </w:rPr>
-        <w:t>Examples:</w:t>
-      </w:r>
-      <w:r>
-        <w:t xml:space="preserve"> </w:t>
-      </w:r>
-      <w:r>
-        <w:t xml:space="preserve">McCullough et al (2022) Nature Food, </w:t>
-      </w:r>
-      <w:r>
-        <w:t>Mkondiwa et al (2024)</w:t>
-      </w:r>
-    </w:p>
-    <w:p>
-      <w:pPr>
+      </w:pPr>
+      <w:r>
         <w:rPr>
           <w:b/>
           <w:bCs/>
         </w:rPr>
-      </w:pPr>
-      <w:r>
+        <w:t xml:space="preserve">Purpose: </w:t>
+      </w:r>
+      <w:r>
+        <w:t xml:space="preserve">Spatially explicit economic surplus impacts of targeted fertilizer application in Africa using agronomic trial data and using observational data in Tanzania. </w:t>
+      </w:r>
+    </w:p>
+    <w:p>
+      <w:pPr>
         <w:rPr>
           <w:b/>
           <w:bCs/>
         </w:rPr>
-        <w:t xml:space="preserve">Purpose: </w:t>
-      </w:r>
-    </w:p>
-    <w:p>
-      <w:r>
-        <w:t>Spatially explicit economic surplus impacts of targeted fertilizer application in Tanzania</w:t>
-      </w:r>
-    </w:p>
-    <w:p/>
-    <w:p>
-      <w:pPr>
+      </w:pPr>
+      <w:r>
         <w:rPr>
           <w:b/>
           <w:bCs/>
         </w:rPr>
-      </w:pPr>
+        <w:t xml:space="preserve">Replication materials: </w:t>
+      </w:r>
+      <w:hyperlink r:id="rId18" w:history="1">
+        <w:r>
+          <w:rPr>
+            <w:rStyle w:val="Hyperlink"/>
+          </w:rPr>
+          <w:t>https://github.com/julianneq/Africa_Fertilizer_Profitability</w:t>
+        </w:r>
+      </w:hyperlink>
+      <w:r>
+        <w:t xml:space="preserve"> (McCullough et al 2022) and </w:t>
+      </w:r>
+      <w:hyperlink r:id="rId19" w:history="1">
+        <w:r>
+          <w:rPr>
+            <w:rStyle w:val="Hyperlink"/>
+          </w:rPr>
+          <w:t>https://github.com/MaxwellMkondiwa/TZ_Spatial_NUE_Trends_Causal_AI</w:t>
+        </w:r>
+      </w:hyperlink>
+      <w:r>
+        <w:t xml:space="preserve"> (</w:t>
+      </w:r>
+      <w:proofErr w:type="spellStart"/>
+      <w:r>
+        <w:t>Mkondiwa</w:t>
+      </w:r>
+      <w:proofErr w:type="spellEnd"/>
+      <w:r>
+        <w:t xml:space="preserve"> </w:t>
+      </w:r>
+      <w:r>
+        <w:t>and Chamberlin 2024).</w:t>
+      </w:r>
+      <w:r>
+        <w:t xml:space="preserve"> </w:t>
+      </w:r>
+    </w:p>
+    <w:p>
+      <w:pPr>
+        <w:pStyle w:val="Heading2"/>
+      </w:pPr>
+      <w:r>
+        <w:lastRenderedPageBreak/>
+        <w:t>4</w:t>
+      </w:r>
+      <w:r>
+        <w:t>.</w:t>
+      </w:r>
+      <w:r>
+        <w:t>5</w:t>
+      </w:r>
+      <w:r>
+        <w:t>. Impact assessment of government interventions and schemes</w:t>
+      </w:r>
+      <w:r>
+        <w:t>,</w:t>
+      </w:r>
+      <w:r>
+        <w:t xml:space="preserve"> </w:t>
+      </w:r>
+      <w:r>
+        <w:t>and other applications</w:t>
+      </w:r>
+    </w:p>
+    <w:p>
       <w:r>
         <w:rPr>
           <w:b/>
           <w:bCs/>
-        </w:rPr>
-        <w:t xml:space="preserve">Replication materials: </w:t>
-      </w:r>
-    </w:p>
-    <w:p/>
-    <w:p>
-      <w:pPr>
-        <w:pStyle w:val="Heading3"/>
-      </w:pPr>
-      <w:r>
-        <w:t xml:space="preserve">Impact assessment of government interventions and schemes </w:t>
-      </w:r>
-    </w:p>
-    <w:p>
-      <w:r>
-        <w:t>Examples: Stetter et al (2022)</w:t>
-      </w:r>
-      <w:r>
-        <w:t>, Espo</w:t>
-      </w:r>
-      <w:r>
-        <w:t>sti (2024)</w:t>
-      </w:r>
-    </w:p>
-    <w:p/>
-    <w:p/>
-    <w:p>
-      <w:pPr>
-        <w:pStyle w:val="Heading1"/>
-      </w:pPr>
-      <w:r>
-        <w:lastRenderedPageBreak/>
-        <w:t>4. Causal Random Forest Workflow [hands on]</w:t>
-      </w:r>
-    </w:p>
-    <w:p/>
-    <w:p/>
-    <w:p/>
-    <w:p>
-      <w:pPr>
-        <w:pStyle w:val="Heading1"/>
-      </w:pPr>
-      <w:r>
-        <w:t>5. Hybrid causal AI and other agricultural policy analysis tools</w:t>
-      </w:r>
-    </w:p>
-    <w:p>
-      <w:pPr>
-        <w:pStyle w:val="Heading2"/>
-      </w:pPr>
-      <w:r>
-        <w:t>Causal random forest + economic surplus modelling</w:t>
-      </w:r>
-    </w:p>
-    <w:p/>
-    <w:p>
-      <w:pPr>
-        <w:pStyle w:val="Heading2"/>
-      </w:pPr>
-      <w:r>
-        <w:t>Causal ML + mathematical programming</w:t>
-      </w:r>
-      <w:r>
-        <w:t xml:space="preserve"> models</w:t>
-      </w:r>
-      <w:r>
-        <w:t xml:space="preserve"> for agricultural sector </w:t>
-      </w:r>
-    </w:p>
-    <w:p/>
-    <w:p>
-      <w:pPr>
-        <w:pStyle w:val="Heading2"/>
-      </w:pPr>
-      <w:r>
-        <w:t xml:space="preserve">Causal ML+ spatial risk assessments </w:t>
-      </w:r>
-    </w:p>
-    <w:p/>
-    <w:p>
-      <w:pPr>
-        <w:pStyle w:val="Heading1"/>
-      </w:pPr>
-      <w:r>
-        <w:t xml:space="preserve">Recommended reading materials </w:t>
-      </w:r>
-    </w:p>
-    <w:p>
-      <w:r>
-        <w:t>Mkondiwa</w:t>
-      </w:r>
-      <w:r>
-        <w:t xml:space="preserve"> et al (2024), </w:t>
-      </w:r>
-      <w:r>
-        <w:t xml:space="preserve">Athey </w:t>
-      </w:r>
-      <w:r>
-        <w:t xml:space="preserve">(2025), </w:t>
-      </w:r>
-      <w:r>
-        <w:t xml:space="preserve">Wager </w:t>
-      </w:r>
-      <w:r>
-        <w:t>(</w:t>
-      </w:r>
-      <w:r>
-        <w:t>2025</w:t>
-      </w:r>
-      <w:r>
-        <w:t xml:space="preserve">) and </w:t>
-      </w:r>
-      <w:r>
-        <w:t>Chernukokhev</w:t>
-      </w:r>
-      <w:r>
-        <w:t xml:space="preserve"> (2025). </w:t>
-      </w:r>
-    </w:p>
-    <w:p>
-      <w:pPr>
-        <w:pStyle w:val="Heading1"/>
-      </w:pPr>
-      <w:r>
-        <w:t>Software</w:t>
+          <w:i/>
+          <w:iCs/>
+        </w:rPr>
+        <w:t>Impact of environmental schemes in Europe:</w:t>
+      </w:r>
+      <w:r>
+        <w:t xml:space="preserve"> </w:t>
+      </w:r>
+      <w:r>
+        <w:t>Stetter et al (2022), Esposti (2024)</w:t>
       </w:r>
     </w:p>
     <w:p>
@@ -1232,26 +5030,45 @@
         <w:rPr>
           <w:b/>
           <w:bCs/>
-        </w:rPr>
-        <w:t>R:</w:t>
-      </w:r>
-      <w:r>
-        <w:t xml:space="preserve"> grf package</w:t>
-      </w:r>
-    </w:p>
-    <w:p>
-      <w:pPr>
+          <w:i/>
+          <w:iCs/>
+        </w:rPr>
+        <w:t>Land price premium:</w:t>
+      </w:r>
+      <w:r>
+        <w:t xml:space="preserve"> Schmidt et al (2024). Please, read this paper to learn how to write a causal ML paper. </w:t>
+      </w:r>
+    </w:p>
+    <w:p>
+      <w:r>
         <w:rPr>
           <w:b/>
           <w:bCs/>
         </w:rPr>
-      </w:pPr>
+        <w:t>Impact</w:t>
+      </w:r>
       <w:r>
         <w:rPr>
           <w:b/>
           <w:bCs/>
         </w:rPr>
-        <w:t xml:space="preserve">Python: </w:t>
+        <w:t>s of</w:t>
+      </w:r>
+      <w:r>
+        <w:rPr>
+          <w:b/>
+          <w:bCs/>
+        </w:rPr>
+        <w:t xml:space="preserve"> integrated pest management:</w:t>
+      </w:r>
+      <w:r>
+        <w:t xml:space="preserve"> Mulungu</w:t>
+      </w:r>
+      <w:r>
+        <w:t xml:space="preserve"> et al </w:t>
+      </w:r>
+      <w:r>
+        <w:t xml:space="preserve">(2023). </w:t>
       </w:r>
     </w:p>
     <w:p>
@@ -1259,15 +5076,140 @@
         <w:pStyle w:val="Heading1"/>
       </w:pPr>
       <w:r>
-        <w:t xml:space="preserve">Acknowledgements </w:t>
-      </w:r>
-    </w:p>
-    <w:p>
-      <w:r>
-        <w:t xml:space="preserve">I acknowledge the funding support from CSISA, CSISA Scoping Grant, </w:t>
-      </w:r>
-      <w:r>
-        <w:t xml:space="preserve">and Sustainable Farming program of the CGIAR funded by Gates Foundation. All errors are mine. </w:t>
+        <w:t>5. Hybrid causal AI and other agricultural policy analysis tools</w:t>
+      </w:r>
+    </w:p>
+    <w:p>
+      <w:pPr>
+        <w:jc w:val="both"/>
+      </w:pPr>
+      <w:r>
+        <w:t xml:space="preserve">Beyond the applications stated above, you can use causal machine learning as a part of a broader economic policy analysis </w:t>
+      </w:r>
+      <w:r>
+        <w:t xml:space="preserve">framework. </w:t>
+      </w:r>
+    </w:p>
+    <w:p>
+      <w:pPr>
+        <w:pStyle w:val="Heading2"/>
+        <w:jc w:val="both"/>
+      </w:pPr>
+      <w:r>
+        <w:t xml:space="preserve">5.1. </w:t>
+      </w:r>
+      <w:r>
+        <w:t xml:space="preserve">Causal </w:t>
+      </w:r>
+      <w:r>
+        <w:t>ML</w:t>
+      </w:r>
+      <w:r>
+        <w:t xml:space="preserve"> + economic surplus modelling</w:t>
+      </w:r>
+    </w:p>
+    <w:p>
+      <w:pPr>
+        <w:jc w:val="both"/>
+      </w:pPr>
+      <w:r>
+        <w:t>Causal ML approaches can</w:t>
+      </w:r>
+      <w:r>
+        <w:t xml:space="preserve"> be</w:t>
+      </w:r>
+      <w:r>
+        <w:t xml:space="preserve"> combined with economic surplus methods to make </w:t>
+      </w:r>
+      <w:r>
+        <w:t xml:space="preserve">spatially explicit returns on investment assessment of agricultural technologies. </w:t>
+      </w:r>
+      <w:r>
+        <w:t>See for</w:t>
+      </w:r>
+      <w:r>
+        <w:t xml:space="preserve"> example, </w:t>
+      </w:r>
+      <w:proofErr w:type="spellStart"/>
+      <w:r>
+        <w:t>Mkondiwa</w:t>
+      </w:r>
+      <w:proofErr w:type="spellEnd"/>
+      <w:r>
+        <w:t xml:space="preserve"> and Chamberlin (2024).  </w:t>
+      </w:r>
+    </w:p>
+    <w:p>
+      <w:pPr>
+        <w:pStyle w:val="Heading2"/>
+        <w:jc w:val="both"/>
+      </w:pPr>
+      <w:r>
+        <w:t xml:space="preserve">5.2. </w:t>
+      </w:r>
+      <w:r>
+        <w:t>Causal ML + mathematical programming</w:t>
+      </w:r>
+      <w:r>
+        <w:t xml:space="preserve"> models</w:t>
+      </w:r>
+      <w:r>
+        <w:t xml:space="preserve"> for agricultural sector </w:t>
+      </w:r>
+    </w:p>
+    <w:p>
+      <w:pPr>
+        <w:jc w:val="both"/>
+      </w:pPr>
+      <w:r>
+        <w:t xml:space="preserve">Causal ML approaches especially through surrogate modelling and reinforcement learning are </w:t>
+      </w:r>
+      <w:r>
+        <w:t xml:space="preserve">being used to match computationally expensive mathematical programming models. See </w:t>
+      </w:r>
+      <w:r>
+        <w:t xml:space="preserve">for example, </w:t>
+      </w:r>
+      <w:r>
+        <w:t>Stett</w:t>
+      </w:r>
+      <w:r>
+        <w:t xml:space="preserve">er et al </w:t>
+      </w:r>
+      <w:r>
+        <w:t xml:space="preserve">(2024). </w:t>
+      </w:r>
+    </w:p>
+    <w:p>
+      <w:pPr>
+        <w:pStyle w:val="Heading2"/>
+        <w:jc w:val="both"/>
+      </w:pPr>
+      <w:r>
+        <w:t xml:space="preserve">5.3. </w:t>
+      </w:r>
+      <w:r>
+        <w:t xml:space="preserve">Causal ML+ </w:t>
+      </w:r>
+      <w:r>
+        <w:t>multi-objective (including risk</w:t>
+      </w:r>
+      <w:r>
+        <w:t>) assessments</w:t>
+      </w:r>
+    </w:p>
+    <w:p>
+      <w:pPr>
+        <w:jc w:val="both"/>
+      </w:pPr>
+      <w:r>
+        <w:t xml:space="preserve">Causal ML approaches </w:t>
+      </w:r>
+      <w:r>
+        <w:t xml:space="preserve">are being used to examine the trade-offs of </w:t>
+      </w:r>
+      <w:r>
+        <w:t xml:space="preserve">technologies. See for example, Athey (2025). </w:t>
       </w:r>
     </w:p>
     <w:p>
@@ -1275,39 +5217,122 @@
         <w:pStyle w:val="Heading1"/>
       </w:pPr>
       <w:r>
-        <w:t xml:space="preserve">References </w:t>
-      </w:r>
-    </w:p>
-    <w:p>
-      <w:r>
-        <w:rPr>
-          <w:highlight w:val="yellow"/>
-        </w:rPr>
-        <w:t>Athey</w:t>
+        <w:t xml:space="preserve">6. </w:t>
+      </w:r>
+      <w:r>
+        <w:t xml:space="preserve">Recommended reading materials </w:t>
+      </w:r>
+    </w:p>
+    <w:p>
+      <w:pPr>
+        <w:jc w:val="both"/>
+      </w:pPr>
+      <w:r>
+        <w:t xml:space="preserve">For book length and detailed learning of the tools in this course, please read the following manuals: </w:t>
+      </w:r>
+      <w:proofErr w:type="spellStart"/>
+      <w:r>
+        <w:t>Mkondiwa</w:t>
+      </w:r>
+      <w:proofErr w:type="spellEnd"/>
+      <w:r>
+        <w:t xml:space="preserve"> et al (2024), </w:t>
+      </w:r>
+      <w:r>
+        <w:t xml:space="preserve">Athey </w:t>
+      </w:r>
+      <w:r>
+        <w:t xml:space="preserve">(2025), </w:t>
+      </w:r>
+      <w:r>
+        <w:t xml:space="preserve">Wager </w:t>
+      </w:r>
+      <w:r>
+        <w:t>(</w:t>
+      </w:r>
+      <w:r>
+        <w:t>2025</w:t>
+      </w:r>
+      <w:r>
+        <w:t>)</w:t>
+      </w:r>
+      <w:r>
+        <w:t>, Storm et al (</w:t>
+      </w:r>
+      <w:r>
+        <w:t>2019</w:t>
+      </w:r>
+      <w:r>
+        <w:t xml:space="preserve">), </w:t>
+      </w:r>
+      <w:r>
+        <w:t xml:space="preserve">and </w:t>
+      </w:r>
+      <w:proofErr w:type="spellStart"/>
+      <w:r>
+        <w:t>Chern</w:t>
+      </w:r>
+      <w:r>
+        <w:t>o</w:t>
+      </w:r>
+      <w:r>
+        <w:t>zhukov</w:t>
+      </w:r>
+      <w:proofErr w:type="spellEnd"/>
+      <w:r>
+        <w:t xml:space="preserve"> (2025). </w:t>
+      </w:r>
+    </w:p>
+    <w:p>
+      <w:pPr>
+        <w:pStyle w:val="Heading1"/>
+      </w:pPr>
+      <w:r>
+        <w:t xml:space="preserve">7. </w:t>
+      </w:r>
+      <w:r>
+        <w:t>Software</w:t>
+      </w:r>
+    </w:p>
+    <w:p>
+      <w:r>
+        <w:rPr>
+          <w:b/>
+          <w:bCs/>
+        </w:rPr>
+        <w:t>R:</w:t>
       </w:r>
       <w:r>
         <w:t xml:space="preserve"> </w:t>
       </w:r>
-    </w:p>
-    <w:p>
-      <w:r>
-        <w:t xml:space="preserve">Deines, J.M., Wang, S., Lobell, D.B. 2019. “Satellites reveal a small positive yield effect from conservation tillage across the US Corn Belt”. </w:t>
-      </w:r>
+      <w:proofErr w:type="spellStart"/>
       <w:r>
         <w:rPr>
           <w:i/>
           <w:iCs/>
         </w:rPr>
-        <w:t>Environmental Research Letters</w:t>
-      </w:r>
+        <w:t>grf</w:t>
+      </w:r>
+      <w:proofErr w:type="spellEnd"/>
       <w:r>
         <w:t xml:space="preserve"> </w:t>
       </w:r>
       <w:r>
-        <w:t xml:space="preserve">14: 124038. Doi: </w:t>
-      </w:r>
-      <w:r>
-        <w:t>10.1088/1748-9326/ab503b</w:t>
+        <w:t>package</w:t>
+      </w:r>
+      <w:r>
+        <w:t xml:space="preserve"> (</w:t>
+      </w:r>
+      <w:hyperlink r:id="rId20" w:history="1">
+        <w:r>
+          <w:rPr>
+            <w:rStyle w:val="Hyperlink"/>
+          </w:rPr>
+          <w:t>https://grf-labs.github.io/grf/</w:t>
+        </w:r>
+      </w:hyperlink>
+      <w:r>
+        <w:t>)</w:t>
       </w:r>
       <w:r>
         <w:t xml:space="preserve">. </w:t>
@@ -1315,26 +5340,285 @@
     </w:p>
     <w:p>
       <w:r>
-        <w:t>Gardner, B.L. 1992</w:t>
+        <w:rPr>
+          <w:b/>
+          <w:bCs/>
+        </w:rPr>
+        <w:t xml:space="preserve">Python: </w:t>
+      </w:r>
+      <w:proofErr w:type="spellStart"/>
+      <w:r>
+        <w:t>EconML</w:t>
+      </w:r>
+      <w:proofErr w:type="spellEnd"/>
+      <w:r>
+        <w:t xml:space="preserve"> </w:t>
+      </w:r>
+      <w:r>
+        <w:t>package (</w:t>
+      </w:r>
+      <w:hyperlink r:id="rId21" w:history="1">
+        <w:r>
+          <w:rPr>
+            <w:rStyle w:val="Hyperlink"/>
+          </w:rPr>
+          <w:t>https://www.pywhy.org/EconML/</w:t>
+        </w:r>
+      </w:hyperlink>
+      <w:r>
+        <w:t>)</w:t>
       </w:r>
       <w:r>
         <w:t xml:space="preserve">. </w:t>
       </w:r>
-      <w:r>
-        <w:t xml:space="preserve">“How the data we make can unmake us: Annals of factology”. </w:t>
+    </w:p>
+    <w:p>
+      <w:r>
+        <w:rPr>
+          <w:b/>
+          <w:bCs/>
+        </w:rPr>
+        <w:t>Stata:</w:t>
+      </w:r>
+      <w:r>
+        <w:t xml:space="preserve"> </w:t>
+      </w:r>
+      <w:r>
+        <w:t>cate (</w:t>
+      </w:r>
+      <w:hyperlink r:id="rId22" w:history="1">
+        <w:r>
+          <w:rPr>
+            <w:rStyle w:val="Hyperlink"/>
+          </w:rPr>
+          <w:t>https://www.stata.com/manuals/causalcate.pdf</w:t>
+        </w:r>
+      </w:hyperlink>
+      <w:r>
+        <w:t xml:space="preserve">). </w:t>
+      </w:r>
+    </w:p>
+    <w:p>
+      <w:pPr>
+        <w:pStyle w:val="Heading1"/>
+      </w:pPr>
+      <w:r>
+        <w:t xml:space="preserve">Acknowledgements </w:t>
+      </w:r>
+    </w:p>
+    <w:p>
+      <w:pPr>
+        <w:jc w:val="both"/>
+      </w:pPr>
+      <w:r>
+        <w:t xml:space="preserve">I acknowledge the funding support from </w:t>
+      </w:r>
+      <w:r>
+        <w:t>Agronomy for AI-enabled advisories</w:t>
+      </w:r>
+      <w:r>
+        <w:t xml:space="preserve"> </w:t>
+      </w:r>
+      <w:r>
+        <w:t>s</w:t>
+      </w:r>
+      <w:r>
+        <w:t xml:space="preserve">coping </w:t>
+      </w:r>
+      <w:r>
+        <w:t>g</w:t>
+      </w:r>
+      <w:r>
+        <w:t xml:space="preserve">rant, </w:t>
+      </w:r>
+      <w:r>
+        <w:t xml:space="preserve">and Sustainable Farming program of the CGIAR funded by Gates Foundation. All errors are mine. </w:t>
+      </w:r>
+    </w:p>
+    <w:p>
+      <w:pPr>
+        <w:pStyle w:val="Heading1"/>
+      </w:pPr>
+      <w:r>
+        <w:lastRenderedPageBreak/>
+        <w:t xml:space="preserve">References </w:t>
+      </w:r>
+    </w:p>
+    <w:p>
+      <w:pPr>
+        <w:ind w:left="851" w:hanging="851"/>
+      </w:pPr>
+      <w:r>
+        <w:t xml:space="preserve">Athey, S. 2025. “Presidential address: The Economist as Designer in the Innovation Process for Socially Impactful Digital Products”. </w:t>
       </w:r>
       <w:r>
         <w:rPr>
           <w:i/>
           <w:iCs/>
         </w:rPr>
-        <w:t xml:space="preserve">American Journal </w:t>
+        <w:t xml:space="preserve">American Economic Review </w:t>
+      </w:r>
+      <w:r>
+        <w:t xml:space="preserve">115 (4): 1059-1099. Doi: </w:t>
+      </w:r>
+      <w:r>
+        <w:t>10.1257/aer.115.4.1059</w:t>
+      </w:r>
+      <w:r>
+        <w:t xml:space="preserve">. </w:t>
+      </w:r>
+    </w:p>
+    <w:p>
+      <w:pPr>
+        <w:ind w:left="851" w:hanging="851"/>
+        <w:rPr>
+          <w:rFonts w:cs="Open Sans"/>
+          <w:color w:val="000000"/>
+          <w:shd w:val="clear" w:color="auto" w:fill="FFFFFF"/>
+        </w:rPr>
+      </w:pPr>
+      <w:r>
+        <w:t xml:space="preserve">Athey, S., </w:t>
+      </w:r>
+      <w:proofErr w:type="spellStart"/>
+      <w:r>
+        <w:t>Tibshirani</w:t>
+      </w:r>
+      <w:proofErr w:type="spellEnd"/>
+      <w:r>
+        <w:t xml:space="preserve">, J., and Wager, S. 2019. “Generalized Random Forests”. </w:t>
       </w:r>
       <w:r>
         <w:rPr>
           <w:i/>
           <w:iCs/>
         </w:rPr>
+        <w:t xml:space="preserve">Annals of Statistics </w:t>
+      </w:r>
+      <w:r>
+        <w:t>47 (2): 1148-1178. Doi: 10.1214/18-AOS1709.</w:t>
+      </w:r>
+      <w:r>
+        <w:rPr>
+          <w:rFonts w:cs="Open Sans"/>
+          <w:color w:val="000000"/>
+          <w:shd w:val="clear" w:color="auto" w:fill="FFFFFF"/>
+        </w:rPr>
+        <w:t xml:space="preserve"> </w:t>
+      </w:r>
+    </w:p>
+    <w:p>
+      <w:pPr>
+        <w:ind w:left="851" w:hanging="851"/>
+      </w:pPr>
+      <w:r>
+        <w:t xml:space="preserve">Athey, S., and Wager, S. 2021. “Policy learning with observational data”. </w:t>
+      </w:r>
+      <w:proofErr w:type="spellStart"/>
+      <w:r>
+        <w:t>Econometrica</w:t>
+      </w:r>
+      <w:proofErr w:type="spellEnd"/>
+      <w:r>
+        <w:t xml:space="preserve"> 89 (1): 133-161</w:t>
+      </w:r>
+      <w:r>
+        <w:t xml:space="preserve">. Doi: </w:t>
+      </w:r>
+      <w:r>
+        <w:t> </w:t>
+      </w:r>
+      <w:hyperlink r:id="rId23" w:history="1">
+        <w:r>
+          <w:t>https://doi.org/10.3982/ECTA15732</w:t>
+        </w:r>
+      </w:hyperlink>
+      <w:r>
+        <w:t xml:space="preserve">. </w:t>
+      </w:r>
+    </w:p>
+    <w:p>
+      <w:pPr>
+        <w:ind w:left="851" w:hanging="851"/>
+      </w:pPr>
+      <w:r>
+        <w:t>Chernozhukov</w:t>
+      </w:r>
+      <w:r>
+        <w:t xml:space="preserve">, V., Hansen, C., Kallus, N., Spindler, M., and </w:t>
+      </w:r>
+      <w:proofErr w:type="spellStart"/>
+      <w:r>
+        <w:t>Syr</w:t>
+      </w:r>
+      <w:r>
+        <w:t>gkanis</w:t>
+      </w:r>
+      <w:proofErr w:type="spellEnd"/>
+      <w:r>
+        <w:t xml:space="preserve">, V. 2026. “Applied Causal Inference Powered by ML and AI”. Url: </w:t>
+      </w:r>
+    </w:p>
+    <w:p>
+      <w:pPr>
+        <w:ind w:left="851" w:hanging="851"/>
+      </w:pPr>
+      <w:r>
+        <w:t xml:space="preserve">Deines, J.M., Wang, S., Lobell, D.B. 2019. “Satellites reveal a small positive yield effect from conservation tillage across the US Corn Belt”. </w:t>
+      </w:r>
+      <w:r>
+        <w:rPr>
+          <w:i/>
+          <w:iCs/>
+        </w:rPr>
+        <w:t>Environmental Research Letters</w:t>
+      </w:r>
+      <w:r>
+        <w:t xml:space="preserve"> </w:t>
+      </w:r>
+      <w:r>
+        <w:t xml:space="preserve">14: 124038. Doi: </w:t>
+      </w:r>
+      <w:r>
+        <w:t>10.1088/1748-9326/ab503b</w:t>
+      </w:r>
+      <w:r>
+        <w:t xml:space="preserve">. </w:t>
+      </w:r>
+    </w:p>
+    <w:p>
+      <w:pPr>
+        <w:ind w:left="851" w:hanging="851"/>
+      </w:pPr>
+      <w:r>
+        <w:t>Gardner, B.L. 1992</w:t>
+      </w:r>
+      <w:r>
+        <w:t xml:space="preserve">. </w:t>
+      </w:r>
+      <w:r>
+        <w:t xml:space="preserve">“How the data we make can unmake us: Annals of </w:t>
+      </w:r>
+      <w:proofErr w:type="spellStart"/>
+      <w:r>
+        <w:t>factology</w:t>
+      </w:r>
+      <w:proofErr w:type="spellEnd"/>
+      <w:r>
+        <w:t xml:space="preserve">”. </w:t>
+      </w:r>
+      <w:r>
+        <w:rPr>
+          <w:i/>
+          <w:iCs/>
+        </w:rPr>
+        <w:t xml:space="preserve">American Journal </w:t>
+      </w:r>
+      <w:r>
+        <w:rPr>
+          <w:i/>
+          <w:iCs/>
+        </w:rPr>
         <w:t>of Agricultural Economics</w:t>
       </w:r>
       <w:r>
@@ -1343,7 +5627,7 @@
       <w:r>
         <w:t xml:space="preserve"> (5): 1066-1075. Doi: </w:t>
       </w:r>
-      <w:hyperlink r:id="rId19" w:history="1">
+      <w:hyperlink r:id="rId24" w:history="1">
         <w:r>
           <w:rPr>
             <w:rStyle w:val="Hyperlink"/>
@@ -1356,8 +5640,10 @@
       </w:r>
     </w:p>
     <w:p>
-      <w:r>
-        <w:lastRenderedPageBreak/>
+      <w:pPr>
+        <w:ind w:left="851" w:hanging="851"/>
+      </w:pPr>
+      <w:r>
         <w:t>Kluger, D.M., Owen, A.B., a</w:t>
       </w:r>
       <w:r>
@@ -1384,6 +5670,9 @@
       </w:r>
     </w:p>
     <w:p>
+      <w:pPr>
+        <w:ind w:left="851" w:hanging="851"/>
+      </w:pPr>
       <w:r>
         <w:t xml:space="preserve">Kluger, D.M., Tommaso, S.D., and Lobell, D.B. </w:t>
       </w:r>
@@ -1391,7 +5680,15 @@
         <w:t>2025</w:t>
       </w:r>
       <w:r>
-        <w:t>. “Precrop payoffs: causal machine learning reveals large but variable yield benefits of crop rotation in major bread</w:t>
+        <w:t>. “</w:t>
+      </w:r>
+      <w:proofErr w:type="spellStart"/>
+      <w:r>
+        <w:t>Precrop</w:t>
+      </w:r>
+      <w:proofErr w:type="spellEnd"/>
+      <w:r>
+        <w:t xml:space="preserve"> payoffs: causal machine learning reveals large but variable yield benefits of crop rotation in major bread</w:t>
       </w:r>
       <w:r>
         <w:t>baskets</w:t>
@@ -1400,52 +5697,389 @@
         <w:t>”.</w:t>
       </w:r>
     </w:p>
-    <w:p/>
-    <w:p>
-      <w:r>
-        <w:rPr>
-          <w:lang w:val="sv-SE"/>
-        </w:rPr>
-        <w:t>Stetter, C., Mennig, P., a</w:t>
-      </w:r>
-      <w:r>
-        <w:rPr>
-          <w:lang w:val="sv-SE"/>
-        </w:rPr>
-        <w:t>nd Sauer</w:t>
-      </w:r>
-      <w:r>
-        <w:rPr>
-          <w:lang w:val="sv-SE"/>
-        </w:rPr>
-        <w:t xml:space="preserve">, J. 2022. </w:t>
-      </w:r>
-      <w:r>
-        <w:t xml:space="preserve">“Using machine learning to identify </w:t>
-      </w:r>
-      <w:r>
-        <w:t>heterogeneous impacts of agri-environment schemes in the EU: A case study</w:t>
+    <w:p>
+      <w:pPr>
+        <w:ind w:left="851" w:hanging="851"/>
+      </w:pPr>
+      <w:proofErr w:type="spellStart"/>
+      <w:r>
+        <w:t>Mkondiwa,</w:t>
+      </w:r>
+      <w:proofErr w:type="spellEnd"/>
+      <w:r>
+        <w:t xml:space="preserve"> M., Kumar, V., Craufurd, P., McDo</w:t>
+      </w:r>
+      <w:r>
+        <w:t xml:space="preserve">nald, A., and Malik, R. 2023. “Empowering sustainability transitions in agri-food systems using big data and causal artificial intelligence”. Conference lead paper. </w:t>
+      </w:r>
+      <w:r>
+        <w:t xml:space="preserve">Url: </w:t>
+      </w:r>
+      <w:hyperlink r:id="rId25" w:history="1">
+        <w:r>
+          <w:rPr>
+            <w:rStyle w:val="Hyperlink"/>
+          </w:rPr>
+          <w:t>https://www.researchgate.net/profile/Maxwell-Mkondiwa/publication/380290487_Empowering_Sustainability_Transitions_in_Agri-food_Systems_Using_Big_Data_and_Causal_Artificial_Intelligence_Causal_AI/links/6633c73a06ea3d0b74237814/Empowering-Sustainability-Transitions-in-Agri-food-Systems-Using-Big-Data-and-Causal-Artificial-Intelligence-Causal-AI.pdf</w:t>
+        </w:r>
+      </w:hyperlink>
+      <w:r>
+        <w:t xml:space="preserve">. </w:t>
+      </w:r>
+    </w:p>
+    <w:p>
+      <w:pPr>
+        <w:ind w:left="851" w:hanging="851"/>
+      </w:pPr>
+      <w:proofErr w:type="spellStart"/>
+      <w:r>
+        <w:t>Mkondiwa,</w:t>
+      </w:r>
+      <w:proofErr w:type="spellEnd"/>
+      <w:r>
+        <w:t xml:space="preserve"> M</w:t>
+      </w:r>
+      <w:r>
+        <w:t xml:space="preserve">., Kishore, A., </w:t>
+      </w:r>
+      <w:proofErr w:type="spellStart"/>
+      <w:r>
+        <w:t>Veetil</w:t>
+      </w:r>
+      <w:proofErr w:type="spellEnd"/>
+      <w:r>
+        <w:t xml:space="preserve">, PC., Sherpa, S., Saxena, S., </w:t>
+      </w:r>
+      <w:proofErr w:type="spellStart"/>
+      <w:r>
+        <w:t>Pinjarla</w:t>
+      </w:r>
+      <w:proofErr w:type="spellEnd"/>
+      <w:r>
+        <w:t xml:space="preserve">, B., </w:t>
+      </w:r>
+      <w:proofErr w:type="spellStart"/>
+      <w:r>
+        <w:t>Urfels</w:t>
+      </w:r>
+      <w:proofErr w:type="spellEnd"/>
+      <w:r>
+        <w:t xml:space="preserve">, A., </w:t>
+      </w:r>
+      <w:proofErr w:type="spellStart"/>
+      <w:r>
+        <w:t>Poonia</w:t>
+      </w:r>
+      <w:proofErr w:type="spellEnd"/>
+      <w:r>
+        <w:t>, S., Ajay, A., Craufu</w:t>
+      </w:r>
+      <w:r>
+        <w:t>rd, P., Malik, R., and McDonald, A.</w:t>
+      </w:r>
+      <w:r>
+        <w:t xml:space="preserve"> 2025. </w:t>
+      </w:r>
+      <w:r>
+        <w:t>“</w:t>
+      </w:r>
+      <w:r>
+        <w:t xml:space="preserve">Farmers agronomic management responses to extreme drought and rice yields in Bihar, </w:t>
+      </w:r>
+      <w:r>
+        <w:lastRenderedPageBreak/>
+        <w:t>India</w:t>
       </w:r>
       <w:r>
         <w:t>”</w:t>
       </w:r>
-    </w:p>
-    <w:p/>
-    <w:p>
-      <w:r>
-        <w:t>Takeshima, H., and Kishore, A. 2026. “Estimating cumulative input effects in annual crop production: A LASSO-based panel data approach from India</w:t>
+      <w:r>
+        <w:t xml:space="preserve">. </w:t>
       </w:r>
       <w:r>
         <w:rPr>
           <w:i/>
           <w:iCs/>
         </w:rPr>
+        <w:t>Agricultural Water Management</w:t>
+      </w:r>
+      <w:r>
+        <w:t xml:space="preserve"> 320: 109830. Doi: </w:t>
+      </w:r>
+      <w:hyperlink r:id="rId26" w:tgtFrame="_blank" w:tooltip="Persistent link using digital object identifier" w:history="1">
+        <w:r>
+          <w:rPr>
+            <w:rStyle w:val="Hyperlink"/>
+          </w:rPr>
+          <w:t>https://doi.org/10.1016/j.agwat.2025.109830</w:t>
+        </w:r>
+      </w:hyperlink>
+      <w:r>
+        <w:t xml:space="preserve">. </w:t>
+      </w:r>
+    </w:p>
+    <w:p>
+      <w:pPr>
+        <w:ind w:left="851" w:hanging="851"/>
+      </w:pPr>
+      <w:proofErr w:type="spellStart"/>
+      <w:r>
+        <w:t>Mkondiwa,</w:t>
+      </w:r>
+      <w:proofErr w:type="spellEnd"/>
+      <w:r>
+        <w:t xml:space="preserve"> M., Chamberlin, J., &amp; </w:t>
+      </w:r>
+      <w:proofErr w:type="spellStart"/>
+      <w:r>
+        <w:t>Oyinbo</w:t>
+      </w:r>
+      <w:proofErr w:type="spellEnd"/>
+      <w:r>
+        <w:t xml:space="preserve">, O. (2024). Workflows for spatial ex ante economic analysis of agronomy </w:t>
+      </w:r>
+      <w:proofErr w:type="gramStart"/>
+      <w:r>
+        <w:t>interventions :</w:t>
+      </w:r>
+      <w:proofErr w:type="gramEnd"/>
+      <w:r>
+        <w:t xml:space="preserve"> Version 0.1. EIA. </w:t>
+      </w:r>
+      <w:hyperlink r:id="rId27" w:history="1">
+        <w:r>
+          <w:rPr>
+            <w:rStyle w:val="Hyperlink"/>
+          </w:rPr>
+          <w:t>https://hdl.handle.net/10883/35305</w:t>
+        </w:r>
+      </w:hyperlink>
+      <w:r>
+        <w:t>.</w:t>
+      </w:r>
+    </w:p>
+    <w:p>
+      <w:pPr>
+        <w:ind w:left="851" w:hanging="851"/>
+      </w:pPr>
+      <w:proofErr w:type="spellStart"/>
+      <w:r>
+        <w:t>Mkondiwa,</w:t>
+      </w:r>
+      <w:proofErr w:type="spellEnd"/>
+      <w:r>
+        <w:t xml:space="preserve"> M., &amp; Chamberlin, J. (2024). Spatially explicit trends in nitrogen use efficiency and partial profits in Tanzania, 2008-2020. EIA. </w:t>
+      </w:r>
+      <w:hyperlink r:id="rId28" w:history="1">
+        <w:r>
+          <w:rPr>
+            <w:rStyle w:val="Hyperlink"/>
+          </w:rPr>
+          <w:t>https://hdl.handle.net/10883/35304</w:t>
+        </w:r>
+      </w:hyperlink>
+      <w:r>
+        <w:t xml:space="preserve">. </w:t>
+      </w:r>
+    </w:p>
+    <w:p>
+      <w:pPr>
+        <w:ind w:left="851" w:hanging="851"/>
+        <w:rPr>
+          <w:lang w:val="en-ZW"/>
+        </w:rPr>
+      </w:pPr>
+      <w:r>
+        <w:t xml:space="preserve">Mulungu, K., Abro, Z.A., Muriithi, W.B., Kassie, M., </w:t>
+      </w:r>
+      <w:proofErr w:type="spellStart"/>
+      <w:r>
+        <w:t>Kidoido</w:t>
+      </w:r>
+      <w:proofErr w:type="spellEnd"/>
+      <w:r>
+        <w:t xml:space="preserve">, M., </w:t>
+      </w:r>
+      <w:proofErr w:type="spellStart"/>
+      <w:r>
+        <w:t>Sevgan</w:t>
+      </w:r>
+      <w:proofErr w:type="spellEnd"/>
+      <w:r>
+        <w:t xml:space="preserve">, S., Mohamed, S., Tanga, C., and Khamis, F. 2023. “One size does not fit all: Heterogeneous economic impact of integrated pest management practices for mango fruit flies in Kenya—a machine learning approach”. Journal of Agricultural Economics </w:t>
+      </w:r>
+      <w:r>
+        <w:t xml:space="preserve">75 (1): 261-279. Doi: </w:t>
+      </w:r>
+      <w:hyperlink r:id="rId29" w:history="1">
+        <w:r>
+          <w:rPr>
+            <w:rStyle w:val="Hyperlink"/>
+          </w:rPr>
+          <w:t>https://doi.org/10.1111/1477-9552.12550</w:t>
+        </w:r>
+      </w:hyperlink>
+      <w:r>
+        <w:t>.</w:t>
+      </w:r>
+    </w:p>
+    <w:p>
+      <w:pPr>
+        <w:ind w:left="851" w:hanging="851"/>
+      </w:pPr>
+      <w:r>
+        <w:rPr>
+          <w:lang w:val="sv-SE"/>
+        </w:rPr>
+        <w:t>Stetter, C., Mennig, P., a</w:t>
+      </w:r>
+      <w:r>
+        <w:rPr>
+          <w:lang w:val="sv-SE"/>
+        </w:rPr>
+        <w:t>nd Sauer</w:t>
+      </w:r>
+      <w:r>
+        <w:rPr>
+          <w:lang w:val="sv-SE"/>
+        </w:rPr>
+        <w:t xml:space="preserve">, J. 2022. </w:t>
+      </w:r>
+      <w:r>
+        <w:t xml:space="preserve">“Using machine learning to identify </w:t>
+      </w:r>
+      <w:r>
+        <w:t xml:space="preserve">heterogeneous impacts of </w:t>
+      </w:r>
+      <w:proofErr w:type="spellStart"/>
+      <w:r>
+        <w:t>agri</w:t>
+      </w:r>
+      <w:proofErr w:type="spellEnd"/>
+      <w:r>
+        <w:t>-environment schemes in the EU: A case study</w:t>
+      </w:r>
+      <w:r>
+        <w:t>”</w:t>
+      </w:r>
+      <w:r>
+        <w:t>.</w:t>
+      </w:r>
+      <w:r>
+        <w:t xml:space="preserve"> European Journal of Agricultural Economics </w:t>
+      </w:r>
+      <w:r>
+        <w:t xml:space="preserve">49 (4): 723-759. Doi: </w:t>
+      </w:r>
+      <w:hyperlink r:id="rId30" w:history="1">
+        <w:r>
+          <w:rPr>
+            <w:rStyle w:val="Hyperlink"/>
+          </w:rPr>
+          <w:t>https://doi.org/10.1093/erae/jbab057</w:t>
+        </w:r>
+      </w:hyperlink>
+      <w:r>
+        <w:t xml:space="preserve">. </w:t>
+      </w:r>
+    </w:p>
+    <w:p>
+      <w:pPr>
+        <w:ind w:left="851" w:hanging="851"/>
+      </w:pPr>
+      <w:r>
+        <w:t xml:space="preserve">Schmidt, L., </w:t>
+      </w:r>
+      <w:proofErr w:type="spellStart"/>
+      <w:r>
+        <w:t>Odening</w:t>
+      </w:r>
+      <w:proofErr w:type="spellEnd"/>
+      <w:r>
+        <w:t xml:space="preserve">, M., and Ritter, M. </w:t>
+      </w:r>
+      <w:r>
+        <w:t xml:space="preserve">2024. “Do non-farmers pay more for land than farmers?”. </w:t>
+      </w:r>
+      <w:r>
+        <w:rPr>
+          <w:i/>
+          <w:iCs/>
+        </w:rPr>
+        <w:t>European Review of Agricultural Economics</w:t>
+      </w:r>
+      <w:r>
+        <w:t xml:space="preserve"> </w:t>
+      </w:r>
+      <w:r>
+        <w:t xml:space="preserve">51 (4): 1094-1128. Doi: </w:t>
+      </w:r>
+      <w:hyperlink r:id="rId31" w:history="1">
+        <w:r>
+          <w:rPr>
+            <w:rStyle w:val="Hyperlink"/>
+          </w:rPr>
+          <w:t>https://doi.org/10.1093/erae/jbae023</w:t>
+        </w:r>
+      </w:hyperlink>
+      <w:r>
+        <w:t xml:space="preserve">. </w:t>
+      </w:r>
+    </w:p>
+    <w:p>
+      <w:pPr>
+        <w:ind w:left="851" w:hanging="851"/>
+      </w:pPr>
+      <w:r>
+        <w:t xml:space="preserve">Storm, H., Baylis, K., and </w:t>
+      </w:r>
+      <w:proofErr w:type="spellStart"/>
+      <w:r>
+        <w:t>Heckelei</w:t>
+      </w:r>
+      <w:proofErr w:type="spellEnd"/>
+      <w:r>
+        <w:t xml:space="preserve">, T. </w:t>
+      </w:r>
+      <w:r>
+        <w:t xml:space="preserve">2019. “Machine learning in agricultural and applied economics”. European Review of Agricultural Economics </w:t>
+      </w:r>
+      <w:r>
+        <w:t xml:space="preserve">47 (3): 849-892. Doi: </w:t>
+      </w:r>
+      <w:hyperlink r:id="rId32" w:history="1">
+        <w:r>
+          <w:rPr>
+            <w:rStyle w:val="Hyperlink"/>
+          </w:rPr>
+          <w:t>https://doi.org/10.1093/erae/jbz033</w:t>
+        </w:r>
+      </w:hyperlink>
+      <w:r>
+        <w:t xml:space="preserve">. </w:t>
+      </w:r>
+      <w:r>
+        <w:t xml:space="preserve"> </w:t>
+      </w:r>
+    </w:p>
+    <w:p>
+      <w:pPr>
+        <w:ind w:left="851" w:hanging="851"/>
+      </w:pPr>
+      <w:r>
+        <w:t>Takeshima, H., and Kishore, A. 2026. “Estimating cumulative input effects in annual crop production: A LASSO-based panel data approach from India</w:t>
+      </w:r>
+      <w:r>
+        <w:rPr>
+          <w:i/>
+          <w:iCs/>
+        </w:rPr>
         <w:t>”. Agricultural Systems</w:t>
       </w:r>
       <w:r>
         <w:t xml:space="preserve"> 231: 104555. Doi: </w:t>
       </w:r>
-      <w:hyperlink r:id="rId20" w:tgtFrame="_blank" w:tooltip="Persistent link using digital object identifier" w:history="1">
+      <w:hyperlink r:id="rId33" w:tgtFrame="_blank" w:tooltip="Persistent link using digital object identifier" w:history="1">
         <w:r>
           <w:rPr>
             <w:rStyle w:val="Hyperlink"/>
@@ -1457,8 +6091,10 @@
         <w:t xml:space="preserve">. </w:t>
       </w:r>
     </w:p>
-    <w:p/>
-    <w:p>
+    <w:p>
+      <w:pPr>
+        <w:ind w:left="851" w:hanging="851"/>
+      </w:pPr>
       <w:r>
         <w:t>Zhou, J., Zhu, P., Kluger, D.M., Lo</w:t>
       </w:r>
@@ -1481,7 +6117,7 @@
       <w:r>
         <w:t xml:space="preserve">30 (11): e17556. Doi: </w:t>
       </w:r>
-      <w:hyperlink r:id="rId21" w:history="1">
+      <w:hyperlink r:id="rId34" w:history="1">
         <w:r>
           <w:rPr>
             <w:rStyle w:val="Hyperlink"/>
@@ -1495,88 +6131,10 @@
         <w:t xml:space="preserve">. </w:t>
       </w:r>
     </w:p>
-    <w:p>
-      <w:r>
-        <w:t>Mkondiwa, M., Kumar, V., Craufurd, P., McDo</w:t>
-      </w:r>
-      <w:r>
-        <w:t xml:space="preserve">nald, A., and Malik, R. </w:t>
-      </w:r>
-      <w:r>
-        <w:t xml:space="preserve">2023. “Empowering sustainability transitions in agri-food systems using big data and causal artificial intelligence”. Conference lead paper. </w:t>
-      </w:r>
-      <w:r>
-        <w:t xml:space="preserve">Url: </w:t>
-      </w:r>
-      <w:hyperlink r:id="rId22" w:history="1">
-        <w:r>
-          <w:rPr>
-            <w:rStyle w:val="Hyperlink"/>
-          </w:rPr>
-          <w:t>https://www.researchgate.net/profile/Maxwell-Mkondiwa/publication/380290487_Empowering_Sustainability_Transitions_in_Agri-food_Systems_Using_Big_Data_and_Causal_Artificial_Intelligence_Causal_AI/links/6633c73a06ea3d0b74237814/Empowering-Sustainability-Transitions-in-Agri-food-Systems-Using-Big-Data-and-Causal-Artificial-Intelligence-Causal-AI.pdf</w:t>
-        </w:r>
-      </w:hyperlink>
-      <w:r>
-        <w:t xml:space="preserve">. </w:t>
-      </w:r>
-    </w:p>
-    <w:p>
-      <w:r>
-        <w:t>Mkondiwa</w:t>
-      </w:r>
-      <w:r>
-        <w:t xml:space="preserve">, M…. 2025. </w:t>
-      </w:r>
-      <w:r>
-        <w:t>Farmers agronomic management responses to extreme drought and rice yields in Bihar, India</w:t>
-      </w:r>
-      <w:r>
-        <w:t xml:space="preserve">. </w:t>
-      </w:r>
-      <w:r>
-        <w:rPr>
-          <w:i/>
-          <w:iCs/>
-        </w:rPr>
-        <w:t>Agricultural Water Management</w:t>
-      </w:r>
-      <w:r>
-        <w:t xml:space="preserve"> 320: 109830. Doi: </w:t>
-      </w:r>
-      <w:hyperlink r:id="rId23" w:tgtFrame="_blank" w:tooltip="Persistent link using digital object identifier" w:history="1">
-        <w:r>
-          <w:rPr>
-            <w:rStyle w:val="Hyperlink"/>
-          </w:rPr>
-          <w:t>https://doi.org/10.1016/j.agwat.2025.109830</w:t>
-        </w:r>
-      </w:hyperlink>
-      <w:r>
-        <w:t xml:space="preserve">. </w:t>
-      </w:r>
-    </w:p>
-    <w:p>
-      <w:r>
-        <w:t>Mkondiwa, M., &amp; Chamberlin, J. (2024). Spatially explicit trends in nitrogen use efficiency and partial profits in Tanzania, 2008-2020. EIA. </w:t>
-      </w:r>
-      <w:hyperlink r:id="rId24" w:history="1">
-        <w:r>
-          <w:rPr>
-            <w:rStyle w:val="Hyperlink"/>
-          </w:rPr>
-          <w:t>https://hdl.handle.net/10883/35304</w:t>
-        </w:r>
-      </w:hyperlink>
-      <w:r>
-        <w:t xml:space="preserve">. </w:t>
-      </w:r>
-    </w:p>
-    <w:p/>
-    <w:p/>
     <w:p/>
     <w:p/>
     <w:sectPr>
-      <w:footerReference w:type="default" r:id="rId25"/>
+      <w:footerReference w:type="default" r:id="rId35"/>
       <w:pgSz w:w="11906" w:h="16838"/>
       <w:pgMar w:top="1440" w:right="1440" w:bottom="1440" w:left="1440" w:header="708" w:footer="708" w:gutter="0"/>
       <w:cols w:space="708"/>
@@ -1584,45 +6142,6 @@
     </w:sectPr>
   </w:body>
 </w:document>
-</file>
-
-<file path=word/comments.xml><?xml version="1.0" encoding="utf-8"?>
-<w:comments xmlns:wpc="http://schemas.microsoft.com/office/word/2010/wordprocessingCanvas" xmlns:cx="http://schemas.microsoft.com/office/drawing/2014/chartex" xmlns:cx1="http://schemas.microsoft.com/office/drawing/2015/9/8/chartex" xmlns:cx2="http://schemas.microsoft.com/office/drawing/2015/10/21/chartex" xmlns:cx3="http://schemas.microsoft.com/office/drawing/2016/5/9/chartex" xmlns:cx4="http://schemas.microsoft.com/office/drawing/2016/5/10/chartex" xmlns:cx5="http://schemas.microsoft.com/office/drawing/2016/5/11/chartex" xmlns:cx6="http://schemas.microsoft.com/office/drawing/2016/5/12/chartex" xmlns:cx7="http://schemas.microsoft.com/office/drawing/2016/5/13/chartex" xmlns:cx8="http://schemas.microsoft.com/office/drawing/2016/5/14/chartex" xmlns:mc="http://schemas.openxmlformats.org/markup-compatibility/2006" xmlns:aink="http://schemas.microsoft.com/office/drawing/2016/ink" xmlns:am3d="http://schemas.microsoft.com/office/drawing/2017/model3d" xmlns:o="urn:schemas-microsoft-com:office:office" xmlns:oel="http://schemas.microsoft.com/office/2019/extlst" xmlns:r="http://schemas.openxmlformats.org/officeDocument/2006/relationships" xmlns:m="http://schemas.openxmlformats.org/officeDocument/2006/math" xmlns:v="urn:schemas-microsoft-com:vml" xmlns:wp14="http://schemas.microsoft.com/office/word/2010/wordprocessingDrawing" xmlns:wp="http://schemas.openxmlformats.org/drawingml/2006/wordprocessingDrawing" xmlns:w10="urn:schemas-microsoft-com:office:word" xmlns:w="http://schemas.openxmlformats.org/wordprocessingml/2006/main" xmlns:w14="http://schemas.microsoft.com/office/word/2010/wordml" xmlns:w15="http://schemas.microsoft.com/office/word/2012/wordml" xmlns:w16cex="http://schemas.microsoft.com/office/word/2018/wordml/cex" xmlns:w16cid="http://schemas.microsoft.com/office/word/2016/wordml/cid" xmlns:w16="http://schemas.microsoft.com/office/word/2018/wordml" xmlns:w16du="http://schemas.microsoft.com/office/word/2023/wordml/word16du" xmlns:w16sdtdh="http://schemas.microsoft.com/office/word/2020/wordml/sdtdatahash" xmlns:w16sdtfl="http://schemas.microsoft.com/office/word/2024/wordml/sdtformatlock" xmlns:w16se="http://schemas.microsoft.com/office/word/2015/wordml/symex" xmlns:wpg="http://schemas.microsoft.com/office/word/2010/wordprocessingGroup" xmlns:wpi="http://schemas.microsoft.com/office/word/2010/wordprocessingInk" xmlns:wne="http://schemas.microsoft.com/office/word/2006/wordml" xmlns:wps="http://schemas.microsoft.com/office/word/2010/wordprocessingShape" mc:Ignorable="w14 w15 w16se w16cid w16 w16cex w16sdtdh w16sdtfl w16du wp14">
-  <w:comment w:id="0" w:author="Maxwell Mkondiwa" w:date="2026-03-05T12:23:00Z" w:initials="MM">
-    <w:p>
-      <w:pPr>
-        <w:pStyle w:val="CommentText"/>
-      </w:pPr>
-      <w:r>
-        <w:rPr>
-          <w:rStyle w:val="CommentReference"/>
-        </w:rPr>
-        <w:annotationRef/>
-      </w:r>
-      <w:r>
-        <w:t xml:space="preserve">Kelvin Mulungu papers </w:t>
-      </w:r>
-    </w:p>
-  </w:comment>
-</w:comments>
-</file>
-
-<file path=word/commentsExtended.xml><?xml version="1.0" encoding="utf-8"?>
-<w15:commentsEx xmlns:wpc="http://schemas.microsoft.com/office/word/2010/wordprocessingCanvas" xmlns:cx="http://schemas.microsoft.com/office/drawing/2014/chartex" xmlns:cx1="http://schemas.microsoft.com/office/drawing/2015/9/8/chartex" xmlns:cx2="http://schemas.microsoft.com/office/drawing/2015/10/21/chartex" xmlns:cx3="http://schemas.microsoft.com/office/drawing/2016/5/9/chartex" xmlns:cx4="http://schemas.microsoft.com/office/drawing/2016/5/10/chartex" xmlns:cx5="http://schemas.microsoft.com/office/drawing/2016/5/11/chartex" xmlns:cx6="http://schemas.microsoft.com/office/drawing/2016/5/12/chartex" xmlns:cx7="http://schemas.microsoft.com/office/drawing/2016/5/13/chartex" xmlns:cx8="http://schemas.microsoft.com/office/drawing/2016/5/14/chartex" xmlns:mc="http://schemas.openxmlformats.org/markup-compatibility/2006" xmlns:aink="http://schemas.microsoft.com/office/drawing/2016/ink" xmlns:am3d="http://schemas.microsoft.com/office/drawing/2017/model3d" xmlns:o="urn:schemas-microsoft-com:office:office" xmlns:oel="http://schemas.microsoft.com/office/2019/extlst" xmlns:r="http://schemas.openxmlformats.org/officeDocument/2006/relationships" xmlns:m="http://schemas.openxmlformats.org/officeDocument/2006/math" xmlns:v="urn:schemas-microsoft-com:vml" xmlns:wp14="http://schemas.microsoft.com/office/word/2010/wordprocessingDrawing" xmlns:wp="http://schemas.openxmlformats.org/drawingml/2006/wordprocessingDrawing" xmlns:w10="urn:schemas-microsoft-com:office:word" xmlns:w="http://schemas.openxmlformats.org/wordprocessingml/2006/main" xmlns:w14="http://schemas.microsoft.com/office/word/2010/wordml" xmlns:w15="http://schemas.microsoft.com/office/word/2012/wordml" xmlns:w16cex="http://schemas.microsoft.com/office/word/2018/wordml/cex" xmlns:w16cid="http://schemas.microsoft.com/office/word/2016/wordml/cid" xmlns:w16="http://schemas.microsoft.com/office/word/2018/wordml" xmlns:w16du="http://schemas.microsoft.com/office/word/2023/wordml/word16du" xmlns:w16sdtdh="http://schemas.microsoft.com/office/word/2020/wordml/sdtdatahash" xmlns:w16sdtfl="http://schemas.microsoft.com/office/word/2024/wordml/sdtformatlock" xmlns:w16se="http://schemas.microsoft.com/office/word/2015/wordml/symex" xmlns:wpg="http://schemas.microsoft.com/office/word/2010/wordprocessingGroup" xmlns:wpi="http://schemas.microsoft.com/office/word/2010/wordprocessingInk" xmlns:wne="http://schemas.microsoft.com/office/word/2006/wordml" xmlns:wps="http://schemas.microsoft.com/office/word/2010/wordprocessingShape" mc:Ignorable="w14 w15 w16se w16cid w16 w16cex w16sdtdh w16sdtfl w16du wp14">
-  <w15:commentEx w15:paraId="75DB38E2" w15:done="0"/>
-</w15:commentsEx>
-</file>
-
-<file path=word/commentsExtensible.xml><?xml version="1.0" encoding="utf-8"?>
-<w16cex:commentsExtensible xmlns:wpc="http://schemas.microsoft.com/office/word/2010/wordprocessingCanvas" xmlns:cx="http://schemas.microsoft.com/office/drawing/2014/chartex" xmlns:cx1="http://schemas.microsoft.com/office/drawing/2015/9/8/chartex" xmlns:cx2="http://schemas.microsoft.com/office/drawing/2015/10/21/chartex" xmlns:cx3="http://schemas.microsoft.com/office/drawing/2016/5/9/chartex" xmlns:cx4="http://schemas.microsoft.com/office/drawing/2016/5/10/chartex" xmlns:cx5="http://schemas.microsoft.com/office/drawing/2016/5/11/chartex" xmlns:cx6="http://schemas.microsoft.com/office/drawing/2016/5/12/chartex" xmlns:cx7="http://schemas.microsoft.com/office/drawing/2016/5/13/chartex" xmlns:cx8="http://schemas.microsoft.com/office/drawing/2016/5/14/chartex" xmlns:cr="http://schemas.microsoft.com/office/comments/2020/reactions" xmlns:mc="http://schemas.openxmlformats.org/markup-compatibility/2006" xmlns:aink="http://schemas.microsoft.com/office/drawing/2016/ink" xmlns:am3d="http://schemas.microsoft.com/office/drawing/2017/model3d" xmlns:o="urn:schemas-microsoft-com:office:office" xmlns:oel="http://schemas.microsoft.com/office/2019/extlst" xmlns:r="http://schemas.openxmlformats.org/officeDocument/2006/relationships" xmlns:m="http://schemas.openxmlformats.org/officeDocument/2006/math" xmlns:v="urn:schemas-microsoft-com:vml" xmlns:wp14="http://schemas.microsoft.com/office/word/2010/wordprocessingDrawing" xmlns:wp="http://schemas.openxmlformats.org/drawingml/2006/wordprocessingDrawing" xmlns:w10="urn:schemas-microsoft-com:office:word" xmlns:w="http://schemas.openxmlformats.org/wordprocessingml/2006/main" xmlns:w14="http://schemas.microsoft.com/office/word/2010/wordml" xmlns:w15="http://schemas.microsoft.com/office/word/2012/wordml" xmlns:w16cex="http://schemas.microsoft.com/office/word/2018/wordml/cex" xmlns:w16cid="http://schemas.microsoft.com/office/word/2016/wordml/cid" xmlns:w16="http://schemas.microsoft.com/office/word/2018/wordml" xmlns:w16du="http://schemas.microsoft.com/office/word/2023/wordml/word16du" xmlns:w16sdtdh="http://schemas.microsoft.com/office/word/2020/wordml/sdtdatahash" xmlns:w16sdtfl="http://schemas.microsoft.com/office/word/2024/wordml/sdtformatlock" xmlns:w16se="http://schemas.microsoft.com/office/word/2015/wordml/symex" xmlns:wpg="http://schemas.microsoft.com/office/word/2010/wordprocessingGroup" xmlns:wpi="http://schemas.microsoft.com/office/word/2010/wordprocessingInk" xmlns:wne="http://schemas.microsoft.com/office/word/2006/wordml" xmlns:wps="http://schemas.microsoft.com/office/word/2010/wordprocessingShape" mc:Ignorable="w14 w15 w16se w16cid w16 w16cex w16sdtdh w16sdtfl cr w16du wp14">
-  <w16cex:commentExtensible w16cex:durableId="5D1DCD8B" w16cex:dateUtc="2026-03-05T06:53:00Z"/>
-</w16cex:commentsExtensible>
-</file>
-
-<file path=word/commentsIds.xml><?xml version="1.0" encoding="utf-8"?>
-<w16cid:commentsIds xmlns:wpc="http://schemas.microsoft.com/office/word/2010/wordprocessingCanvas" xmlns:cx="http://schemas.microsoft.com/office/drawing/2014/chartex" xmlns:cx1="http://schemas.microsoft.com/office/drawing/2015/9/8/chartex" xmlns:cx2="http://schemas.microsoft.com/office/drawing/2015/10/21/chartex" xmlns:cx3="http://schemas.microsoft.com/office/drawing/2016/5/9/chartex" xmlns:cx4="http://schemas.microsoft.com/office/drawing/2016/5/10/chartex" xmlns:cx5="http://schemas.microsoft.com/office/drawing/2016/5/11/chartex" xmlns:cx6="http://schemas.microsoft.com/office/drawing/2016/5/12/chartex" xmlns:cx7="http://schemas.microsoft.com/office/drawing/2016/5/13/chartex" xmlns:cx8="http://schemas.microsoft.com/office/drawing/2016/5/14/chartex" xmlns:mc="http://schemas.openxmlformats.org/markup-compatibility/2006" xmlns:aink="http://schemas.microsoft.com/office/drawing/2016/ink" xmlns:am3d="http://schemas.microsoft.com/office/drawing/2017/model3d" xmlns:o="urn:schemas-microsoft-com:office:office" xmlns:oel="http://schemas.microsoft.com/office/2019/extlst" xmlns:r="http://schemas.openxmlformats.org/officeDocument/2006/relationships" xmlns:m="http://schemas.openxmlformats.org/officeDocument/2006/math" xmlns:v="urn:schemas-microsoft-com:vml" xmlns:wp14="http://schemas.microsoft.com/office/word/2010/wordprocessingDrawing" xmlns:wp="http://schemas.openxmlformats.org/drawingml/2006/wordprocessingDrawing" xmlns:w10="urn:schemas-microsoft-com:office:word" xmlns:w="http://schemas.openxmlformats.org/wordprocessingml/2006/main" xmlns:w14="http://schemas.microsoft.com/office/word/2010/wordml" xmlns:w15="http://schemas.microsoft.com/office/word/2012/wordml" xmlns:w16cex="http://schemas.microsoft.com/office/word/2018/wordml/cex" xmlns:w16cid="http://schemas.microsoft.com/office/word/2016/wordml/cid" xmlns:w16="http://schemas.microsoft.com/office/word/2018/wordml" xmlns:w16du="http://schemas.microsoft.com/office/word/2023/wordml/word16du" xmlns:w16sdtdh="http://schemas.microsoft.com/office/word/2020/wordml/sdtdatahash" xmlns:w16sdtfl="http://schemas.microsoft.com/office/word/2024/wordml/sdtformatlock" xmlns:w16se="http://schemas.microsoft.com/office/word/2015/wordml/symex" xmlns:wpg="http://schemas.microsoft.com/office/word/2010/wordprocessingGroup" xmlns:wpi="http://schemas.microsoft.com/office/word/2010/wordprocessingInk" xmlns:wne="http://schemas.microsoft.com/office/word/2006/wordml" xmlns:wps="http://schemas.microsoft.com/office/word/2010/wordprocessingShape" mc:Ignorable="w14 w15 w16se w16cid w16 w16cex w16sdtdh w16sdtfl w16du wp14">
-  <w16cid:commentId w16cid:paraId="75DB38E2" w16cid:durableId="5D1DCD8B"/>
-</w16cid:commentsIds>
 </file>
 
 <file path=word/endnotes.xml><?xml version="1.0" encoding="utf-8"?>
@@ -1731,6 +6250,83 @@
 <file path=word/numbering.xml><?xml version="1.0" encoding="utf-8"?>
 <w:numbering xmlns:wpc="http://schemas.microsoft.com/office/word/2010/wordprocessingCanvas" xmlns:cx="http://schemas.microsoft.com/office/drawing/2014/chartex" xmlns:cx1="http://schemas.microsoft.com/office/drawing/2015/9/8/chartex" xmlns:cx2="http://schemas.microsoft.com/office/drawing/2015/10/21/chartex" xmlns:cx3="http://schemas.microsoft.com/office/drawing/2016/5/9/chartex" xmlns:cx4="http://schemas.microsoft.com/office/drawing/2016/5/10/chartex" xmlns:cx5="http://schemas.microsoft.com/office/drawing/2016/5/11/chartex" xmlns:cx6="http://schemas.microsoft.com/office/drawing/2016/5/12/chartex" xmlns:cx7="http://schemas.microsoft.com/office/drawing/2016/5/13/chartex" xmlns:cx8="http://schemas.microsoft.com/office/drawing/2016/5/14/chartex" xmlns:mc="http://schemas.openxmlformats.org/markup-compatibility/2006" xmlns:aink="http://schemas.microsoft.com/office/drawing/2016/ink" xmlns:am3d="http://schemas.microsoft.com/office/drawing/2017/model3d" xmlns:o="urn:schemas-microsoft-com:office:office" xmlns:oel="http://schemas.microsoft.com/office/2019/extlst" xmlns:r="http://schemas.openxmlformats.org/officeDocument/2006/relationships" xmlns:m="http://schemas.openxmlformats.org/officeDocument/2006/math" xmlns:v="urn:schemas-microsoft-com:vml" xmlns:wp14="http://schemas.microsoft.com/office/word/2010/wordprocessingDrawing" xmlns:wp="http://schemas.openxmlformats.org/drawingml/2006/wordprocessingDrawing" xmlns:w10="urn:schemas-microsoft-com:office:word" xmlns:w="http://schemas.openxmlformats.org/wordprocessingml/2006/main" xmlns:w14="http://schemas.microsoft.com/office/word/2010/wordml" xmlns:w15="http://schemas.microsoft.com/office/word/2012/wordml" xmlns:w16cex="http://schemas.microsoft.com/office/word/2018/wordml/cex" xmlns:w16cid="http://schemas.microsoft.com/office/word/2016/wordml/cid" xmlns:w16="http://schemas.microsoft.com/office/word/2018/wordml" xmlns:w16du="http://schemas.microsoft.com/office/word/2023/wordml/word16du" xmlns:w16sdtdh="http://schemas.microsoft.com/office/word/2020/wordml/sdtdatahash" xmlns:w16sdtfl="http://schemas.microsoft.com/office/word/2024/wordml/sdtformatlock" xmlns:w16se="http://schemas.microsoft.com/office/word/2015/wordml/symex" xmlns:wpg="http://schemas.microsoft.com/office/word/2010/wordprocessingGroup" xmlns:wpi="http://schemas.microsoft.com/office/word/2010/wordprocessingInk" xmlns:wne="http://schemas.microsoft.com/office/word/2006/wordml" xmlns:wps="http://schemas.microsoft.com/office/word/2010/wordprocessingShape" mc:Ignorable="w14 w15 w16se w16cid w16 w16cex w16sdtdh w16sdtfl w16du wp14">
   <w:abstractNum w:abstractNumId="0" w15:restartNumberingAfterBreak="0">
+    <w:nsid w:val="0000A991"/>
+    <w:multiLevelType w:val="multilevel"/>
+    <w:tmpl w:val="604E1F2C"/>
+    <w:lvl w:ilvl="0">
+      <w:numFmt w:val="bullet"/>
+      <w:lvlText w:val="•"/>
+      <w:lvlJc w:val="left"/>
+      <w:pPr>
+        <w:ind w:left="720" w:hanging="480"/>
+      </w:pPr>
+    </w:lvl>
+    <w:lvl w:ilvl="1">
+      <w:numFmt w:val="bullet"/>
+      <w:lvlText w:val="–"/>
+      <w:lvlJc w:val="left"/>
+      <w:pPr>
+        <w:ind w:left="1440" w:hanging="480"/>
+      </w:pPr>
+    </w:lvl>
+    <w:lvl w:ilvl="2">
+      <w:numFmt w:val="bullet"/>
+      <w:lvlText w:val="•"/>
+      <w:lvlJc w:val="left"/>
+      <w:pPr>
+        <w:ind w:left="2160" w:hanging="480"/>
+      </w:pPr>
+    </w:lvl>
+    <w:lvl w:ilvl="3">
+      <w:numFmt w:val="bullet"/>
+      <w:lvlText w:val="–"/>
+      <w:lvlJc w:val="left"/>
+      <w:pPr>
+        <w:ind w:left="2880" w:hanging="480"/>
+      </w:pPr>
+    </w:lvl>
+    <w:lvl w:ilvl="4">
+      <w:numFmt w:val="bullet"/>
+      <w:lvlText w:val="•"/>
+      <w:lvlJc w:val="left"/>
+      <w:pPr>
+        <w:ind w:left="3600" w:hanging="480"/>
+      </w:pPr>
+    </w:lvl>
+    <w:lvl w:ilvl="5">
+      <w:numFmt w:val="bullet"/>
+      <w:lvlText w:val="–"/>
+      <w:lvlJc w:val="left"/>
+      <w:pPr>
+        <w:ind w:left="4320" w:hanging="480"/>
+      </w:pPr>
+    </w:lvl>
+    <w:lvl w:ilvl="6">
+      <w:numFmt w:val="bullet"/>
+      <w:lvlText w:val="•"/>
+      <w:lvlJc w:val="left"/>
+      <w:pPr>
+        <w:ind w:left="5040" w:hanging="480"/>
+      </w:pPr>
+    </w:lvl>
+    <w:lvl w:ilvl="7">
+      <w:numFmt w:val="bullet"/>
+      <w:lvlText w:val="–"/>
+      <w:lvlJc w:val="left"/>
+      <w:pPr>
+        <w:ind w:left="5760" w:hanging="480"/>
+      </w:pPr>
+    </w:lvl>
+    <w:lvl w:ilvl="8">
+      <w:numFmt w:val="bullet"/>
+      <w:lvlText w:val="•"/>
+      <w:lvlJc w:val="left"/>
+      <w:pPr>
+        <w:ind w:left="6480" w:hanging="480"/>
+      </w:pPr>
+    </w:lvl>
+  </w:abstractNum>
+  <w:abstractNum w:abstractNumId="1" w15:restartNumberingAfterBreak="0">
     <w:nsid w:val="04F13FCC"/>
     <w:multiLevelType w:val="hybridMultilevel"/>
     <w:tmpl w:val="6652F726"/>
@@ -1843,7 +6439,93 @@
       </w:rPr>
     </w:lvl>
   </w:abstractNum>
-  <w:abstractNum w:abstractNumId="1" w15:restartNumberingAfterBreak="0">
+  <w:abstractNum w:abstractNumId="2" w15:restartNumberingAfterBreak="0">
+    <w:nsid w:val="261534E1"/>
+    <w:multiLevelType w:val="hybridMultilevel"/>
+    <w:tmpl w:val="B9C4050C"/>
+    <w:lvl w:ilvl="0" w:tplc="30090013">
+      <w:start w:val="1"/>
+      <w:numFmt w:val="upperRoman"/>
+      <w:lvlText w:val="%1."/>
+      <w:lvlJc w:val="right"/>
+      <w:pPr>
+        <w:ind w:left="720" w:hanging="360"/>
+      </w:pPr>
+    </w:lvl>
+    <w:lvl w:ilvl="1" w:tplc="30090019" w:tentative="1">
+      <w:start w:val="1"/>
+      <w:numFmt w:val="lowerLetter"/>
+      <w:lvlText w:val="%2."/>
+      <w:lvlJc w:val="left"/>
+      <w:pPr>
+        <w:ind w:left="1440" w:hanging="360"/>
+      </w:pPr>
+    </w:lvl>
+    <w:lvl w:ilvl="2" w:tplc="3009001B" w:tentative="1">
+      <w:start w:val="1"/>
+      <w:numFmt w:val="lowerRoman"/>
+      <w:lvlText w:val="%3."/>
+      <w:lvlJc w:val="right"/>
+      <w:pPr>
+        <w:ind w:left="2160" w:hanging="180"/>
+      </w:pPr>
+    </w:lvl>
+    <w:lvl w:ilvl="3" w:tplc="3009000F" w:tentative="1">
+      <w:start w:val="1"/>
+      <w:numFmt w:val="decimal"/>
+      <w:lvlText w:val="%4."/>
+      <w:lvlJc w:val="left"/>
+      <w:pPr>
+        <w:ind w:left="2880" w:hanging="360"/>
+      </w:pPr>
+    </w:lvl>
+    <w:lvl w:ilvl="4" w:tplc="30090019" w:tentative="1">
+      <w:start w:val="1"/>
+      <w:numFmt w:val="lowerLetter"/>
+      <w:lvlText w:val="%5."/>
+      <w:lvlJc w:val="left"/>
+      <w:pPr>
+        <w:ind w:left="3600" w:hanging="360"/>
+      </w:pPr>
+    </w:lvl>
+    <w:lvl w:ilvl="5" w:tplc="3009001B" w:tentative="1">
+      <w:start w:val="1"/>
+      <w:numFmt w:val="lowerRoman"/>
+      <w:lvlText w:val="%6."/>
+      <w:lvlJc w:val="right"/>
+      <w:pPr>
+        <w:ind w:left="4320" w:hanging="180"/>
+      </w:pPr>
+    </w:lvl>
+    <w:lvl w:ilvl="6" w:tplc="3009000F" w:tentative="1">
+      <w:start w:val="1"/>
+      <w:numFmt w:val="decimal"/>
+      <w:lvlText w:val="%7."/>
+      <w:lvlJc w:val="left"/>
+      <w:pPr>
+        <w:ind w:left="5040" w:hanging="360"/>
+      </w:pPr>
+    </w:lvl>
+    <w:lvl w:ilvl="7" w:tplc="30090019" w:tentative="1">
+      <w:start w:val="1"/>
+      <w:numFmt w:val="lowerLetter"/>
+      <w:lvlText w:val="%8."/>
+      <w:lvlJc w:val="left"/>
+      <w:pPr>
+        <w:ind w:left="5760" w:hanging="360"/>
+      </w:pPr>
+    </w:lvl>
+    <w:lvl w:ilvl="8" w:tplc="3009001B" w:tentative="1">
+      <w:start w:val="1"/>
+      <w:numFmt w:val="lowerRoman"/>
+      <w:lvlText w:val="%9."/>
+      <w:lvlJc w:val="right"/>
+      <w:pPr>
+        <w:ind w:left="6480" w:hanging="180"/>
+      </w:pPr>
+    </w:lvl>
+  </w:abstractNum>
+  <w:abstractNum w:abstractNumId="3" w15:restartNumberingAfterBreak="0">
     <w:nsid w:val="2C77141A"/>
     <w:multiLevelType w:val="hybridMultilevel"/>
     <w:tmpl w:val="ACA489EC"/>
@@ -1956,7 +6638,7 @@
       </w:rPr>
     </w:lvl>
   </w:abstractNum>
-  <w:abstractNum w:abstractNumId="2" w15:restartNumberingAfterBreak="0">
+  <w:abstractNum w:abstractNumId="4" w15:restartNumberingAfterBreak="0">
     <w:nsid w:val="3C362A46"/>
     <w:multiLevelType w:val="hybridMultilevel"/>
     <w:tmpl w:val="8200A448"/>
@@ -2046,23 +6728,21 @@
     </w:lvl>
   </w:abstractNum>
   <w:num w:numId="1" w16cid:durableId="1551720164">
+    <w:abstractNumId w:val="3"/>
+  </w:num>
+  <w:num w:numId="2" w16cid:durableId="1809007997">
     <w:abstractNumId w:val="1"/>
   </w:num>
-  <w:num w:numId="2" w16cid:durableId="1809007997">
+  <w:num w:numId="3" w16cid:durableId="1895776218">
+    <w:abstractNumId w:val="4"/>
+  </w:num>
+  <w:num w:numId="4" w16cid:durableId="88353888">
+    <w:abstractNumId w:val="2"/>
+  </w:num>
+  <w:num w:numId="5" w16cid:durableId="253249823">
     <w:abstractNumId w:val="0"/>
   </w:num>
-  <w:num w:numId="3" w16cid:durableId="1895776218">
-    <w:abstractNumId w:val="2"/>
-  </w:num>
 </w:numbering>
-</file>
-
-<file path=word/people.xml><?xml version="1.0" encoding="utf-8"?>
-<w15:people xmlns:wpc="http://schemas.microsoft.com/office/word/2010/wordprocessingCanvas" xmlns:cx="http://schemas.microsoft.com/office/drawing/2014/chartex" xmlns:cx1="http://schemas.microsoft.com/office/drawing/2015/9/8/chartex" xmlns:cx2="http://schemas.microsoft.com/office/drawing/2015/10/21/chartex" xmlns:cx3="http://schemas.microsoft.com/office/drawing/2016/5/9/chartex" xmlns:cx4="http://schemas.microsoft.com/office/drawing/2016/5/10/chartex" xmlns:cx5="http://schemas.microsoft.com/office/drawing/2016/5/11/chartex" xmlns:cx6="http://schemas.microsoft.com/office/drawing/2016/5/12/chartex" xmlns:cx7="http://schemas.microsoft.com/office/drawing/2016/5/13/chartex" xmlns:cx8="http://schemas.microsoft.com/office/drawing/2016/5/14/chartex" xmlns:mc="http://schemas.openxmlformats.org/markup-compatibility/2006" xmlns:aink="http://schemas.microsoft.com/office/drawing/2016/ink" xmlns:am3d="http://schemas.microsoft.com/office/drawing/2017/model3d" xmlns:o="urn:schemas-microsoft-com:office:office" xmlns:oel="http://schemas.microsoft.com/office/2019/extlst" xmlns:r="http://schemas.openxmlformats.org/officeDocument/2006/relationships" xmlns:m="http://schemas.openxmlformats.org/officeDocument/2006/math" xmlns:v="urn:schemas-microsoft-com:vml" xmlns:wp14="http://schemas.microsoft.com/office/word/2010/wordprocessingDrawing" xmlns:wp="http://schemas.openxmlformats.org/drawingml/2006/wordprocessingDrawing" xmlns:w10="urn:schemas-microsoft-com:office:word" xmlns:w="http://schemas.openxmlformats.org/wordprocessingml/2006/main" xmlns:w14="http://schemas.microsoft.com/office/word/2010/wordml" xmlns:w15="http://schemas.microsoft.com/office/word/2012/wordml" xmlns:w16cex="http://schemas.microsoft.com/office/word/2018/wordml/cex" xmlns:w16cid="http://schemas.microsoft.com/office/word/2016/wordml/cid" xmlns:w16="http://schemas.microsoft.com/office/word/2018/wordml" xmlns:w16du="http://schemas.microsoft.com/office/word/2023/wordml/word16du" xmlns:w16sdtdh="http://schemas.microsoft.com/office/word/2020/wordml/sdtdatahash" xmlns:w16sdtfl="http://schemas.microsoft.com/office/word/2024/wordml/sdtformatlock" xmlns:w16se="http://schemas.microsoft.com/office/word/2015/wordml/symex" xmlns:wpg="http://schemas.microsoft.com/office/word/2010/wordprocessingGroup" xmlns:wpi="http://schemas.microsoft.com/office/word/2010/wordprocessingInk" xmlns:wne="http://schemas.microsoft.com/office/word/2006/wordml" xmlns:wps="http://schemas.microsoft.com/office/word/2010/wordprocessingShape" mc:Ignorable="w14 w15 w16se w16cid w16 w16cex w16sdtdh w16sdtfl w16du wp14">
-  <w15:person w15:author="Maxwell Mkondiwa">
-    <w15:presenceInfo w15:providerId="Windows Live" w15:userId="840b722011609402"/>
-  </w15:person>
-</w15:people>
 </file>
 
 <file path=word/styles.xml><?xml version="1.0" encoding="utf-8"?>
@@ -2151,7 +6831,7 @@
     <w:lsdException w:name="Closing" w:semiHidden="1" w:unhideWhenUsed="1"/>
     <w:lsdException w:name="Signature" w:semiHidden="1" w:unhideWhenUsed="1"/>
     <w:lsdException w:name="Default Paragraph Font" w:semiHidden="1" w:uiPriority="1" w:unhideWhenUsed="1"/>
-    <w:lsdException w:name="Body Text" w:semiHidden="1" w:unhideWhenUsed="1"/>
+    <w:lsdException w:name="Body Text" w:semiHidden="1" w:uiPriority="0" w:unhideWhenUsed="1" w:qFormat="1"/>
     <w:lsdException w:name="Body Text Indent" w:semiHidden="1" w:unhideWhenUsed="1"/>
     <w:lsdException w:name="List Continue" w:semiHidden="1" w:unhideWhenUsed="1"/>
     <w:lsdException w:name="List Continue 2" w:semiHidden="1" w:unhideWhenUsed="1"/>
@@ -2497,7 +7177,7 @@
     <w:uiPriority w:val="9"/>
     <w:unhideWhenUsed/>
     <w:qFormat/>
-    <w:rsid w:val="007B5C46"/>
+    <w:rsid w:val="005D379D"/>
     <w:pPr>
       <w:keepNext/>
       <w:keepLines/>
@@ -2668,6 +7348,7 @@
   <w:style w:type="character" w:default="1" w:styleId="DefaultParagraphFont">
     <w:name w:val="Default Paragraph Font"/>
     <w:uiPriority w:val="1"/>
+    <w:semiHidden/>
     <w:unhideWhenUsed/>
   </w:style>
   <w:style w:type="table" w:default="1" w:styleId="TableNormal">
@@ -2709,7 +7390,7 @@
     <w:basedOn w:val="DefaultParagraphFont"/>
     <w:link w:val="Heading2"/>
     <w:uiPriority w:val="9"/>
-    <w:rsid w:val="007B5C46"/>
+    <w:rsid w:val="005D379D"/>
     <w:rPr>
       <w:rFonts w:asciiTheme="majorHAnsi" w:eastAsiaTheme="majorEastAsia" w:hAnsiTheme="majorHAnsi" w:cstheme="majorBidi"/>
       <w:color w:val="0F4761" w:themeColor="accent1" w:themeShade="BF"/>
@@ -3111,6 +7792,60 @@
       <w:szCs w:val="20"/>
     </w:rPr>
   </w:style>
+  <w:style w:type="paragraph" w:styleId="BodyText">
+    <w:name w:val="Body Text"/>
+    <w:basedOn w:val="Normal"/>
+    <w:link w:val="BodyTextChar"/>
+    <w:qFormat/>
+    <w:rsid w:val="00383C03"/>
+    <w:pPr>
+      <w:spacing w:before="180" w:after="180" w:line="240" w:lineRule="auto"/>
+    </w:pPr>
+    <w:rPr>
+      <w:kern w:val="0"/>
+      <w:lang w:val="en-US"/>
+      <w14:ligatures w14:val="none"/>
+    </w:rPr>
+  </w:style>
+  <w:style w:type="character" w:customStyle="1" w:styleId="BodyTextChar">
+    <w:name w:val="Body Text Char"/>
+    <w:basedOn w:val="DefaultParagraphFont"/>
+    <w:link w:val="BodyText"/>
+    <w:rsid w:val="00383C03"/>
+    <w:rPr>
+      <w:kern w:val="0"/>
+      <w:lang w:val="en-US"/>
+      <w14:ligatures w14:val="none"/>
+    </w:rPr>
+  </w:style>
+  <w:style w:type="paragraph" w:customStyle="1" w:styleId="FirstParagraph">
+    <w:name w:val="First Paragraph"/>
+    <w:basedOn w:val="BodyText"/>
+    <w:next w:val="BodyText"/>
+    <w:qFormat/>
+    <w:rsid w:val="00DF27C0"/>
+  </w:style>
+  <w:style w:type="paragraph" w:customStyle="1" w:styleId="Compact">
+    <w:name w:val="Compact"/>
+    <w:basedOn w:val="BodyText"/>
+    <w:qFormat/>
+    <w:rsid w:val="00DF27C0"/>
+    <w:pPr>
+      <w:spacing w:before="36" w:after="36"/>
+    </w:pPr>
+  </w:style>
+  <w:style w:type="character" w:styleId="FollowedHyperlink">
+    <w:name w:val="FollowedHyperlink"/>
+    <w:basedOn w:val="DefaultParagraphFont"/>
+    <w:uiPriority w:val="99"/>
+    <w:semiHidden/>
+    <w:unhideWhenUsed/>
+    <w:rsid w:val="00487DBB"/>
+    <w:rPr>
+      <w:color w:val="96607D" w:themeColor="followedHyperlink"/>
+      <w:u w:val="single"/>
+    </w:rPr>
+  </w:style>
 </w:styles>
 </file>
 

--- a/2026/NIAP/Slides and notes/Lecture notes_Causal machine learning.docx
+++ b/2026/NIAP/Slides and notes/Lecture notes_Causal machine learning.docx
@@ -509,19 +509,11 @@
         </w:rPr>
         <w:t xml:space="preserve">. Source: </w:t>
       </w:r>
-      <w:proofErr w:type="spellStart"/>
       <w:r>
         <w:rPr>
           <w:lang w:val="en-US"/>
         </w:rPr>
-        <w:t>Mkondiwa</w:t>
-      </w:r>
-      <w:proofErr w:type="spellEnd"/>
-      <w:r>
-        <w:rPr>
-          <w:lang w:val="en-US"/>
-        </w:rPr>
-        <w:t xml:space="preserve"> et al (2023)</w:t>
+        <w:t>Mkondiwa et al (2023)</w:t>
       </w:r>
       <w:r>
         <w:rPr>
@@ -3447,7 +3439,16 @@
                     <w:rPr>
                       <w:rFonts w:ascii="Cambria Math" w:eastAsiaTheme="minorEastAsia" w:hAnsi="Cambria Math"/>
                     </w:rPr>
-                    <m:t>-1</m:t>
+                    <m:t>-</m:t>
+                  </m:r>
+                  <m:r>
+                    <m:rPr>
+                      <m:sty m:val="p"/>
+                    </m:rPr>
+                    <w:rPr>
+                      <w:rFonts w:ascii="Cambria Math" w:eastAsiaTheme="minorEastAsia" w:hAnsi="Cambria Math"/>
+                    </w:rPr>
+                    <m:t>1</m:t>
                   </m:r>
                 </m:e>
               </m:d>
@@ -4793,15 +4794,7 @@
         <w:t>Examples:</w:t>
       </w:r>
       <w:r>
-        <w:t xml:space="preserve"> </w:t>
-      </w:r>
-      <w:proofErr w:type="spellStart"/>
-      <w:r>
-        <w:t>Mkondiwa</w:t>
-      </w:r>
-      <w:proofErr w:type="spellEnd"/>
-      <w:r>
-        <w:t xml:space="preserve"> et al 2025 on heterogenous impacts of droughts on rice crop management and yields in Bihar</w:t>
+        <w:t xml:space="preserve"> Mkondiwa et al 2025 on heterogenous impacts of droughts on rice crop management and yields in Bihar</w:t>
       </w:r>
       <w:r>
         <w:t>.</w:t>
@@ -4894,15 +4887,7 @@
         <w:t>and</w:t>
       </w:r>
       <w:r>
-        <w:t xml:space="preserve"> </w:t>
-      </w:r>
-      <w:proofErr w:type="spellStart"/>
-      <w:r>
-        <w:t>Mkondiwa</w:t>
-      </w:r>
-      <w:proofErr w:type="spellEnd"/>
-      <w:r>
-        <w:t xml:space="preserve"> </w:t>
+        <w:t xml:space="preserve"> Mkondiwa </w:t>
       </w:r>
       <w:r>
         <w:t xml:space="preserve">and Chamberlin </w:t>
@@ -4964,15 +4949,7 @@
         </w:r>
       </w:hyperlink>
       <w:r>
-        <w:t xml:space="preserve"> (</w:t>
-      </w:r>
-      <w:proofErr w:type="spellStart"/>
-      <w:r>
-        <w:t>Mkondiwa</w:t>
-      </w:r>
-      <w:proofErr w:type="spellEnd"/>
-      <w:r>
-        <w:t xml:space="preserve"> </w:t>
+        <w:t xml:space="preserve"> (Mkondiwa </w:t>
       </w:r>
       <w:r>
         <w:t>and Chamberlin 2024).</w:t>
@@ -5128,15 +5105,7 @@
         <w:t>See for</w:t>
       </w:r>
       <w:r>
-        <w:t xml:space="preserve"> example, </w:t>
-      </w:r>
-      <w:proofErr w:type="spellStart"/>
-      <w:r>
-        <w:t>Mkondiwa</w:t>
-      </w:r>
-      <w:proofErr w:type="spellEnd"/>
-      <w:r>
-        <w:t xml:space="preserve"> and Chamberlin (2024).  </w:t>
+        <w:t xml:space="preserve"> example, Mkondiwa and Chamberlin (2024).  </w:t>
       </w:r>
     </w:p>
     <w:p>
@@ -5230,11 +5199,9 @@
       <w:r>
         <w:t xml:space="preserve">For book length and detailed learning of the tools in this course, please read the following manuals: </w:t>
       </w:r>
-      <w:proofErr w:type="spellStart"/>
       <w:r>
         <w:t>Mkondiwa</w:t>
       </w:r>
-      <w:proofErr w:type="spellEnd"/>
       <w:r>
         <w:t xml:space="preserve"> et al (2024), </w:t>
       </w:r>
@@ -5931,13 +5898,7 @@
         <w:rPr>
           <w:lang w:val="sv-SE"/>
         </w:rPr>
-        <w:t>Stetter, C., Mennig, P., a</w:t>
-      </w:r>
-      <w:r>
-        <w:rPr>
-          <w:lang w:val="sv-SE"/>
-        </w:rPr>
-        <w:t>nd Sauer</w:t>
+        <w:t>Stetter, C., Mennig, P., and Sauer</w:t>
       </w:r>
       <w:r>
         <w:rPr>
@@ -5988,24 +5949,59 @@
         <w:ind w:left="851" w:hanging="851"/>
       </w:pPr>
       <w:r>
-        <w:t xml:space="preserve">Schmidt, L., </w:t>
-      </w:r>
-      <w:proofErr w:type="spellStart"/>
-      <w:r>
-        <w:t>Odening</w:t>
-      </w:r>
-      <w:proofErr w:type="spellEnd"/>
-      <w:r>
-        <w:t xml:space="preserve">, M., and Ritter, M. </w:t>
-      </w:r>
-      <w:r>
-        <w:t xml:space="preserve">2024. “Do non-farmers pay more for land than farmers?”. </w:t>
+        <w:t xml:space="preserve">Stetter, C., Huber, R., and Finger, R. </w:t>
+      </w:r>
+      <w:r>
+        <w:t>2024. “Agricultural land use modelling and climate change adaptation: A reinforcement learning approach”.</w:t>
+      </w:r>
+      <w:r>
+        <w:t xml:space="preserve"> </w:t>
       </w:r>
       <w:r>
         <w:rPr>
           <w:i/>
           <w:iCs/>
         </w:rPr>
+        <w:t>Applied Economic Perspectives and Policy</w:t>
+      </w:r>
+      <w:r>
+        <w:t xml:space="preserve"> 46 (4): 1379-1405. Doi: </w:t>
+      </w:r>
+      <w:hyperlink r:id="rId31" w:history="1">
+        <w:r>
+          <w:rPr>
+            <w:rStyle w:val="Hyperlink"/>
+          </w:rPr>
+          <w:t>https://doi.org/10.1002/aepp.13448</w:t>
+        </w:r>
+      </w:hyperlink>
+      <w:r>
+        <w:t xml:space="preserve">. </w:t>
+      </w:r>
+    </w:p>
+    <w:p>
+      <w:pPr>
+        <w:ind w:left="851" w:hanging="851"/>
+      </w:pPr>
+      <w:r>
+        <w:t xml:space="preserve">Schmidt, L., </w:t>
+      </w:r>
+      <w:proofErr w:type="spellStart"/>
+      <w:r>
+        <w:t>Odening</w:t>
+      </w:r>
+      <w:proofErr w:type="spellEnd"/>
+      <w:r>
+        <w:t xml:space="preserve">, M., and Ritter, M. </w:t>
+      </w:r>
+      <w:r>
+        <w:t xml:space="preserve">2024. “Do non-farmers pay more for land than farmers?”. </w:t>
+      </w:r>
+      <w:r>
+        <w:rPr>
+          <w:i/>
+          <w:iCs/>
+        </w:rPr>
         <w:t>European Review of Agricultural Economics</w:t>
       </w:r>
       <w:r>
@@ -6014,7 +6010,7 @@
       <w:r>
         <w:t xml:space="preserve">51 (4): 1094-1128. Doi: </w:t>
       </w:r>
-      <w:hyperlink r:id="rId31" w:history="1">
+      <w:hyperlink r:id="rId32" w:history="1">
         <w:r>
           <w:rPr>
             <w:rStyle w:val="Hyperlink"/>
@@ -6047,7 +6043,7 @@
       <w:r>
         <w:t xml:space="preserve">47 (3): 849-892. Doi: </w:t>
       </w:r>
-      <w:hyperlink r:id="rId32" w:history="1">
+      <w:hyperlink r:id="rId33" w:history="1">
         <w:r>
           <w:rPr>
             <w:rStyle w:val="Hyperlink"/>
@@ -6079,7 +6075,7 @@
       <w:r>
         <w:t xml:space="preserve"> 231: 104555. Doi: </w:t>
       </w:r>
-      <w:hyperlink r:id="rId33" w:tgtFrame="_blank" w:tooltip="Persistent link using digital object identifier" w:history="1">
+      <w:hyperlink r:id="rId34" w:tgtFrame="_blank" w:tooltip="Persistent link using digital object identifier" w:history="1">
         <w:r>
           <w:rPr>
             <w:rStyle w:val="Hyperlink"/>
@@ -6117,7 +6113,7 @@
       <w:r>
         <w:t xml:space="preserve">30 (11): e17556. Doi: </w:t>
       </w:r>
-      <w:hyperlink r:id="rId34" w:history="1">
+      <w:hyperlink r:id="rId35" w:history="1">
         <w:r>
           <w:rPr>
             <w:rStyle w:val="Hyperlink"/>
@@ -6134,7 +6130,7 @@
     <w:p/>
     <w:p/>
     <w:sectPr>
-      <w:footerReference w:type="default" r:id="rId35"/>
+      <w:footerReference w:type="default" r:id="rId36"/>
       <w:pgSz w:w="11906" w:h="16838"/>
       <w:pgMar w:top="1440" w:right="1440" w:bottom="1440" w:left="1440" w:header="708" w:footer="708" w:gutter="0"/>
       <w:cols w:space="708"/>
@@ -7348,7 +7344,6 @@
   <w:style w:type="character" w:default="1" w:styleId="DefaultParagraphFont">
     <w:name w:val="Default Paragraph Font"/>
     <w:uiPriority w:val="1"/>
-    <w:semiHidden/>
     <w:unhideWhenUsed/>
   </w:style>
   <w:style w:type="table" w:default="1" w:styleId="TableNormal">
